--- a/docs/Черновик_ТЗ_развитие_ИИ-сметчика_этап_2_2026-09-27.docx
+++ b/docs/Черновик_ТЗ_развитие_ИИ-сметчика_этап_2_2026-09-27.docx
@@ -21,62 +21,24 @@
       </w:r>
     </w:p>
     <w:p>
-      <w:pPr>
-        <w:spacing w:after="160"/>
-        <w:jc w:val="center"/>
-        <w:widowControl/>
-      </w:pPr>
-      <w:r>
-        <w:t>Версия документа: 0.3 от 27.09.2026.</w:t>
-      </w:r>
-    </w:p>
-    <w:p>
-      <w:pPr>
-        <w:spacing w:after="160"/>
-        <w:jc w:val="center"/>
-        <w:widowControl/>
-      </w:pPr>
-      <w:r>
-        <w:t>Статус: рабочий черновик для согласования состава, этапов, сроков и стоимости.</w:t>
-      </w:r>
-    </w:p>
-    <w:p>
-      <w:pPr>
-        <w:spacing w:after="160"/>
-        <w:jc w:val="center"/>
-        <w:widowControl/>
-      </w:pPr>
-      <w:r>
-        <w:t>Юридические формулировки, порядок оплаты и дата начала работ заполняются в договоре.</w:t>
-      </w:r>
-    </w:p>
-    <w:p>
-      <w:pPr>
-        <w:widowControl/>
-      </w:pPr>
-    </w:p>
-    <w:p>
-      <w:pPr>
-        <w:widowControl/>
-      </w:pPr>
-      <w:r>
-        <w:br w:type="page"/>
-      </w:r>
-    </w:p>
-    <w:p>
-      <w:pPr>
-        <w:pStyle w:val="Heading1"/>
-        <w:widowControl/>
+      <w:r>
+        <w:t>Версия документа: 0.5 от 27.09.2026.</w:t>
+      </w:r>
+    </w:p>
+    <w:p>
+      <w:r>
+        <w:t>Статус: рабочий черновик для согласования состава, этапов, сроков и стоимости. Юридические формулировки, порядок оплаты и дата начала работ заполняются в договоре.</w:t>
+      </w:r>
+    </w:p>
+    <w:p>
+      <w:pPr>
+        <w:pStyle w:val="Heading2"/>
       </w:pPr>
       <w:r>
         <w:t>1. Общая цель</w:t>
       </w:r>
     </w:p>
     <w:p>
-      <w:pPr>
-        <w:jc w:val="both"/>
-        <w:widowControl/>
-      </w:pPr>
       <w:r>
         <w:t>Развить существующий полуавтоматический ИИ-сметчик для подготовки полной сметы строительства коробки жилого дома:</w:t>
       </w:r>
@@ -84,7 +46,6 @@
     <w:p>
       <w:pPr>
         <w:pStyle w:val="ListBullet"/>
-        <w:widowControl/>
       </w:pPr>
       <w:r>
         <w:t>добавить новые расчётные разделы, ранее не входившие в систему;</w:t>
@@ -93,7 +54,6 @@
     <w:p>
       <w:pPr>
         <w:pStyle w:val="ListBullet"/>
-        <w:widowControl/>
       </w:pPr>
       <w:r>
         <w:t>добавить шаблонный раздел подготовительных работ без зависимости от PDF;</w:t>
@@ -102,7 +62,6 @@
     <w:p>
       <w:pPr>
         <w:pStyle w:val="ListBullet"/>
-        <w:widowControl/>
       </w:pPr>
       <w:r>
         <w:t>переработать гидроизоляцию фундамента с учетом ростверка;</w:t>
@@ -111,7 +70,6 @@
     <w:p>
       <w:pPr>
         <w:pStyle w:val="ListBullet"/>
-        <w:widowControl/>
       </w:pPr>
       <w:r>
         <w:t>обеспечить формирование динамического количества повторяющихся конструкций;</w:t>
@@ -120,7 +78,6 @@
     <w:p>
       <w:pPr>
         <w:pStyle w:val="ListBullet"/>
-        <w:widowControl/>
       </w:pPr>
       <w:r>
         <w:t>формировать правую часть себестоимости с рабочими формулами и проверочными подсказками;</w:t>
@@ -129,132 +86,171 @@
     <w:p>
       <w:pPr>
         <w:pStyle w:val="ListBullet"/>
-        <w:widowControl/>
-      </w:pPr>
-      <w:r>
-        <w:t>сформировать левую клиентскую часть в том же файле сметы;</w:t>
+      </w:pPr>
+      <w:r>
+        <w:t>сформировать левую клиентскую часть в том же файле итоговой сметы;</w:t>
       </w:r>
     </w:p>
     <w:p>
       <w:pPr>
         <w:pStyle w:val="ListBullet"/>
-        <w:widowControl/>
-      </w:pPr>
-      <w:r>
-        <w:t>объединить все существующие и новые разделы в одну редактируемую Google-смету;</w:t>
+      </w:pPr>
+      <w:r>
+        <w:t>объединить все существующие и новые разделы в одну редактируемую Excel-смету;</w:t>
       </w:r>
     </w:p>
     <w:p>
       <w:pPr>
         <w:pStyle w:val="ListBullet"/>
-        <w:widowControl/>
+      </w:pPr>
+      <w:r>
+        <w:t>использовать Google Sheets для промежуточной проверки себестоимости, а не как</w:t>
+      </w:r>
+    </w:p>
+    <w:p>
+      <w:r>
+        <w:t>источник точной печатной компоновки итогового файла;</w:t>
+      </w:r>
+    </w:p>
+    <w:p>
+      <w:pPr>
+        <w:pStyle w:val="ListBullet"/>
       </w:pPr>
       <w:r>
         <w:t>подготовить production-версию Telegram-бота и развернуть ее на сервере Заказчика.</w:t>
       </w:r>
     </w:p>
     <w:p>
-      <w:pPr>
-        <w:jc w:val="both"/>
-        <w:widowControl/>
-      </w:pPr>
       <w:r>
         <w:t>Система предназначена для ускорения работы сметчика, но не заменяет его профессиональную проверку.</w:t>
       </w:r>
     </w:p>
     <w:p>
       <w:pPr>
-        <w:pStyle w:val="Heading1"/>
-        <w:widowControl/>
+        <w:pStyle w:val="Heading2"/>
       </w:pPr>
       <w:r>
         <w:t>2. Исходное состояние</w:t>
       </w:r>
     </w:p>
     <w:p>
-      <w:pPr>
-        <w:jc w:val="both"/>
-        <w:widowControl/>
-      </w:pPr>
       <w:r>
         <w:t>К началу Этапа 2 реализованы семь расчётных модулей:</w:t>
       </w:r>
     </w:p>
     <w:p>
       <w:pPr>
-        <w:pStyle w:val="ListNumber"/>
-        <w:widowControl/>
-      </w:pPr>
+        <w:spacing w:after="60"/>
+        <w:ind w:left="369" w:hanging="369"/>
+      </w:pPr>
+      <w:r>
+        <w:rPr>
+          <w:b/>
+        </w:rPr>
+        <w:t xml:space="preserve">1. </w:t>
+      </w:r>
       <w:r>
         <w:t>Земляные работы.</w:t>
       </w:r>
     </w:p>
     <w:p>
       <w:pPr>
-        <w:pStyle w:val="ListNumber"/>
-        <w:widowControl/>
-      </w:pPr>
+        <w:spacing w:after="60"/>
+        <w:ind w:left="369" w:hanging="369"/>
+      </w:pPr>
+      <w:r>
+        <w:rPr>
+          <w:b/>
+        </w:rPr>
+        <w:t xml:space="preserve">2. </w:t>
+      </w:r>
       <w:r>
         <w:t>Фундаментная плита.</w:t>
       </w:r>
     </w:p>
     <w:p>
       <w:pPr>
-        <w:pStyle w:val="ListNumber"/>
-        <w:widowControl/>
-      </w:pPr>
+        <w:spacing w:after="60"/>
+        <w:ind w:left="369" w:hanging="369"/>
+      </w:pPr>
+      <w:r>
+        <w:rPr>
+          <w:b/>
+        </w:rPr>
+        <w:t xml:space="preserve">3. </w:t>
+      </w:r>
       <w:r>
         <w:t>Гидроизоляция фундамента.</w:t>
       </w:r>
     </w:p>
     <w:p>
       <w:pPr>
-        <w:pStyle w:val="ListNumber"/>
-        <w:widowControl/>
-      </w:pPr>
+        <w:spacing w:after="60"/>
+        <w:ind w:left="369" w:hanging="369"/>
+      </w:pPr>
+      <w:r>
+        <w:rPr>
+          <w:b/>
+        </w:rPr>
+        <w:t xml:space="preserve">4. </w:t>
+      </w:r>
       <w:r>
         <w:t>Несущие стены и перемычки.</w:t>
       </w:r>
     </w:p>
     <w:p>
       <w:pPr>
-        <w:pStyle w:val="ListNumber"/>
-        <w:widowControl/>
-      </w:pPr>
+        <w:spacing w:after="60"/>
+        <w:ind w:left="369" w:hanging="369"/>
+      </w:pPr>
+      <w:r>
+        <w:rPr>
+          <w:b/>
+        </w:rPr>
+        <w:t xml:space="preserve">5. </w:t>
+      </w:r>
       <w:r>
         <w:t>Плиты перекрытия.</w:t>
       </w:r>
     </w:p>
     <w:p>
       <w:pPr>
-        <w:pStyle w:val="ListNumber"/>
-        <w:widowControl/>
-      </w:pPr>
+        <w:spacing w:after="60"/>
+        <w:ind w:left="369" w:hanging="369"/>
+      </w:pPr>
+      <w:r>
+        <w:rPr>
+          <w:b/>
+        </w:rPr>
+        <w:t xml:space="preserve">6. </w:t>
+      </w:r>
       <w:r>
         <w:t>Плоская кровля.</w:t>
       </w:r>
     </w:p>
     <w:p>
       <w:pPr>
-        <w:pStyle w:val="ListNumber"/>
-        <w:widowControl/>
-      </w:pPr>
+        <w:spacing w:after="60"/>
+        <w:ind w:left="369" w:hanging="369"/>
+      </w:pPr>
+      <w:r>
+        <w:rPr>
+          <w:b/>
+        </w:rPr>
+        <w:t xml:space="preserve">7. </w:t>
+      </w:r>
       <w:r>
         <w:t>Вентиляционные каналы Schiedel.</w:t>
       </w:r>
     </w:p>
     <w:p>
-      <w:pPr>
-        <w:jc w:val="both"/>
-        <w:widowControl/>
-      </w:pPr>
       <w:r>
         <w:t xml:space="preserve">В прежнем Техническом задании было указано восемь разделов, поскольку плиты перекрытия первого и второго этажей были перечислены отдельно. Фактически в программной архитектуре это один динамический модуль </w:t>
       </w:r>
       <w:r>
         <w:rPr>
-          <w:rFonts w:ascii="Courier New" w:hAnsi="Courier New" w:eastAsia="Courier New"/>
-          <w:color w:val="404040"/>
+          <w:rFonts w:ascii="Courier New" w:hAnsi="Courier New"/>
+          <w:color w:val="374151"/>
           <w:sz w:val="19"/>
         </w:rPr>
         <w:t>Плиты перекрытия</w:t>
@@ -264,10 +260,6 @@
       </w:r>
     </w:p>
     <w:p>
-      <w:pPr>
-        <w:jc w:val="both"/>
-        <w:widowControl/>
-      </w:pPr>
       <w:r>
         <w:t>Повторная разработка этих семи калькуляторов с нуля в Этап 2 не входит. Входит:</w:t>
       </w:r>
@@ -275,7 +267,6 @@
     <w:p>
       <w:pPr>
         <w:pStyle w:val="ListBullet"/>
-        <w:widowControl/>
       </w:pPr>
       <w:r>
         <w:t>сохранение их работоспособности и регрессионная проверка;</w:t>
@@ -284,7 +275,6 @@
     <w:p>
       <w:pPr>
         <w:pStyle w:val="ListBullet"/>
-        <w:widowControl/>
       </w:pPr>
       <w:r>
         <w:t>приведение их экспорта к общему стандарту формул и подсказок;</w:t>
@@ -293,7 +283,6 @@
     <w:p>
       <w:pPr>
         <w:pStyle w:val="ListBullet"/>
-        <w:widowControl/>
       </w:pPr>
       <w:r>
         <w:t>включение в единую полную смету;</w:t>
@@ -302,7 +291,6 @@
     <w:p>
       <w:pPr>
         <w:pStyle w:val="ListBullet"/>
-        <w:widowControl/>
       </w:pPr>
       <w:r>
         <w:t>целевая переработка гидроизоляции, описанная в разделе 5.2.</w:t>
@@ -310,18 +298,13 @@
     </w:p>
     <w:p>
       <w:pPr>
-        <w:pStyle w:val="Heading1"/>
-        <w:widowControl/>
+        <w:pStyle w:val="Heading2"/>
       </w:pPr>
       <w:r>
         <w:t>3. Принцип работы системы</w:t>
       </w:r>
     </w:p>
     <w:p>
-      <w:pPr>
-        <w:jc w:val="both"/>
-        <w:widowControl/>
-      </w:pPr>
       <w:r>
         <w:t>AI используется для:</w:t>
       </w:r>
@@ -329,7 +312,6 @@
     <w:p>
       <w:pPr>
         <w:pStyle w:val="ListBullet"/>
-        <w:widowControl/>
       </w:pPr>
       <w:r>
         <w:t>чтения и структурированного извлечения данных из проектной документации;</w:t>
@@ -338,7 +320,6 @@
     <w:p>
       <w:pPr>
         <w:pStyle w:val="ListBullet"/>
-        <w:widowControl/>
       </w:pPr>
       <w:r>
         <w:t>поиска таблиц спецификаций, обозначений и конкурирующих значений;</w:t>
@@ -347,7 +328,6 @@
     <w:p>
       <w:pPr>
         <w:pStyle w:val="ListBullet"/>
-        <w:widowControl/>
       </w:pPr>
       <w:r>
         <w:t>нормализации наименований;</w:t>
@@ -356,7 +336,6 @@
     <w:p>
       <w:pPr>
         <w:pStyle w:val="ListBullet"/>
-        <w:widowControl/>
       </w:pPr>
       <w:r>
         <w:t>формирования ссылок на файл и страницу источника;</w:t>
@@ -365,17 +344,12 @@
     <w:p>
       <w:pPr>
         <w:pStyle w:val="ListBullet"/>
-        <w:widowControl/>
       </w:pPr>
       <w:r>
         <w:t>выявления отсутствующих и противоречивых данных.</w:t>
       </w:r>
     </w:p>
     <w:p>
-      <w:pPr>
-        <w:jc w:val="both"/>
-        <w:widowControl/>
-      </w:pPr>
       <w:r>
         <w:t>Расчёт сметы выполняется детерминированно программным кодом:</w:t>
       </w:r>
@@ -383,7 +357,6 @@
     <w:p>
       <w:pPr>
         <w:pStyle w:val="ListBullet"/>
-        <w:widowControl/>
       </w:pPr>
       <w:r>
         <w:t>по заранее разработанным формулам;</w:t>
@@ -392,7 +365,6 @@
     <w:p>
       <w:pPr>
         <w:pStyle w:val="ListBullet"/>
-        <w:widowControl/>
       </w:pPr>
       <w:r>
         <w:t>по подтвержденным правилам Елены;</w:t>
@@ -401,7 +373,6 @@
     <w:p>
       <w:pPr>
         <w:pStyle w:val="ListBullet"/>
-        <w:widowControl/>
       </w:pPr>
       <w:r>
         <w:t>по актуальному справочнику цен;</w:t>
@@ -410,25 +381,19 @@
     <w:p>
       <w:pPr>
         <w:pStyle w:val="ListBullet"/>
-        <w:widowControl/>
       </w:pPr>
       <w:r>
         <w:t>после обязательной проверки исходных данных специалистом Заказчика.</w:t>
       </w:r>
     </w:p>
     <w:p>
-      <w:pPr>
-        <w:jc w:val="both"/>
-        <w:widowControl/>
-      </w:pPr>
       <w:r>
         <w:t>Языковая модель не создаёт новые формулы расчёта самостоятельно и не принимает инженерные решения вместо специалиста.</w:t>
       </w:r>
     </w:p>
     <w:p>
       <w:pPr>
-        <w:pStyle w:val="Heading1"/>
-        <w:widowControl/>
+        <w:pStyle w:val="Heading2"/>
       </w:pPr>
       <w:r>
         <w:t>4. Производственный сценарий</w:t>
@@ -436,15 +401,13 @@
     </w:p>
     <w:p>
       <w:pPr>
-        <w:keepLines/>
-        <w:spacing w:before="60" w:after="120"/>
-        <w:ind w:left="283" w:right="170"/>
-        <w:shd w:fill="F2F2F2"/>
-        <w:widowControl/>
+        <w:spacing w:before="60" w:after="140"/>
+        <w:ind w:left="283" w:right="283"/>
+        <w:shd w:fill="F1F5F9"/>
       </w:pPr>
       <w:r>
         <w:rPr>
-          <w:rFonts w:ascii="Courier New" w:hAnsi="Courier New" w:eastAsia="Courier New"/>
+          <w:rFonts w:ascii="Courier New" w:hAnsi="Courier New"/>
           <w:sz w:val="17"/>
         </w:rPr>
         <w:t>полный комплект PDF проекта</w:t>
@@ -457,37 +420,46 @@
         <w:br/>
         <w:t xml:space="preserve">    -&gt; подтверждение правой части</w:t>
         <w:br/>
-        <w:t xml:space="preserve">    -&gt; создание одной полной Google-сметы</w:t>
+        <w:t xml:space="preserve">    -&gt; прямое создание одной полной Excel-сметы (.xlsx)</w:t>
         <w:br/>
-        <w:t xml:space="preserve">    -&gt; формирование клиентской части в этом же файле</w:t>
+        <w:t xml:space="preserve">    -&gt; формирование клиентской части в этой же Excel-книге</w:t>
+        <w:br/>
+        <w:t xml:space="preserve">    -&gt; настройка печатной области A:I</w:t>
         <w:br/>
         <w:t xml:space="preserve">    -&gt; ручная финальная проверка</w:t>
         <w:br/>
-        <w:t xml:space="preserve">    -&gt; готовая смета и клиентская выдача</w:t>
-      </w:r>
-    </w:p>
-    <w:p>
-      <w:pPr>
-        <w:jc w:val="both"/>
-        <w:widowControl/>
-      </w:pPr>
+        <w:t xml:space="preserve">    -&gt; полная внутренняя смета .xlsx и клиентская печатная выдача</w:t>
+      </w:r>
+    </w:p>
+    <w:p>
       <w:r>
         <w:t>Отдельная промежуточная таблица для клиентской части не создаётся.</w:t>
       </w:r>
     </w:p>
     <w:p>
-      <w:pPr>
-        <w:jc w:val="both"/>
-        <w:widowControl/>
-      </w:pPr>
+      <w:r>
+        <w:t xml:space="preserve">Итоговая смета генерируется программой напрямую в формате </w:t>
+      </w:r>
+      <w:r>
+        <w:rPr>
+          <w:rFonts w:ascii="Courier New" w:hAnsi="Courier New"/>
+          <w:color w:val="374151"/>
+          <w:sz w:val="19"/>
+        </w:rPr>
+        <w:t>.xlsx</w:t>
+      </w:r>
+      <w:r>
+        <w:t>, а не путём конвертации Google Sheets в Excel. Готовый файл допускается хранить на Google Drive без преобразования в формат Google Sheets.</w:t>
+      </w:r>
+    </w:p>
+    <w:p>
       <w:r>
         <w:t>Параметры шаблонных разделов, отсутствующие в PDF, добавляются в промежуточную таблицу как явные поля сметчика и проходят такое же обязательное подтверждение.</w:t>
       </w:r>
     </w:p>
     <w:p>
       <w:pPr>
-        <w:pStyle w:val="Heading1"/>
-        <w:widowControl/>
+        <w:pStyle w:val="Heading2"/>
       </w:pPr>
       <w:r>
         <w:t>5. Состав работ</w:t>
@@ -495,18 +467,13 @@
     </w:p>
     <w:p>
       <w:pPr>
-        <w:pStyle w:val="Heading2"/>
-        <w:widowControl/>
+        <w:pStyle w:val="Heading3"/>
       </w:pPr>
       <w:r>
         <w:t>5.1. Общая формульная архитектура</w:t>
       </w:r>
     </w:p>
     <w:p>
-      <w:pPr>
-        <w:jc w:val="both"/>
-        <w:widowControl/>
-      </w:pPr>
       <w:r>
         <w:t>Необходимо реализовать единый механизм:</w:t>
       </w:r>
@@ -514,7 +481,6 @@
     <w:p>
       <w:pPr>
         <w:pStyle w:val="ListBullet"/>
-        <w:widowControl/>
       </w:pPr>
       <w:r>
         <w:t>динамической карты разделов и строк конкретного проекта;</w:t>
@@ -523,15 +489,14 @@
     <w:p>
       <w:pPr>
         <w:pStyle w:val="ListBullet"/>
-        <w:widowControl/>
       </w:pPr>
       <w:r>
         <w:t xml:space="preserve">устойчивых технических идентификаторов </w:t>
       </w:r>
       <w:r>
         <w:rPr>
-          <w:rFonts w:ascii="Courier New" w:hAnsi="Courier New" w:eastAsia="Courier New"/>
-          <w:color w:val="404040"/>
+          <w:rFonts w:ascii="Courier New" w:hAnsi="Courier New"/>
+          <w:color w:val="374151"/>
           <w:sz w:val="19"/>
         </w:rPr>
         <w:t>section_id</w:t>
@@ -541,8 +506,8 @@
       </w:r>
       <w:r>
         <w:rPr>
-          <w:rFonts w:ascii="Courier New" w:hAnsi="Courier New" w:eastAsia="Courier New"/>
-          <w:color w:val="404040"/>
+          <w:rFonts w:ascii="Courier New" w:hAnsi="Courier New"/>
+          <w:color w:val="374151"/>
           <w:sz w:val="19"/>
         </w:rPr>
         <w:t>line_id</w:t>
@@ -554,7 +519,6 @@
     <w:p>
       <w:pPr>
         <w:pStyle w:val="ListBullet"/>
-        <w:widowControl/>
       </w:pPr>
       <w:r>
         <w:t>записи формул по фактическим адресам ячеек;</w:t>
@@ -563,7 +527,6 @@
     <w:p>
       <w:pPr>
         <w:pStyle w:val="ListBullet"/>
-        <w:widowControl/>
       </w:pPr>
       <w:r>
         <w:t>переноса подтвержденных данных из промежуточной таблицы;</w:t>
@@ -572,7 +535,6 @@
     <w:p>
       <w:pPr>
         <w:pStyle w:val="ListBullet"/>
-        <w:widowControl/>
       </w:pPr>
       <w:r>
         <w:t>сохранения нулевых строк шаблона Елены;</w:t>
@@ -581,7 +543,6 @@
     <w:p>
       <w:pPr>
         <w:pStyle w:val="ListBullet"/>
-        <w:widowControl/>
       </w:pPr>
       <w:r>
         <w:t>проверки наличия обязательных формул и цен;</w:t>
@@ -590,143 +551,273 @@
     <w:p>
       <w:pPr>
         <w:pStyle w:val="ListBullet"/>
-        <w:widowControl/>
       </w:pPr>
       <w:r>
         <w:t>формирования правых подсказок и предупреждений.</w:t>
       </w:r>
     </w:p>
     <w:p>
-      <w:pPr>
-        <w:jc w:val="both"/>
-        <w:widowControl/>
-      </w:pPr>
       <w:r>
         <w:t>Жестко заданные номера строк конкретного эталонного проекта использовать нельзя.</w:t>
       </w:r>
     </w:p>
     <w:p>
       <w:pPr>
-        <w:pStyle w:val="Heading2"/>
-        <w:widowControl/>
+        <w:pStyle w:val="Heading3"/>
       </w:pPr>
       <w:r>
         <w:t>5.2. Переработка раздела гидроизоляции</w:t>
       </w:r>
     </w:p>
     <w:p>
-      <w:pPr>
-        <w:jc w:val="both"/>
-        <w:widowControl/>
-      </w:pPr>
       <w:r>
         <w:t>Существующий калькулятор гидроизоляции необходимо сделать универсальным для разных типов фундамента.</w:t>
       </w:r>
     </w:p>
     <w:p>
-      <w:pPr>
-        <w:jc w:val="both"/>
-        <w:widowControl/>
-      </w:pPr>
       <w:r>
         <w:t>Требования:</w:t>
       </w:r>
     </w:p>
     <w:p>
       <w:pPr>
-        <w:pStyle w:val="ListNumber"/>
-        <w:widowControl/>
-      </w:pPr>
+        <w:spacing w:after="60"/>
+        <w:ind w:left="369" w:hanging="369"/>
+      </w:pPr>
+      <w:r>
+        <w:rPr>
+          <w:b/>
+        </w:rPr>
+        <w:t xml:space="preserve">1. </w:t>
+      </w:r>
       <w:r>
         <w:t>Гидроизоляция фундаментной плиты продолжает рассчитываться по действующим подтвержденным правилам.</w:t>
       </w:r>
     </w:p>
     <w:p>
       <w:pPr>
-        <w:pStyle w:val="ListNumber"/>
-        <w:widowControl/>
-      </w:pPr>
-      <w:r>
-        <w:t>При наличии ростверка, фундаментных стен/лент или рёбер плиты система добавляет относящиеся к ним объёмы и строки гидроизоляции к общему разделу гидроизоляции фундамента.</w:t>
-      </w:r>
-    </w:p>
-    <w:p>
-      <w:pPr>
-        <w:pStyle w:val="ListNumber"/>
-        <w:widowControl/>
-      </w:pPr>
-      <w:r>
-        <w:t>При отсутствии соответствующей конструктивной группы её составляющие имеют нулевой объём и не влияют на результат.</w:t>
-      </w:r>
-    </w:p>
-    <w:p>
-      <w:pPr>
-        <w:pStyle w:val="ListNumber"/>
-        <w:widowControl/>
-      </w:pPr>
-      <w:r>
-        <w:t>Один и тот же объём не должен одновременно учитываться в конструктивном разделе фундамента и гидроизоляции дважды.</w:t>
-      </w:r>
-    </w:p>
-    <w:p>
-      <w:pPr>
-        <w:pStyle w:val="ListNumber"/>
-        <w:widowControl/>
-      </w:pPr>
-      <w:r>
-        <w:t>Для плиты, ростверка, фундаментных стен/лент и рёбер сохраняются раздельные исходные параметры и подсказки, даже если в смете отдельные площади или материалы суммируются.</w:t>
-      </w:r>
-    </w:p>
-    <w:p>
-      <w:pPr>
-        <w:pStyle w:val="ListNumber"/>
-        <w:widowControl/>
-      </w:pPr>
+        <w:spacing w:after="60"/>
+        <w:ind w:left="369" w:hanging="369"/>
+      </w:pPr>
+      <w:r>
+        <w:rPr>
+          <w:b/>
+        </w:rPr>
+        <w:t xml:space="preserve">2. </w:t>
+      </w:r>
+      <w:r>
+        <w:t>При наличии ростверка, фундаментных стен/лент или рёбер плиты система добавляет</w:t>
+      </w:r>
+    </w:p>
+    <w:p>
+      <w:r>
+        <w:t>относящиеся к ним объёмы и строки гидроизоляции к общему разделу гидроизоляции фундамента.</w:t>
+      </w:r>
+    </w:p>
+    <w:p>
+      <w:pPr>
+        <w:spacing w:after="60"/>
+        <w:ind w:left="369" w:hanging="369"/>
+      </w:pPr>
+      <w:r>
+        <w:rPr>
+          <w:b/>
+        </w:rPr>
+        <w:t xml:space="preserve">3. </w:t>
+      </w:r>
+      <w:r>
+        <w:t>При отсутствии соответствующей конструктивной группы её составляющие имеют нулевой</w:t>
+      </w:r>
+    </w:p>
+    <w:p>
+      <w:r>
+        <w:t>объём и не влияют на результат.</w:t>
+      </w:r>
+    </w:p>
+    <w:p>
+      <w:pPr>
+        <w:spacing w:after="60"/>
+        <w:ind w:left="369" w:hanging="369"/>
+      </w:pPr>
+      <w:r>
+        <w:rPr>
+          <w:b/>
+        </w:rPr>
+        <w:t xml:space="preserve">4. </w:t>
+      </w:r>
+      <w:r>
+        <w:t>Один и тот же объём не должен одновременно учитываться в конструктивном разделе</w:t>
+      </w:r>
+    </w:p>
+    <w:p>
+      <w:r>
+        <w:t>фундамента и гидроизоляции дважды.</w:t>
+      </w:r>
+    </w:p>
+    <w:p>
+      <w:pPr>
+        <w:spacing w:after="60"/>
+        <w:ind w:left="369" w:hanging="369"/>
+      </w:pPr>
+      <w:r>
+        <w:rPr>
+          <w:b/>
+        </w:rPr>
+        <w:t xml:space="preserve">5. </w:t>
+      </w:r>
+      <w:r>
+        <w:t>Для плиты, ростверка, фундаментных стен/лент и рёбер сохраняются раздельные исходные</w:t>
+      </w:r>
+    </w:p>
+    <w:p>
+      <w:r>
+        <w:t>параметры и подсказки, даже если в смете отдельные площади или материалы суммируются.</w:t>
+      </w:r>
+    </w:p>
+    <w:p>
+      <w:pPr>
+        <w:spacing w:after="60"/>
+        <w:ind w:left="369" w:hanging="369"/>
+      </w:pPr>
+      <w:r>
+        <w:rPr>
+          <w:b/>
+        </w:rPr>
+        <w:t xml:space="preserve">6. </w:t>
+      </w:r>
       <w:r>
         <w:t>Поддерживаются предусмотренные эталонами типы: обмазочная гидроизоляция, профилированная мембрана, отсечная гидроизоляция, утепление и иные подтвержденные строки существующего раздела.</w:t>
       </w:r>
     </w:p>
     <w:p>
       <w:pPr>
-        <w:pStyle w:val="ListNumber"/>
-        <w:widowControl/>
-      </w:pPr>
+        <w:spacing w:after="60"/>
+        <w:ind w:left="369" w:hanging="369"/>
+      </w:pPr>
+      <w:r>
+        <w:rPr>
+          <w:b/>
+        </w:rPr>
+        <w:t xml:space="preserve">7. </w:t>
+      </w:r>
       <w:r>
         <w:t>Состав строк и нулевые позиции Елены сохраняются.</w:t>
       </w:r>
     </w:p>
     <w:p>
       <w:pPr>
-        <w:pStyle w:val="ListNumber"/>
-        <w:widowControl/>
-      </w:pPr>
-      <w:r>
-        <w:t>Старые проекты без дополнительных лент, стен или рёбер должны пройти регрессионную проверку без необъяснимого изменения результата.</w:t>
-      </w:r>
-    </w:p>
-    <w:p>
-      <w:pPr>
-        <w:pStyle w:val="Heading2"/>
-        <w:widowControl/>
+        <w:spacing w:after="60"/>
+        <w:ind w:left="369" w:hanging="369"/>
+      </w:pPr>
+      <w:r>
+        <w:rPr>
+          <w:b/>
+        </w:rPr>
+        <w:t xml:space="preserve">8. </w:t>
+      </w:r>
+      <w:r>
+        <w:t>Старые проекты без дополнительных лент, стен или рёбер должны пройти регрессионную</w:t>
+      </w:r>
+    </w:p>
+    <w:p>
+      <w:r>
+        <w:t>проверку без необъяснимого изменения результата.</w:t>
+      </w:r>
+    </w:p>
+    <w:p>
+      <w:pPr>
+        <w:spacing w:after="60"/>
+        <w:ind w:left="369" w:hanging="369"/>
+      </w:pPr>
+      <w:r>
+        <w:rPr>
+          <w:b/>
+        </w:rPr>
+        <w:t xml:space="preserve">9. </w:t>
+      </w:r>
+      <w:r>
+        <w:t>Обмазочная гидроизоляция стен/лент учитывает подтверждённые вертикальные торцевые</w:t>
+      </w:r>
+    </w:p>
+    <w:p>
+      <w:r>
+        <w:t>поверхности; верх конструкции не добавляется автоматически механическим сложением площадей.</w:t>
+      </w:r>
+    </w:p>
+    <w:p>
+      <w:pPr>
+        <w:spacing w:after="60"/>
+        <w:ind w:left="369" w:hanging="369"/>
+      </w:pPr>
+      <w:r>
+        <w:rPr>
+          <w:b/>
+        </w:rPr>
+        <w:t xml:space="preserve">10. </w:t>
+      </w:r>
+      <w:r>
+        <w:t>Готовые площади утепления и гидроизоляции из спецификации имеют приоритет над</w:t>
+      </w:r>
+    </w:p>
+    <w:p>
+      <w:r>
+        <w:t>восстановлением площади через кубатуру. Переход между площадью, объёмом и упаковками показывается в подсказке, поскольку округление может изменить закупку на целую упаковку.</w:t>
+      </w:r>
+    </w:p>
+    <w:p>
+      <w:pPr>
+        <w:spacing w:after="60"/>
+        <w:ind w:left="369" w:hanging="369"/>
+      </w:pPr>
+      <w:r>
+        <w:rPr>
+          <w:b/>
+        </w:rPr>
+        <w:t xml:space="preserve">11. </w:t>
+      </w:r>
+      <w:r>
+        <w:t>Утепление ЭППС под фундаментными стенами/лентами учитывается отдельным компонентом,</w:t>
+      </w:r>
+    </w:p>
+    <w:p>
+      <w:r>
+        <w:t>если оно присутствует в спецификации, и не должно теряться между разделами.</w:t>
+      </w:r>
+    </w:p>
+    <w:p>
+      <w:pPr>
+        <w:spacing w:after="60"/>
+        <w:ind w:left="369" w:hanging="369"/>
+      </w:pPr>
+      <w:r>
+        <w:rPr>
+          <w:b/>
+        </w:rPr>
+        <w:t xml:space="preserve">12. </w:t>
+      </w:r>
+      <w:r>
+        <w:t>Одинаковый рулонный материал, используемый последовательно в ростверке и фундаментной</w:t>
+      </w:r>
+    </w:p>
+    <w:p>
+      <w:r>
+        <w:t>плите, по согласованному правилу суммируется до округления закупки; остаток одной группы может использоваться следующей группой без повторной покупки полного рулона.</w:t>
+      </w:r>
+    </w:p>
+    <w:p>
+      <w:pPr>
+        <w:pStyle w:val="Heading3"/>
       </w:pPr>
       <w:r>
         <w:t>5.3. Ростверк, фундаментные ленты и рёбра плиты</w:t>
       </w:r>
     </w:p>
     <w:p>
-      <w:pPr>
-        <w:jc w:val="both"/>
-        <w:widowControl/>
-      </w:pPr>
       <w:r>
         <w:t>Разработать единый динамический модуль для связанных по составу работ монолитных элементов фундамента. Общий калькулятор не означает, что все конструкции называются ростверком: для каждой группы сохраняется её фактический конструктивный тип.</w:t>
       </w:r>
     </w:p>
     <w:p>
-      <w:pPr>
-        <w:jc w:val="both"/>
-        <w:widowControl/>
-      </w:pPr>
       <w:r>
         <w:t>Поддерживаемые типы:</w:t>
       </w:r>
@@ -734,7 +825,6 @@
     <w:p>
       <w:pPr>
         <w:pStyle w:val="ListBullet"/>
-        <w:widowControl/>
       </w:pPr>
       <w:r>
         <w:t>ростверк с подколонниками;</w:t>
@@ -743,7 +833,6 @@
     <w:p>
       <w:pPr>
         <w:pStyle w:val="ListBullet"/>
-        <w:widowControl/>
       </w:pPr>
       <w:r>
         <w:t>ростверк без подколонников;</w:t>
@@ -752,7 +841,6 @@
     <w:p>
       <w:pPr>
         <w:pStyle w:val="ListBullet"/>
-        <w:widowControl/>
       </w:pPr>
       <w:r>
         <w:t>фундаментные стены или ленты;</w:t>
@@ -761,7 +849,6 @@
     <w:p>
       <w:pPr>
         <w:pStyle w:val="ListBullet"/>
-        <w:widowControl/>
       </w:pPr>
       <w:r>
         <w:t>рёбра фундаментной плиты вверх;</w:t>
@@ -770,7 +857,6 @@
     <w:p>
       <w:pPr>
         <w:pStyle w:val="ListBullet"/>
-        <w:widowControl/>
       </w:pPr>
       <w:r>
         <w:t>рёбра фундаментной плиты вниз;</w:t>
@@ -779,7 +865,6 @@
     <w:p>
       <w:pPr>
         <w:pStyle w:val="ListBullet"/>
-        <w:widowControl/>
       </w:pPr>
       <w:r>
         <w:t>утепление под лентами и рёбрами, если оно предусмотрено проектом;</w:t>
@@ -788,7 +873,6 @@
     <w:p>
       <w:pPr>
         <w:pStyle w:val="ListBullet"/>
-        <w:widowControl/>
       </w:pPr>
       <w:r>
         <w:t>разные группы сечений и участков;</w:t>
@@ -797,7 +881,6 @@
     <w:p>
       <w:pPr>
         <w:pStyle w:val="ListBullet"/>
-        <w:widowControl/>
       </w:pPr>
       <w:r>
         <w:t>опалубка, армирование, бетон, доставка, бетононасос и демонтаж;</w:t>
@@ -806,7 +889,6 @@
     <w:p>
       <w:pPr>
         <w:pStyle w:val="ListBullet"/>
-        <w:widowControl/>
       </w:pPr>
       <w:r>
         <w:t>закупочные количества материалов, запасы, округления и логистика;</w:t>
@@ -815,17 +897,12 @@
     <w:p>
       <w:pPr>
         <w:pStyle w:val="ListBullet"/>
-        <w:widowControl/>
       </w:pPr>
       <w:r>
         <w:t>связь с универсальным разделом гидроизоляции.</w:t>
       </w:r>
     </w:p>
     <w:p>
-      <w:pPr>
-        <w:jc w:val="both"/>
-        <w:widowControl/>
-      </w:pPr>
       <w:r>
         <w:t>Для каждой конструктивной группы должны сохраняться:</w:t>
       </w:r>
@@ -833,7 +910,6 @@
     <w:p>
       <w:pPr>
         <w:pStyle w:val="ListBullet"/>
-        <w:widowControl/>
       </w:pPr>
       <w:r>
         <w:t>проектное обозначение и исходное название;</w:t>
@@ -842,15 +918,14 @@
     <w:p>
       <w:pPr>
         <w:pStyle w:val="ListBullet"/>
-        <w:widowControl/>
       </w:pPr>
       <w:r>
         <w:t xml:space="preserve">тип </w:t>
       </w:r>
       <w:r>
         <w:rPr>
-          <w:rFonts w:ascii="Courier New" w:hAnsi="Courier New" w:eastAsia="Courier New"/>
-          <w:color w:val="404040"/>
+          <w:rFonts w:ascii="Courier New" w:hAnsi="Courier New"/>
+          <w:color w:val="374151"/>
           <w:sz w:val="19"/>
         </w:rPr>
         <w:t>ростверк</w:t>
@@ -860,8 +935,8 @@
       </w:r>
       <w:r>
         <w:rPr>
-          <w:rFonts w:ascii="Courier New" w:hAnsi="Courier New" w:eastAsia="Courier New"/>
-          <w:color w:val="404040"/>
+          <w:rFonts w:ascii="Courier New" w:hAnsi="Courier New"/>
+          <w:color w:val="374151"/>
           <w:sz w:val="19"/>
         </w:rPr>
         <w:t>фундаментная стена/лента</w:t>
@@ -871,8 +946,8 @@
       </w:r>
       <w:r>
         <w:rPr>
-          <w:rFonts w:ascii="Courier New" w:hAnsi="Courier New" w:eastAsia="Courier New"/>
-          <w:color w:val="404040"/>
+          <w:rFonts w:ascii="Courier New" w:hAnsi="Courier New"/>
+          <w:color w:val="374151"/>
           <w:sz w:val="19"/>
         </w:rPr>
         <w:t>ребро вверх</w:t>
@@ -882,8 +957,8 @@
       </w:r>
       <w:r>
         <w:rPr>
-          <w:rFonts w:ascii="Courier New" w:hAnsi="Courier New" w:eastAsia="Courier New"/>
-          <w:color w:val="404040"/>
+          <w:rFonts w:ascii="Courier New" w:hAnsi="Courier New"/>
+          <w:color w:val="374151"/>
           <w:sz w:val="19"/>
         </w:rPr>
         <w:t>ребро вниз</w:t>
@@ -895,7 +970,6 @@
     <w:p>
       <w:pPr>
         <w:pStyle w:val="ListBullet"/>
-        <w:widowControl/>
       </w:pPr>
       <w:r>
         <w:t>связь с фундаментной плитой;</w:t>
@@ -904,7 +978,6 @@
     <w:p>
       <w:pPr>
         <w:pStyle w:val="ListBullet"/>
-        <w:widowControl/>
       </w:pPr>
       <w:r>
         <w:t>длина, ширина, высота, сечение и отметка;</w:t>
@@ -913,7 +986,6 @@
     <w:p>
       <w:pPr>
         <w:pStyle w:val="ListBullet"/>
-        <w:widowControl/>
       </w:pPr>
       <w:r>
         <w:t>отдельные готовые объёмы бетона, площади опалубки и состав арматуры;</w:t>
@@ -922,26 +994,17 @@
     <w:p>
       <w:pPr>
         <w:pStyle w:val="ListBullet"/>
-        <w:widowControl/>
       </w:pPr>
       <w:r>
         <w:t>признак наличия подколонников и других вложенных элементов.</w:t>
       </w:r>
     </w:p>
     <w:p>
-      <w:pPr>
-        <w:jc w:val="both"/>
-        <w:widowControl/>
-      </w:pPr>
       <w:r>
         <w:t>Классификация выполняется по назначению, положению относительно плиты, геометрии и спецификации, а не только по названию раздела в старой смете. Термины «вверх» и «вниз» относятся к положению рёбер относительно фундаментной плиты, а не к отдельному виду стен.</w:t>
       </w:r>
     </w:p>
     <w:p>
-      <w:pPr>
-        <w:jc w:val="both"/>
-        <w:widowControl/>
-      </w:pPr>
       <w:r>
         <w:t>Если рёбра монолитно связаны с плитой, калькулятор обязан проверить границу объёмов:</w:t>
       </w:r>
@@ -949,7 +1012,6 @@
     <w:p>
       <w:pPr>
         <w:pStyle w:val="ListBullet"/>
-        <w:widowControl/>
       </w:pPr>
       <w:r>
         <w:t>при раздельных итогах спецификации плита и рёбра рассчитываются отдельными группами;</w:t>
@@ -958,53 +1020,288 @@
     <w:p>
       <w:pPr>
         <w:pStyle w:val="ListBullet"/>
-        <w:widowControl/>
-      </w:pPr>
-      <w:r>
-        <w:t>при одном объединённом итоге система не разделяет объём самостоятельно и требует подтверждения сметчика;</w:t>
+      </w:pPr>
+      <w:r>
+        <w:t>при одном объединённом итоге система не разделяет объём самостоятельно и требует</w:t>
+      </w:r>
+    </w:p>
+    <w:p>
+      <w:r>
+        <w:t>подтверждения сметчика;</w:t>
       </w:r>
     </w:p>
     <w:p>
       <w:pPr>
         <w:pStyle w:val="ListBullet"/>
-        <w:widowControl/>
-      </w:pPr>
-      <w:r>
-        <w:t>бетон, арматура, опалубка и гидроизоляция рёбер не должны повторно добавляться к уже включающему их итогу фундаментной плиты.</w:t>
-      </w:r>
-    </w:p>
-    <w:p>
-      <w:pPr>
-        <w:jc w:val="both"/>
-        <w:widowControl/>
-      </w:pPr>
+      </w:pPr>
+      <w:r>
+        <w:t>бетон, арматура, опалубка и гидроизоляция рёбер не должны повторно добавляться к уже</w:t>
+      </w:r>
+    </w:p>
+    <w:p>
+      <w:r>
+        <w:t>включающему их итогу фундаментной плиты.</w:t>
+      </w:r>
+    </w:p>
+    <w:p>
       <w:r>
         <w:t>Сметное название Елены может сохраняться для отображения, но не используется как единственный классификатор. В частности, раздел с названием «ростверковый фундамент» может фактически описывать рёбра фундаментной плиты.</w:t>
       </w:r>
     </w:p>
     <w:p>
-      <w:pPr>
-        <w:jc w:val="both"/>
-        <w:widowControl/>
-      </w:pPr>
       <w:r>
         <w:t>Основные построчно разобранные эталоны: АРК и ГФК-11. Старые ЛВП и АРХ используются как примеры ростверка с отдельной плитой пола; РВР — как пример рёбер вверх; МКП-1 — как пример рёбер вниз. До отдельного построчного разбора старые проекты подтверждают классификацию и состав сценариев, но не универсальные формулы или цены.</w:t>
       </w:r>
     </w:p>
     <w:p>
-      <w:pPr>
-        <w:pStyle w:val="Heading2"/>
-        <w:widowControl/>
+      <w:r>
+        <w:t>Подтверждённые правила расчёта ростверка:</w:t>
+      </w:r>
+    </w:p>
+    <w:p>
+      <w:pPr>
+        <w:pStyle w:val="ListBullet"/>
+      </w:pPr>
+      <w:r>
+        <w:t>бетон, площади опалубки и площади профилированной мембраны берутся из спецификации;</w:t>
+      </w:r>
+    </w:p>
+    <w:p>
+      <w:pPr>
+        <w:pStyle w:val="ListBullet"/>
+      </w:pPr>
+      <w:r>
+        <w:t>для подколонников итоги спецификации считаются данными на комплект и повторно на число</w:t>
+      </w:r>
+    </w:p>
+    <w:p>
+      <w:r>
+        <w:t>элементов не умножаются;</w:t>
+      </w:r>
+    </w:p>
+    <w:p>
+      <w:pPr>
+        <w:pStyle w:val="ListBullet"/>
+      </w:pPr>
+      <w:r>
+        <w:t xml:space="preserve">для деревянной опалубки используется фактическая площадь листа </w:t>
+      </w:r>
+      <w:r>
+        <w:rPr>
+          <w:rFonts w:ascii="Courier New" w:hAnsi="Courier New"/>
+          <w:color w:val="374151"/>
+          <w:sz w:val="19"/>
+        </w:rPr>
+        <w:t>1,52 x 1,52 = 2,3104 м2</w:t>
+      </w:r>
+      <w:r>
+        <w:t>,</w:t>
+      </w:r>
+    </w:p>
+    <w:p>
+      <w:r>
+        <w:t xml:space="preserve">доска толщиной 50 мм и округление пиломатериала вверх до </w:t>
+      </w:r>
+      <w:r>
+        <w:rPr>
+          <w:rFonts w:ascii="Courier New" w:hAnsi="Courier New"/>
+          <w:color w:val="374151"/>
+          <w:sz w:val="19"/>
+        </w:rPr>
+        <w:t>0,1 м3</w:t>
+      </w:r>
+      <w:r>
+        <w:t>;</w:t>
+      </w:r>
+    </w:p>
+    <w:p>
+      <w:pPr>
+        <w:pStyle w:val="ListBullet"/>
+      </w:pPr>
+      <w:r>
+        <w:t>демонтаж включает все площади инвентарной и деревянной опалубки, а зачистка поверхности</w:t>
+      </w:r>
+    </w:p>
+    <w:p>
+      <w:r>
+        <w:t>равна площади демонтажа;</w:t>
+      </w:r>
+    </w:p>
+    <w:p>
+      <w:pPr>
+        <w:pStyle w:val="ListBullet"/>
+      </w:pPr>
+      <w:r>
+        <w:t xml:space="preserve">расходники для опалубки считаются как площадь опалубки x </w:t>
+      </w:r>
+      <w:r>
+        <w:rPr>
+          <w:rFonts w:ascii="Courier New" w:hAnsi="Courier New"/>
+          <w:color w:val="374151"/>
+          <w:sz w:val="19"/>
+        </w:rPr>
+        <w:t>47 руб./м2</w:t>
+      </w:r>
+      <w:r>
+        <w:t>;</w:t>
+      </w:r>
+    </w:p>
+    <w:p>
+      <w:pPr>
+        <w:pStyle w:val="ListBullet"/>
+      </w:pPr>
+      <w:r>
+        <w:t xml:space="preserve">доставка и вывоз опалубки до </w:t>
+      </w:r>
+      <w:r>
+        <w:rPr>
+          <w:rFonts w:ascii="Courier New" w:hAnsi="Courier New"/>
+          <w:color w:val="374151"/>
+          <w:sz w:val="19"/>
+        </w:rPr>
+        <w:t>200 м2</w:t>
+      </w:r>
+      <w:r>
+        <w:t xml:space="preserve"> включительно принимаются по одной единице, свыше</w:t>
+      </w:r>
+    </w:p>
+    <w:p>
+      <w:r>
+        <w:rPr>
+          <w:rFonts w:ascii="Courier New" w:hAnsi="Courier New"/>
+          <w:color w:val="374151"/>
+          <w:sz w:val="19"/>
+        </w:rPr>
+        <w:t>200 м2</w:t>
+      </w:r>
+      <w:r>
+        <w:t xml:space="preserve"> — по две единицы;</w:t>
+      </w:r>
+    </w:p>
+    <w:p>
+      <w:pPr>
+        <w:pStyle w:val="ListBullet"/>
+      </w:pPr>
+      <w:r>
+        <w:t xml:space="preserve">подача опалубки автокраном при площади до </w:t>
+      </w:r>
+      <w:r>
+        <w:rPr>
+          <w:rFonts w:ascii="Courier New" w:hAnsi="Courier New"/>
+          <w:color w:val="374151"/>
+          <w:sz w:val="19"/>
+        </w:rPr>
+        <w:t>150 м2</w:t>
+      </w:r>
+      <w:r>
+        <w:t xml:space="preserve"> включительно принимается как одна</w:t>
+      </w:r>
+    </w:p>
+    <w:p>
+      <w:r>
+        <w:t xml:space="preserve">смена, свыше </w:t>
+      </w:r>
+      <w:r>
+        <w:rPr>
+          <w:rFonts w:ascii="Courier New" w:hAnsi="Courier New"/>
+          <w:color w:val="374151"/>
+          <w:sz w:val="19"/>
+        </w:rPr>
+        <w:t>150 м2</w:t>
+      </w:r>
+      <w:r>
+        <w:t xml:space="preserve"> — как две смены; результат выводится в проверочную часть </w:t>
+      </w:r>
+      <w:r>
+        <w:rPr>
+          <w:rFonts w:ascii="Courier New" w:hAnsi="Courier New"/>
+          <w:color w:val="374151"/>
+          <w:sz w:val="19"/>
+        </w:rPr>
+        <w:t>01-1</w:t>
+      </w:r>
+      <w:r>
+        <w:t>;</w:t>
+      </w:r>
+    </w:p>
+    <w:p>
+      <w:pPr>
+        <w:pStyle w:val="ListBullet"/>
+      </w:pPr>
+      <w:r>
+        <w:t>работа по изготовлению и монтажу арматурного каркаса считается по суммарной закупочной</w:t>
+      </w:r>
+    </w:p>
+    <w:p>
+      <w:r>
+        <w:t>длине арматуры, а доставка арматуры — по массе уже округлённого закупочного заказа;</w:t>
+      </w:r>
+    </w:p>
+    <w:p>
+      <w:pPr>
+        <w:pStyle w:val="ListBullet"/>
+      </w:pPr>
+      <w:r>
+        <w:t xml:space="preserve">вместимость одного миксера для расчёта доставки бетона принимается </w:t>
+      </w:r>
+      <w:r>
+        <w:rPr>
+          <w:rFonts w:ascii="Courier New" w:hAnsi="Courier New"/>
+          <w:color w:val="374151"/>
+          <w:sz w:val="19"/>
+        </w:rPr>
+        <w:t>7 м3</w:t>
+      </w:r>
+      <w:r>
+        <w:t>;</w:t>
+      </w:r>
+    </w:p>
+    <w:p>
+      <w:pPr>
+        <w:pStyle w:val="ListBullet"/>
+      </w:pPr>
+      <w:r>
+        <w:t>ручная подача бетона для подколонников сохраняется отдельной строкой с нулевым значением</w:t>
+      </w:r>
+    </w:p>
+    <w:p>
+      <w:r>
+        <w:t xml:space="preserve">и ручным вводом на листе </w:t>
+      </w:r>
+      <w:r>
+        <w:rPr>
+          <w:rFonts w:ascii="Courier New" w:hAnsi="Courier New"/>
+          <w:color w:val="374151"/>
+          <w:sz w:val="19"/>
+        </w:rPr>
+        <w:t>01-1</w:t>
+      </w:r>
+      <w:r>
+        <w:t>; бетон повторно в закупку не добавляется;</w:t>
+      </w:r>
+    </w:p>
+    <w:p>
+      <w:pPr>
+        <w:pStyle w:val="ListBullet"/>
+      </w:pPr>
+      <w:r>
+        <w:t>марки, диаметры и длины арматуры берутся из спецификации; найденные расхождения с</w:t>
+      </w:r>
+    </w:p>
+    <w:p>
+      <w:r>
+        <w:t>эскизами показываются в записке после парсинга, но не смешиваются молча.</w:t>
+      </w:r>
+    </w:p>
+    <w:p>
+      <w:pPr>
+        <w:pStyle w:val="Heading3"/>
       </w:pPr>
       <w:r>
         <w:t>5.4. Монолитные колонны</w:t>
       </w:r>
     </w:p>
     <w:p>
-      <w:pPr>
-        <w:jc w:val="both"/>
-        <w:widowControl/>
-      </w:pPr>
       <w:r>
         <w:t>Разработать модуль монолитных колонн с поддержкой:</w:t>
       </w:r>
@@ -1012,7 +1309,6 @@
     <w:p>
       <w:pPr>
         <w:pStyle w:val="ListBullet"/>
-        <w:widowControl/>
       </w:pPr>
       <w:r>
         <w:t>нескольких марок колонн в одном проекте;</w:t>
@@ -1021,7 +1317,6 @@
     <w:p>
       <w:pPr>
         <w:pStyle w:val="ListBullet"/>
-        <w:widowControl/>
       </w:pPr>
       <w:r>
         <w:t>количества колонн каждой марки;</w:t>
@@ -1030,7 +1325,6 @@
     <w:p>
       <w:pPr>
         <w:pStyle w:val="ListBullet"/>
-        <w:widowControl/>
       </w:pPr>
       <w:r>
         <w:t>размеров сечения и высоты;</w:t>
@@ -1039,7 +1333,6 @@
     <w:p>
       <w:pPr>
         <w:pStyle w:val="ListBullet"/>
-        <w:widowControl/>
       </w:pPr>
       <w:r>
         <w:t>бетона, опалубки, арматуры, закладных деталей и утепления, если они предусмотрены проектом;</w:t>
@@ -1048,7 +1341,6 @@
     <w:p>
       <w:pPr>
         <w:pStyle w:val="ListBullet"/>
-        <w:widowControl/>
       </w:pPr>
       <w:r>
         <w:t>объединенного либо раздельного отображения групп по подтвержденной схеме Елены;</w:t>
@@ -1057,26 +1349,232 @@
     <w:p>
       <w:pPr>
         <w:pStyle w:val="ListBullet"/>
-        <w:widowControl/>
       </w:pPr>
       <w:r>
         <w:t>динамического формирования блоков.</w:t>
       </w:r>
     </w:p>
     <w:p>
-      <w:pPr>
-        <w:pStyle w:val="Heading2"/>
-        <w:widowControl/>
+      <w:r>
+        <w:t>Подтверждённые правила:</w:t>
+      </w:r>
+    </w:p>
+    <w:p>
+      <w:pPr>
+        <w:pStyle w:val="ListBullet"/>
+      </w:pPr>
+      <w:r>
+        <w:t>парсер извлекает по каждой марке количество колонн, ширину и глубину сечения, высоту и</w:t>
+      </w:r>
+    </w:p>
+    <w:p>
+      <w:r>
+        <w:t>готовую площадь опалубки из спецификации;</w:t>
+      </w:r>
+    </w:p>
+    <w:p>
+      <w:pPr>
+        <w:pStyle w:val="ListBullet"/>
+      </w:pPr>
+      <w:r>
+        <w:t xml:space="preserve">если все колонны группы имеют сечение не более </w:t>
+      </w:r>
+      <w:r>
+        <w:rPr>
+          <w:rFonts w:ascii="Courier New" w:hAnsi="Courier New"/>
+          <w:color w:val="374151"/>
+          <w:sz w:val="19"/>
+        </w:rPr>
+        <w:t>300 x 300 мм</w:t>
+      </w:r>
+      <w:r>
+        <w:t>, а их количество не более</w:t>
+      </w:r>
+    </w:p>
+    <w:p>
+      <w:r>
+        <w:t>четырёх включительно, применяется деревянная опалубка из фанеры и пиломатериала;</w:t>
+      </w:r>
+    </w:p>
+    <w:p>
+      <w:pPr>
+        <w:pStyle w:val="ListBullet"/>
+      </w:pPr>
+      <w:r>
+        <w:t>для деревянной опалубки используется фактическая площадь листа фанеры</w:t>
+      </w:r>
+    </w:p>
+    <w:p>
+      <w:r>
+        <w:rPr>
+          <w:rFonts w:ascii="Courier New" w:hAnsi="Courier New"/>
+          <w:color w:val="374151"/>
+          <w:sz w:val="19"/>
+        </w:rPr>
+        <w:t>1,52 x 1,52 = 2,3104 м2</w:t>
+      </w:r>
+      <w:r>
+        <w:t xml:space="preserve"> и доска толщиной </w:t>
+      </w:r>
+      <w:r>
+        <w:rPr>
+          <w:rFonts w:ascii="Courier New" w:hAnsi="Courier New"/>
+          <w:color w:val="374151"/>
+          <w:sz w:val="19"/>
+        </w:rPr>
+        <w:t>100 мм</w:t>
+      </w:r>
+      <w:r>
+        <w:t>;</w:t>
+      </w:r>
+    </w:p>
+    <w:p>
+      <w:pPr>
+        <w:pStyle w:val="ListBullet"/>
+      </w:pPr>
+      <w:r>
+        <w:t>при большем сечении либо количестве применяется инвентарная опалубка по предложению</w:t>
+      </w:r>
+    </w:p>
+    <w:p>
+      <w:r>
+        <w:t>поставщика с доставкой, амортизацией и демонтажом;</w:t>
+      </w:r>
+    </w:p>
+    <w:p>
+      <w:pPr>
+        <w:pStyle w:val="ListBullet"/>
+      </w:pPr>
+      <w:r>
+        <w:t>если колонн больше восьми, добавляется строка подачи опалубки автокраном, но количество</w:t>
+      </w:r>
+    </w:p>
+    <w:p>
+      <w:r>
+        <w:t xml:space="preserve">смен остаётся ручным вводом на листе </w:t>
+      </w:r>
+      <w:r>
+        <w:rPr>
+          <w:rFonts w:ascii="Courier New" w:hAnsi="Courier New"/>
+          <w:color w:val="374151"/>
+          <w:sz w:val="19"/>
+        </w:rPr>
+        <w:t>01-1</w:t>
+      </w:r>
+      <w:r>
+        <w:t>;</w:t>
+      </w:r>
+    </w:p>
+    <w:p>
+      <w:pPr>
+        <w:pStyle w:val="ListBullet"/>
+      </w:pPr>
+      <w:r>
+        <w:t xml:space="preserve">ручная подача бетона является отдельным ручным вводом на листе </w:t>
+      </w:r>
+      <w:r>
+        <w:rPr>
+          <w:rFonts w:ascii="Courier New" w:hAnsi="Courier New"/>
+          <w:color w:val="374151"/>
+          <w:sz w:val="19"/>
+        </w:rPr>
+        <w:t>01-1</w:t>
+      </w:r>
+      <w:r>
+        <w:t>;</w:t>
+      </w:r>
+    </w:p>
+    <w:p>
+      <w:pPr>
+        <w:pStyle w:val="ListBullet"/>
+      </w:pPr>
+      <w:r>
+        <w:t xml:space="preserve">при объёме бетона более </w:t>
+      </w:r>
+      <w:r>
+        <w:rPr>
+          <w:rFonts w:ascii="Courier New" w:hAnsi="Courier New"/>
+          <w:color w:val="374151"/>
+          <w:sz w:val="19"/>
+        </w:rPr>
+        <w:t>3 м3</w:t>
+      </w:r>
+      <w:r>
+        <w:t xml:space="preserve"> автоматически добавляется одна смена бетононасоса </w:t>
+      </w:r>
+      <w:r>
+        <w:rPr>
+          <w:rFonts w:ascii="Courier New" w:hAnsi="Courier New"/>
+          <w:color w:val="374151"/>
+          <w:sz w:val="19"/>
+        </w:rPr>
+        <w:t>36 м</w:t>
+      </w:r>
+      <w:r>
+        <w:t>;</w:t>
+      </w:r>
+    </w:p>
+    <w:p>
+      <w:pPr>
+        <w:pStyle w:val="ListBullet"/>
+      </w:pPr>
+      <w:r>
+        <w:t>объём работы по бетонированию берётся из готового проектного значения без добавления</w:t>
+      </w:r>
+    </w:p>
+    <w:p>
+      <w:r>
+        <w:t>закупочного запаса к объёму работы;</w:t>
+      </w:r>
+    </w:p>
+    <w:p>
+      <w:pPr>
+        <w:pStyle w:val="ListBullet"/>
+      </w:pPr>
+      <w:r>
+        <w:t>прямые продольные стержни могут не иметь номера позиции и сохраняются как погонаж;</w:t>
+      </w:r>
+    </w:p>
+    <w:p>
+      <w:r>
+        <w:t>номера позиций обязательны для элементов, имеющих отдельную форму;</w:t>
+      </w:r>
+    </w:p>
+    <w:p>
+      <w:pPr>
+        <w:pStyle w:val="ListBullet"/>
+      </w:pPr>
+      <w:r>
+        <w:t>цена поставщика применяется как единая цена для соответствующего типа инвентарной</w:t>
+      </w:r>
+    </w:p>
+    <w:p>
+      <w:r>
+        <w:t>опалубки без разбиения по поставщикам или зонам;</w:t>
+      </w:r>
+    </w:p>
+    <w:p>
+      <w:pPr>
+        <w:pStyle w:val="ListBullet"/>
+      </w:pPr>
+      <w:r>
+        <w:t>в проекте ТРЦ колонны отсутствуют; прежняя фраза о выпусках под колонны являлась опечаткой.</w:t>
+      </w:r>
+    </w:p>
+    <w:p>
+      <w:r>
+        <w:t>Если обозначение, класс бетона или иное значение расходится между спецификацией и эскизом, используется исправленная спецификация, а несоответствие фиксируется в записке после парсинга.</w:t>
+      </w:r>
+    </w:p>
+    <w:p>
+      <w:pPr>
+        <w:pStyle w:val="Heading3"/>
       </w:pPr>
       <w:r>
         <w:t>5.5. Монолитные лестницы</w:t>
       </w:r>
     </w:p>
     <w:p>
-      <w:pPr>
-        <w:jc w:val="both"/>
-        <w:widowControl/>
-      </w:pPr>
       <w:r>
         <w:t>Разработать динамический модуль лестничных конструкций:</w:t>
       </w:r>
@@ -1084,7 +1582,6 @@
     <w:p>
       <w:pPr>
         <w:pStyle w:val="ListBullet"/>
-        <w:widowControl/>
       </w:pPr>
       <w:r>
         <w:t>отдельный блок на каждую найденную лестницу;</w:t>
@@ -1093,7 +1590,6 @@
     <w:p>
       <w:pPr>
         <w:pStyle w:val="ListBullet"/>
-        <w:widowControl/>
       </w:pPr>
       <w:r>
         <w:t>марши, площадки и связанные монолитные элементы;</w:t>
@@ -1102,7 +1598,6 @@
     <w:p>
       <w:pPr>
         <w:pStyle w:val="ListBullet"/>
-        <w:widowControl/>
       </w:pPr>
       <w:r>
         <w:t>бетон, армирование, опалубка и демонтаж;</w:t>
@@ -1111,7 +1606,6 @@
     <w:p>
       <w:pPr>
         <w:pStyle w:val="ListBullet"/>
-        <w:widowControl/>
       </w:pPr>
       <w:r>
         <w:t>количество ступеней и площадок;</w:t>
@@ -1120,7 +1614,6 @@
     <w:p>
       <w:pPr>
         <w:pStyle w:val="ListBullet"/>
-        <w:widowControl/>
       </w:pPr>
       <w:r>
         <w:t>штробление и другие подтвержденные работы;</w:t>
@@ -1129,35 +1622,83 @@
     <w:p>
       <w:pPr>
         <w:pStyle w:val="ListBullet"/>
-        <w:widowControl/>
       </w:pPr>
       <w:r>
         <w:t>возможность отключить раздел, если лестница есть в проекте, но не входит в договорную коробку.</w:t>
       </w:r>
     </w:p>
     <w:p>
-      <w:pPr>
-        <w:jc w:val="both"/>
-        <w:widowControl/>
-      </w:pPr>
       <w:r>
         <w:t>Монолитная плита лестничной зоны и самостоятельная лестница не должны дублировать друг друга.</w:t>
       </w:r>
     </w:p>
     <w:p>
-      <w:pPr>
-        <w:pStyle w:val="Heading2"/>
-        <w:widowControl/>
+      <w:r>
+        <w:t>Для каждой лестницы обязательными готовыми полями спецификации являются:</w:t>
+      </w:r>
+    </w:p>
+    <w:p>
+      <w:pPr>
+        <w:pStyle w:val="ListBullet"/>
+      </w:pPr>
+      <w:r>
+        <w:t>площадь опалубки;</w:t>
+      </w:r>
+    </w:p>
+    <w:p>
+      <w:pPr>
+        <w:pStyle w:val="ListBullet"/>
+      </w:pPr>
+      <w:r>
+        <w:t>количество ступеней;</w:t>
+      </w:r>
+    </w:p>
+    <w:p>
+      <w:pPr>
+        <w:pStyle w:val="ListBullet"/>
+      </w:pPr>
+      <w:r>
+        <w:t>количество площадок;</w:t>
+      </w:r>
+    </w:p>
+    <w:p>
+      <w:pPr>
+        <w:pStyle w:val="ListBullet"/>
+      </w:pPr>
+      <w:r>
+        <w:t>длина штробления под площадку.</w:t>
+      </w:r>
+    </w:p>
+    <w:p>
+      <w:r>
+        <w:t xml:space="preserve">Эти значения берутся из спецификации, а не восстанавливаются ручным обмером чертежа. Если обязательное поле отсутствует, система устанавливает статус </w:t>
+      </w:r>
+      <w:r>
+        <w:rPr>
+          <w:rFonts w:ascii="Courier New" w:hAnsi="Courier New"/>
+          <w:color w:val="374151"/>
+          <w:sz w:val="19"/>
+        </w:rPr>
+        <w:t>missing_spec_data</w:t>
+      </w:r>
+      <w:r>
+        <w:t xml:space="preserve"> и передаёт его на исправление или ручное подтверждение, не подставляя догадку модели.</w:t>
+      </w:r>
+    </w:p>
+    <w:p>
+      <w:r>
+        <w:t>Керамзит и кирпич относятся к последующему этапу отделки, поэтому в раздел монолитных лестниц и в смету коробки не включаются. После исправления проектировщиком этих строк не должно быть в конструктивной спецификации лестницы.</w:t>
+      </w:r>
+    </w:p>
+    <w:p>
+      <w:pPr>
+        <w:pStyle w:val="Heading3"/>
       </w:pPr>
       <w:r>
         <w:t>5.6. Перегородки и перемычки</w:t>
       </w:r>
     </w:p>
     <w:p>
-      <w:pPr>
-        <w:jc w:val="both"/>
-        <w:widowControl/>
-      </w:pPr>
       <w:r>
         <w:t>Разработать отдельный модуль перегородок:</w:t>
       </w:r>
@@ -1165,7 +1706,6 @@
     <w:p>
       <w:pPr>
         <w:pStyle w:val="ListBullet"/>
-        <w:widowControl/>
       </w:pPr>
       <w:r>
         <w:t>извлечение всех проектных перегородок независимо от состава договора;</w:t>
@@ -1174,7 +1714,6 @@
     <w:p>
       <w:pPr>
         <w:pStyle w:val="ListBullet"/>
-        <w:widowControl/>
       </w:pPr>
       <w:r>
         <w:t>разделение по этажам, материалу, плотности и толщине;</w:t>
@@ -1183,7 +1722,6 @@
     <w:p>
       <w:pPr>
         <w:pStyle w:val="ListBullet"/>
-        <w:widowControl/>
       </w:pPr>
       <w:r>
         <w:t>блоки, клей, армирование, перемычки и связанные работы;</w:t>
@@ -1192,7 +1730,6 @@
     <w:p>
       <w:pPr>
         <w:pStyle w:val="ListBullet"/>
-        <w:widowControl/>
       </w:pPr>
       <w:r>
         <w:t>округление материалов до подтвержденных закупочных единиц;</w:t>
@@ -1201,35 +1738,25 @@
     <w:p>
       <w:pPr>
         <w:pStyle w:val="ListBullet"/>
-        <w:widowControl/>
       </w:pPr>
       <w:r>
         <w:t>возможность отключить весь раздел при сборке сметы.</w:t>
       </w:r>
     </w:p>
     <w:p>
-      <w:pPr>
-        <w:jc w:val="both"/>
-        <w:widowControl/>
-      </w:pPr>
       <w:r>
         <w:t>Несущие стены и перегородки должны оставаться разными расчётными разделами.</w:t>
       </w:r>
     </w:p>
     <w:p>
       <w:pPr>
-        <w:pStyle w:val="Heading2"/>
-        <w:widowControl/>
+        <w:pStyle w:val="Heading3"/>
       </w:pPr>
       <w:r>
         <w:t>5.7. Армопояс</w:t>
       </w:r>
     </w:p>
     <w:p>
-      <w:pPr>
-        <w:jc w:val="both"/>
-        <w:widowControl/>
-      </w:pPr>
       <w:r>
         <w:t>Разработать динамический модуль армопоясов:</w:t>
       </w:r>
@@ -1237,7 +1764,6 @@
     <w:p>
       <w:pPr>
         <w:pStyle w:val="ListBullet"/>
-        <w:widowControl/>
       </w:pPr>
       <w:r>
         <w:t>отдельный блок на каждую отметку или конструктивную группу;</w:t>
@@ -1246,7 +1772,6 @@
     <w:p>
       <w:pPr>
         <w:pStyle w:val="ListBullet"/>
-        <w:widowControl/>
       </w:pPr>
       <w:r>
         <w:t>длина, сечение, бетон и опалубка;</w:t>
@@ -1255,7 +1780,6 @@
     <w:p>
       <w:pPr>
         <w:pStyle w:val="ListBullet"/>
-        <w:widowControl/>
       </w:pPr>
       <w:r>
         <w:t>продольная и поперечная арматура;</w:t>
@@ -1264,7 +1788,6 @@
     <w:p>
       <w:pPr>
         <w:pStyle w:val="ListBullet"/>
-        <w:widowControl/>
       </w:pPr>
       <w:r>
         <w:t>утепление наружной стороны;</w:t>
@@ -1273,7 +1796,6 @@
     <w:p>
       <w:pPr>
         <w:pStyle w:val="ListBullet"/>
-        <w:widowControl/>
       </w:pPr>
       <w:r>
         <w:t>доставка, бетононасос, демонтаж и подтвержденные служебные строки;</w:t>
@@ -1282,62 +1804,60 @@
     <w:p>
       <w:pPr>
         <w:pStyle w:val="ListBullet"/>
-        <w:widowControl/>
       </w:pPr>
       <w:r>
         <w:t>несколько сечений внутри одного армопояса при наличии готовых данных.</w:t>
       </w:r>
     </w:p>
     <w:p>
-      <w:pPr>
-        <w:jc w:val="both"/>
-        <w:widowControl/>
-      </w:pPr>
       <w:r>
         <w:t>Основные дополнительные эталоны: НВД-3, ЮРВ и МКП-1.</w:t>
       </w:r>
     </w:p>
     <w:p>
       <w:pPr>
-        <w:pStyle w:val="Heading2"/>
-        <w:widowControl/>
+        <w:pStyle w:val="Heading3"/>
       </w:pPr>
       <w:r>
         <w:t>5.8. Металлические конструкции</w:t>
       </w:r>
     </w:p>
     <w:p>
-      <w:pPr>
-        <w:jc w:val="both"/>
-        <w:widowControl/>
-      </w:pPr>
       <w:r>
         <w:t>Разработать модуль металлических конструкций с двумя сценариями после подтверждения методики Еленой:</w:t>
       </w:r>
     </w:p>
     <w:p>
       <w:pPr>
-        <w:pStyle w:val="ListNumber"/>
-        <w:widowControl/>
-      </w:pPr>
+        <w:spacing w:after="60"/>
+        <w:ind w:left="369" w:hanging="369"/>
+      </w:pPr>
+      <w:r>
+        <w:rPr>
+          <w:b/>
+        </w:rPr>
+        <w:t xml:space="preserve">1. </w:t>
+      </w:r>
       <w:r>
         <w:t>Простые и лёгкие конструкции — работа рассчитывается в погонных метрах по подтвержденной ставке.</w:t>
       </w:r>
     </w:p>
     <w:p>
       <w:pPr>
-        <w:pStyle w:val="ListNumber"/>
-        <w:widowControl/>
-      </w:pPr>
+        <w:spacing w:after="60"/>
+        <w:ind w:left="369" w:hanging="369"/>
+      </w:pPr>
+      <w:r>
+        <w:rPr>
+          <w:b/>
+        </w:rPr>
+        <w:t xml:space="preserve">2. </w:t>
+      </w:r>
       <w:r>
         <w:t>Тяжёлые и сложные конструкции — работа рассчитывается по массе металла; стоимость изготовления и поставки металла вводится по предложению поставщика.</w:t>
       </w:r>
     </w:p>
     <w:p>
-      <w:pPr>
-        <w:jc w:val="both"/>
-        <w:widowControl/>
-      </w:pPr>
       <w:r>
         <w:t>Модуль должен поддерживать:</w:t>
       </w:r>
@@ -1345,7 +1865,6 @@
     <w:p>
       <w:pPr>
         <w:pStyle w:val="ListBullet"/>
-        <w:widowControl/>
       </w:pPr>
       <w:r>
         <w:t>стойки, балки, навесы и связанные закладные детали;</w:t>
@@ -1354,7 +1873,6 @@
     <w:p>
       <w:pPr>
         <w:pStyle w:val="ListBullet"/>
-        <w:widowControl/>
       </w:pPr>
       <w:r>
         <w:t>профиль, длину, массу и количество элементов;</w:t>
@@ -1363,7 +1881,6 @@
     <w:p>
       <w:pPr>
         <w:pStyle w:val="ListBullet"/>
-        <w:widowControl/>
       </w:pPr>
       <w:r>
         <w:t>пластины, анкеры, сварочные и монтажные работы;</w:t>
@@ -1372,7 +1889,6 @@
     <w:p>
       <w:pPr>
         <w:pStyle w:val="ListBullet"/>
-        <w:widowControl/>
       </w:pPr>
       <w:r>
         <w:t>ручной ввод предложения поставщика;</w:t>
@@ -1381,7 +1897,6 @@
     <w:p>
       <w:pPr>
         <w:pStyle w:val="ListBullet"/>
-        <w:widowControl/>
       </w:pPr>
       <w:r>
         <w:t>указание способа расчёта и причины его выбора;</w:t>
@@ -1390,89 +1905,105 @@
     <w:p>
       <w:pPr>
         <w:pStyle w:val="ListBullet"/>
-        <w:widowControl/>
       </w:pPr>
       <w:r>
         <w:t>предупреждение, если масса, порог или способ расчёта не подтверждены.</w:t>
       </w:r>
     </w:p>
     <w:p>
-      <w:pPr>
-        <w:jc w:val="both"/>
-        <w:widowControl/>
-      </w:pPr>
       <w:r>
         <w:t>Порог перехода между расчётом в погонных метрах и расчётом по массе не задаётся разработчиком самостоятельно и должен быть предоставлен или подтвержден Еленой.</w:t>
       </w:r>
     </w:p>
     <w:p>
       <w:pPr>
-        <w:pStyle w:val="Heading2"/>
-        <w:widowControl/>
+        <w:pStyle w:val="Heading3"/>
       </w:pPr>
       <w:r>
         <w:t>5.9. Скатная кровля</w:t>
       </w:r>
     </w:p>
     <w:p>
-      <w:pPr>
-        <w:jc w:val="both"/>
-        <w:widowControl/>
-      </w:pPr>
       <w:r>
         <w:t>Скатная кровля реализуется как группа из пяти независимых расчётных модулей:</w:t>
       </w:r>
     </w:p>
     <w:p>
       <w:pPr>
-        <w:pStyle w:val="ListNumber"/>
-        <w:widowControl/>
-      </w:pPr>
+        <w:spacing w:after="60"/>
+        <w:ind w:left="369" w:hanging="369"/>
+      </w:pPr>
+      <w:r>
+        <w:rPr>
+          <w:b/>
+        </w:rPr>
+        <w:t xml:space="preserve">1. </w:t>
+      </w:r>
       <w:r>
         <w:t>Перекрытие скатной кровли.</w:t>
       </w:r>
     </w:p>
     <w:p>
       <w:pPr>
-        <w:pStyle w:val="ListNumber"/>
-        <w:widowControl/>
-      </w:pPr>
+        <w:spacing w:after="60"/>
+        <w:ind w:left="369" w:hanging="369"/>
+      </w:pPr>
+      <w:r>
+        <w:rPr>
+          <w:b/>
+        </w:rPr>
+        <w:t xml:space="preserve">2. </w:t>
+      </w:r>
       <w:r>
         <w:t>Стропильная система скатной кровли.</w:t>
       </w:r>
     </w:p>
     <w:p>
       <w:pPr>
-        <w:pStyle w:val="ListNumber"/>
-        <w:widowControl/>
-      </w:pPr>
+        <w:spacing w:after="60"/>
+        <w:ind w:left="369" w:hanging="369"/>
+      </w:pPr>
+      <w:r>
+        <w:rPr>
+          <w:b/>
+        </w:rPr>
+        <w:t xml:space="preserve">3. </w:t>
+      </w:r>
       <w:r>
         <w:t>Утепление скатной кровли.</w:t>
       </w:r>
     </w:p>
     <w:p>
       <w:pPr>
-        <w:pStyle w:val="ListNumber"/>
-        <w:widowControl/>
-      </w:pPr>
+        <w:spacing w:after="60"/>
+        <w:ind w:left="369" w:hanging="369"/>
+      </w:pPr>
+      <w:r>
+        <w:rPr>
+          <w:b/>
+        </w:rPr>
+        <w:t xml:space="preserve">4. </w:t>
+      </w:r>
       <w:r>
         <w:t>Кровельное покрытие скатной кровли.</w:t>
       </w:r>
     </w:p>
     <w:p>
       <w:pPr>
-        <w:pStyle w:val="ListNumber"/>
-        <w:widowControl/>
-      </w:pPr>
+        <w:spacing w:after="60"/>
+        <w:ind w:left="369" w:hanging="369"/>
+      </w:pPr>
+      <w:r>
+        <w:rPr>
+          <w:b/>
+        </w:rPr>
+        <w:t xml:space="preserve">5. </w:t>
+      </w:r>
       <w:r>
         <w:t>Утепление перекрытия скатной кровли.</w:t>
       </w:r>
     </w:p>
     <w:p>
-      <w:pPr>
-        <w:jc w:val="both"/>
-        <w:widowControl/>
-      </w:pPr>
       <w:r>
         <w:t>Требования:</w:t>
       </w:r>
@@ -1480,7 +2011,6 @@
     <w:p>
       <w:pPr>
         <w:pStyle w:val="ListBullet"/>
-        <w:widowControl/>
       </w:pPr>
       <w:r>
         <w:t>каждый модуль можно включать и отключать отдельно;</w:t>
@@ -1489,7 +2019,6 @@
     <w:p>
       <w:pPr>
         <w:pStyle w:val="ListBullet"/>
-        <w:widowControl/>
       </w:pPr>
       <w:r>
         <w:t>плоская и скатная кровля могут одновременно присутствовать в одном проекте;</w:t>
@@ -1498,7 +2027,6 @@
     <w:p>
       <w:pPr>
         <w:pStyle w:val="ListBullet"/>
-        <w:widowControl/>
       </w:pPr>
       <w:r>
         <w:t>разные участки одной кровли не должны взаимно исключаться;</w:t>
@@ -1507,7 +2035,6 @@
     <w:p>
       <w:pPr>
         <w:pStyle w:val="ListBullet"/>
-        <w:widowControl/>
       </w:pPr>
       <w:r>
         <w:t>утепление скатов, стен и перекрытия не объединяется в одно неразделимое количество;</w:t>
@@ -1516,7 +2043,6 @@
     <w:p>
       <w:pPr>
         <w:pStyle w:val="ListBullet"/>
-        <w:widowControl/>
       </w:pPr>
       <w:r>
         <w:t>материалы покрытия и комплектующие формируются по выбранному типу покрытия;</w:t>
@@ -1525,7 +2051,6 @@
     <w:p>
       <w:pPr>
         <w:pStyle w:val="ListBullet"/>
-        <w:widowControl/>
       </w:pPr>
       <w:r>
         <w:t>опорные элементы и опорные подушки реализуются как вложенный опциональный блок соответствующего конструктивного раздела, если их наличие и расчёт подтверждены;</w:t>
@@ -1534,7 +2059,6 @@
     <w:p>
       <w:pPr>
         <w:pStyle w:val="ListBullet"/>
-        <w:widowControl/>
       </w:pPr>
       <w:r>
         <w:t>индивидуальное поликарбонатное покрытие ЮСВ не включается в универсальный модуль;</w:t>
@@ -1543,44 +2067,30 @@
     <w:p>
       <w:pPr>
         <w:pStyle w:val="ListBullet"/>
-        <w:widowControl/>
       </w:pPr>
       <w:r>
         <w:t>старые цены и конкретные бренды используются только как пример состава строк, а не как обязательное правило.</w:t>
       </w:r>
     </w:p>
     <w:p>
-      <w:pPr>
-        <w:jc w:val="both"/>
-        <w:widowControl/>
-      </w:pPr>
       <w:r>
         <w:t>Основные эталоны: ГФК-11, ЮРВ и МКП-1. Дополнительные проекты предоставляются Заказчиком по мере готовности.</w:t>
       </w:r>
     </w:p>
     <w:p>
       <w:pPr>
-        <w:pStyle w:val="Heading2"/>
-        <w:widowControl/>
+        <w:pStyle w:val="Heading3"/>
       </w:pPr>
       <w:r>
         <w:t>5.10. Подготовительные работы</w:t>
       </w:r>
     </w:p>
     <w:p>
-      <w:pPr>
-        <w:jc w:val="both"/>
-        <w:widowControl/>
-      </w:pPr>
       <w:r>
         <w:t>Разработать отдельный шаблонный калькулятор раздела «Подготовительные работы, организация строительного городка». Раздел не извлекается из PDF: исходные параметры организации строительства вводит и подтверждает сметчик в промежуточной таблице.</w:t>
       </w:r>
     </w:p>
     <w:p>
-      <w:pPr>
-        <w:jc w:val="both"/>
-        <w:widowControl/>
-      </w:pPr>
       <w:r>
         <w:t>Раздел должен включать:</w:t>
       </w:r>
@@ -1588,7 +2098,6 @@
     <w:p>
       <w:pPr>
         <w:pStyle w:val="ListBullet"/>
-        <w:widowControl/>
       </w:pPr>
       <w:r>
         <w:t>завоз бытовки с сохранением строки при нулевом количестве;</w:t>
@@ -1597,7 +2106,6 @@
     <w:p>
       <w:pPr>
         <w:pStyle w:val="ListBullet"/>
-        <w:widowControl/>
       </w:pPr>
       <w:r>
         <w:t>подключение бытовки с сохранением строки при нулевом количестве;</w:t>
@@ -1606,7 +2114,6 @@
     <w:p>
       <w:pPr>
         <w:pStyle w:val="ListBullet"/>
-        <w:widowControl/>
       </w:pPr>
       <w:r>
         <w:t>содержание строительного городка в течение заданного числа месяцев;</w:t>
@@ -1615,7 +2122,6 @@
     <w:p>
       <w:pPr>
         <w:pStyle w:val="ListBullet"/>
-        <w:widowControl/>
       </w:pPr>
       <w:r>
         <w:t>опциональную камеру видеонаблюдения;</w:t>
@@ -1624,7 +2130,6 @@
     <w:p>
       <w:pPr>
         <w:pStyle w:val="ListBullet"/>
-        <w:widowControl/>
       </w:pPr>
       <w:r>
         <w:t>опциональный вложенный блок подъездной дороги;</w:t>
@@ -1633,17 +2138,12 @@
     <w:p>
       <w:pPr>
         <w:pStyle w:val="ListBullet"/>
-        <w:widowControl/>
       </w:pPr>
       <w:r>
         <w:t>формулы серой себестоимости, правые расчётные подсказки и клиентскую часть.</w:t>
       </w:r>
     </w:p>
     <w:p>
-      <w:pPr>
-        <w:jc w:val="both"/>
-        <w:widowControl/>
-      </w:pPr>
       <w:r>
         <w:t>Блок подъездной дороги должен поддерживать:</w:t>
       </w:r>
@@ -1651,7 +2151,6 @@
     <w:p>
       <w:pPr>
         <w:pStyle w:val="ListBullet"/>
-        <w:widowControl/>
       </w:pPr>
       <w:r>
         <w:t>работу экскаватора-погрузчика JCB;</w:t>
@@ -1660,7 +2159,6 @@
     <w:p>
       <w:pPr>
         <w:pStyle w:val="ListBullet"/>
-        <w:widowControl/>
       </w:pPr>
       <w:r>
         <w:t>песчаную подсыпку и строительный песок;</w:t>
@@ -1669,7 +2167,6 @@
     <w:p>
       <w:pPr>
         <w:pStyle w:val="ListBullet"/>
-        <w:widowControl/>
       </w:pPr>
       <w:r>
         <w:t>укладку дорожных железобетонных плит;</w:t>
@@ -1678,7 +2175,6 @@
     <w:p>
       <w:pPr>
         <w:pStyle w:val="ListBullet"/>
-        <w:widowControl/>
       </w:pPr>
       <w:r>
         <w:t>количество и стоимость плит;</w:t>
@@ -1687,7 +2183,6 @@
     <w:p>
       <w:pPr>
         <w:pStyle w:val="ListBullet"/>
-        <w:widowControl/>
       </w:pPr>
       <w:r>
         <w:t>доставку плит манипулятором;</w:t>
@@ -1696,33 +2191,24 @@
     <w:p>
       <w:pPr>
         <w:pStyle w:val="ListBullet"/>
-        <w:widowControl/>
       </w:pPr>
       <w:r>
         <w:t>расходные материалы и амортизацию инструмента по настраиваемой процентной ставке.</w:t>
       </w:r>
     </w:p>
     <w:p>
-      <w:pPr>
-        <w:jc w:val="both"/>
-        <w:widowControl/>
-      </w:pPr>
       <w:r>
         <w:t>Связанные количества должны пересчитываться формулами: количество материала плит равно количеству укладываемых плит, а количество песка связано с подтверждённым объёмом подсыпки. Геометрическая формула подсыпки выводится как проверочная подсказка, но итоговое количество подтверждает сметчик до согласования универсального правила округления.</w:t>
       </w:r>
     </w:p>
     <w:p>
-      <w:pPr>
-        <w:jc w:val="both"/>
-        <w:widowControl/>
-      </w:pPr>
       <w:r>
         <w:t xml:space="preserve">Для раздела применяется специальный контроль минимальной клиентской суммы </w:t>
       </w:r>
       <w:r>
         <w:rPr>
-          <w:rFonts w:ascii="Courier New" w:hAnsi="Courier New" w:eastAsia="Courier New"/>
-          <w:color w:val="404040"/>
+          <w:rFonts w:ascii="Courier New" w:hAnsi="Courier New"/>
+          <w:color w:val="374151"/>
           <w:sz w:val="19"/>
         </w:rPr>
         <w:t>себестоимость x 1,1</w:t>
@@ -1732,26 +2218,18 @@
       </w:r>
     </w:p>
     <w:p>
-      <w:pPr>
-        <w:jc w:val="both"/>
-        <w:widowControl/>
-      </w:pPr>
       <w:r>
         <w:t>Весь раздел, подъездная дорога и камера должны включаться и отключаться независимо. Основные эталоны: АРК, ТРЦ и ЮСВ. ГФК-11, ЛВП, АРХ, МКП-1, ЮРВ и РВР используются для проверки расширенного и сокращённого вариантов. Старые цены эталонов не являются источником production-цен.</w:t>
       </w:r>
     </w:p>
     <w:p>
-      <w:pPr>
-        <w:jc w:val="both"/>
-        <w:widowControl/>
-      </w:pPr>
       <w:r>
         <w:t xml:space="preserve">До окончательного ответа Елены процент расходников, округление объёма подсыпки и назначение вспомогательной формулы </w:t>
       </w:r>
       <w:r>
         <w:rPr>
-          <w:rFonts w:ascii="Courier New" w:hAnsi="Courier New" w:eastAsia="Courier New"/>
-          <w:color w:val="404040"/>
+          <w:rFonts w:ascii="Courier New" w:hAnsi="Courier New"/>
+          <w:color w:val="374151"/>
           <w:sz w:val="19"/>
         </w:rPr>
         <w:t>количество плит x 900</w:t>
@@ -1762,54 +2240,36 @@
     </w:p>
     <w:p>
       <w:pPr>
+        <w:pStyle w:val="Heading3"/>
+      </w:pPr>
+      <w:r>
+        <w:t>5.11. Дополнительные и отключаемые разделы</w:t>
+      </w:r>
+    </w:p>
+    <w:p>
+      <w:r>
+        <w:t>Конструктор сметы должен позволять включать и отключать найденные разделы без изменения результата парсинга.</w:t>
+      </w:r>
+    </w:p>
+    <w:p>
+      <w:r>
+        <w:t>Наличие конструкции в проекте не означает её обязательного включения в договорную смету. Парсер извлекает конструкцию, а решение о включении принимает сметчик.</w:t>
+      </w:r>
+    </w:p>
+    <w:p>
+      <w:r>
+        <w:t>Террасы, крыльца и другие дополнительные конструкции могут присутствовать в структуре как ручные или шаблонные блоки. Их автоматический расчёт не входит в настоящий объём, если они прямо не перечислены в разделе 5.</w:t>
+      </w:r>
+    </w:p>
+    <w:p>
+      <w:pPr>
         <w:pStyle w:val="Heading2"/>
-        <w:widowControl/>
-      </w:pPr>
-      <w:r>
-        <w:t>5.11. Дополнительные и отключаемые разделы</w:t>
-      </w:r>
-    </w:p>
-    <w:p>
-      <w:pPr>
-        <w:jc w:val="both"/>
-        <w:widowControl/>
-      </w:pPr>
-      <w:r>
-        <w:t>Конструктор сметы должен позволять включать и отключать найденные разделы без изменения результата парсинга.</w:t>
-      </w:r>
-    </w:p>
-    <w:p>
-      <w:pPr>
-        <w:jc w:val="both"/>
-        <w:widowControl/>
-      </w:pPr>
-      <w:r>
-        <w:t>Наличие конструкции в проекте не означает её обязательного включения в договорную смету. Парсер извлекает конструкцию, а решение о включении принимает сметчик.</w:t>
-      </w:r>
-    </w:p>
-    <w:p>
-      <w:pPr>
-        <w:jc w:val="both"/>
-        <w:widowControl/>
-      </w:pPr>
-      <w:r>
-        <w:t>Террасы, крыльца и другие дополнительные конструкции могут присутствовать в структуре как ручные или шаблонные блоки. Их автоматический расчёт не входит в настоящий объём, если они прямо не перечислены в разделе 5.</w:t>
-      </w:r>
-    </w:p>
-    <w:p>
-      <w:pPr>
-        <w:pStyle w:val="Heading1"/>
-        <w:widowControl/>
       </w:pPr>
       <w:r>
         <w:t>6. Формулы себестоимости и правые подсказки</w:t>
       </w:r>
     </w:p>
     <w:p>
-      <w:pPr>
-        <w:jc w:val="both"/>
-        <w:widowControl/>
-      </w:pPr>
       <w:r>
         <w:t>Для существующих и новых разделов правая часть имеет структуру:</w:t>
       </w:r>
@@ -1817,12 +2277,11 @@
     <w:p>
       <w:pPr>
         <w:pStyle w:val="ListBullet"/>
-        <w:widowControl/>
       </w:pPr>
       <w:r>
         <w:rPr>
-          <w:rFonts w:ascii="Courier New" w:hAnsi="Courier New" w:eastAsia="Courier New"/>
-          <w:color w:val="404040"/>
+          <w:rFonts w:ascii="Courier New" w:hAnsi="Courier New"/>
+          <w:color w:val="374151"/>
           <w:sz w:val="19"/>
         </w:rPr>
         <w:t>J</w:t>
@@ -1834,12 +2293,11 @@
     <w:p>
       <w:pPr>
         <w:pStyle w:val="ListBullet"/>
-        <w:widowControl/>
       </w:pPr>
       <w:r>
         <w:rPr>
-          <w:rFonts w:ascii="Courier New" w:hAnsi="Courier New" w:eastAsia="Courier New"/>
-          <w:color w:val="404040"/>
+          <w:rFonts w:ascii="Courier New" w:hAnsi="Courier New"/>
+          <w:color w:val="374151"/>
           <w:sz w:val="19"/>
         </w:rPr>
         <w:t>K</w:t>
@@ -1851,12 +2309,11 @@
     <w:p>
       <w:pPr>
         <w:pStyle w:val="ListBullet"/>
-        <w:widowControl/>
       </w:pPr>
       <w:r>
         <w:rPr>
-          <w:rFonts w:ascii="Courier New" w:hAnsi="Courier New" w:eastAsia="Courier New"/>
-          <w:color w:val="404040"/>
+          <w:rFonts w:ascii="Courier New" w:hAnsi="Courier New"/>
+          <w:color w:val="374151"/>
           <w:sz w:val="19"/>
         </w:rPr>
         <w:t>L</w:t>
@@ -1868,12 +2325,11 @@
     <w:p>
       <w:pPr>
         <w:pStyle w:val="ListBullet"/>
-        <w:widowControl/>
       </w:pPr>
       <w:r>
         <w:rPr>
-          <w:rFonts w:ascii="Courier New" w:hAnsi="Courier New" w:eastAsia="Courier New"/>
-          <w:color w:val="404040"/>
+          <w:rFonts w:ascii="Courier New" w:hAnsi="Courier New"/>
+          <w:color w:val="374151"/>
           <w:sz w:val="19"/>
         </w:rPr>
         <w:t>M</w:t>
@@ -1885,12 +2341,11 @@
     <w:p>
       <w:pPr>
         <w:pStyle w:val="ListBullet"/>
-        <w:widowControl/>
       </w:pPr>
       <w:r>
         <w:rPr>
-          <w:rFonts w:ascii="Courier New" w:hAnsi="Courier New" w:eastAsia="Courier New"/>
-          <w:color w:val="404040"/>
+          <w:rFonts w:ascii="Courier New" w:hAnsi="Courier New"/>
+          <w:color w:val="374151"/>
           <w:sz w:val="19"/>
         </w:rPr>
         <w:t>N</w:t>
@@ -1902,12 +2357,11 @@
     <w:p>
       <w:pPr>
         <w:pStyle w:val="ListBullet"/>
-        <w:widowControl/>
       </w:pPr>
       <w:r>
         <w:rPr>
-          <w:rFonts w:ascii="Courier New" w:hAnsi="Courier New" w:eastAsia="Courier New"/>
-          <w:color w:val="404040"/>
+          <w:rFonts w:ascii="Courier New" w:hAnsi="Courier New"/>
+          <w:color w:val="374151"/>
           <w:sz w:val="19"/>
         </w:rPr>
         <w:t>O</w:t>
@@ -1919,12 +2373,11 @@
     <w:p>
       <w:pPr>
         <w:pStyle w:val="ListBullet"/>
-        <w:widowControl/>
       </w:pPr>
       <w:r>
         <w:rPr>
-          <w:rFonts w:ascii="Courier New" w:hAnsi="Courier New" w:eastAsia="Courier New"/>
-          <w:color w:val="404040"/>
+          <w:rFonts w:ascii="Courier New" w:hAnsi="Courier New"/>
+          <w:color w:val="374151"/>
           <w:sz w:val="19"/>
         </w:rPr>
         <w:t>P</w:t>
@@ -1934,25 +2387,19 @@
       </w:r>
     </w:p>
     <w:p>
-      <w:pPr>
-        <w:jc w:val="both"/>
-        <w:widowControl/>
-      </w:pPr>
       <w:r>
         <w:t>Минимальный набор формул:</w:t>
       </w:r>
     </w:p>
     <w:p>
       <w:pPr>
-        <w:keepLines/>
-        <w:spacing w:before="60" w:after="120"/>
-        <w:ind w:left="283" w:right="170"/>
-        <w:shd w:fill="F2F2F2"/>
-        <w:widowControl/>
+        <w:spacing w:before="60" w:after="140"/>
+        <w:ind w:left="283" w:right="283"/>
+        <w:shd w:fill="F1F5F9"/>
       </w:pPr>
       <w:r>
         <w:rPr>
-          <w:rFonts w:ascii="Courier New" w:hAnsi="Courier New" w:eastAsia="Courier New"/>
+          <w:rFonts w:ascii="Courier New" w:hAnsi="Courier New"/>
           <w:sz w:val="17"/>
         </w:rPr>
         <w:t>L = J * K</w:t>
@@ -1965,10 +2412,6 @@
       </w:r>
     </w:p>
     <w:p>
-      <w:pPr>
-        <w:jc w:val="both"/>
-        <w:widowControl/>
-      </w:pPr>
       <w:r>
         <w:t>Формулами оформляются также:</w:t>
       </w:r>
@@ -1976,7 +2419,6 @@
     <w:p>
       <w:pPr>
         <w:pStyle w:val="ListBullet"/>
-        <w:widowControl/>
       </w:pPr>
       <w:r>
         <w:t>запас;</w:t>
@@ -1985,7 +2427,6 @@
     <w:p>
       <w:pPr>
         <w:pStyle w:val="ListBullet"/>
-        <w:widowControl/>
       </w:pPr>
       <w:r>
         <w:t>округление до рулона, упаковки, палеты, листа, рейса или смены;</w:t>
@@ -1994,7 +2435,6 @@
     <w:p>
       <w:pPr>
         <w:pStyle w:val="ListBullet"/>
-        <w:widowControl/>
       </w:pPr>
       <w:r>
         <w:t>закупочное количество;</w:t>
@@ -2003,7 +2443,6 @@
     <w:p>
       <w:pPr>
         <w:pStyle w:val="ListBullet"/>
-        <w:widowControl/>
       </w:pPr>
       <w:r>
         <w:t>масса и длина арматуры;</w:t>
@@ -2012,7 +2451,6 @@
     <w:p>
       <w:pPr>
         <w:pStyle w:val="ListBullet"/>
-        <w:widowControl/>
       </w:pPr>
       <w:r>
         <w:t>логистика и зависимые количества;</w:t>
@@ -2021,17 +2459,12 @@
     <w:p>
       <w:pPr>
         <w:pStyle w:val="ListBullet"/>
-        <w:widowControl/>
       </w:pPr>
       <w:r>
         <w:t>промежуточные и контрольные суммы.</w:t>
       </w:r>
     </w:p>
     <w:p>
-      <w:pPr>
-        <w:jc w:val="both"/>
-        <w:widowControl/>
-      </w:pPr>
       <w:r>
         <w:t>Правые подсказки должны показывать:</w:t>
       </w:r>
@@ -2039,7 +2472,6 @@
     <w:p>
       <w:pPr>
         <w:pStyle w:val="ListBullet"/>
-        <w:widowControl/>
       </w:pPr>
       <w:r>
         <w:t>исходное проектное значение;</w:t>
@@ -2048,7 +2480,6 @@
     <w:p>
       <w:pPr>
         <w:pStyle w:val="ListBullet"/>
-        <w:widowControl/>
       </w:pPr>
       <w:r>
         <w:t>источник и страницу;</w:t>
@@ -2057,7 +2488,6 @@
     <w:p>
       <w:pPr>
         <w:pStyle w:val="ListBullet"/>
-        <w:widowControl/>
       </w:pPr>
       <w:r>
         <w:t>коэффициент запаса;</w:t>
@@ -2066,7 +2496,6 @@
     <w:p>
       <w:pPr>
         <w:pStyle w:val="ListBullet"/>
-        <w:widowControl/>
       </w:pPr>
       <w:r>
         <w:t>правило округления и размер упаковки;</w:t>
@@ -2075,7 +2504,6 @@
     <w:p>
       <w:pPr>
         <w:pStyle w:val="ListBullet"/>
-        <w:widowControl/>
       </w:pPr>
       <w:r>
         <w:t>закупочное количество;</w:t>
@@ -2084,7 +2512,6 @@
     <w:p>
       <w:pPr>
         <w:pStyle w:val="ListBullet"/>
-        <w:widowControl/>
       </w:pPr>
       <w:r>
         <w:t>остаток, массу или другую контрольную величину;</w:t>
@@ -2093,48 +2520,48 @@
     <w:p>
       <w:pPr>
         <w:pStyle w:val="ListBullet"/>
-        <w:widowControl/>
       </w:pPr>
       <w:r>
         <w:t>предупреждение о конфликте или ручном значении.</w:t>
       </w:r>
     </w:p>
     <w:p>
-      <w:pPr>
-        <w:jc w:val="both"/>
-        <w:widowControl/>
-      </w:pPr>
       <w:r>
         <w:t>Подсказка не должна содержать скрытую стоимость или случайную константу одного проекта.</w:t>
       </w:r>
     </w:p>
     <w:p>
       <w:pPr>
-        <w:pStyle w:val="Heading1"/>
-        <w:widowControl/>
+        <w:pStyle w:val="Heading2"/>
       </w:pPr>
       <w:r>
         <w:t>7. Клиентская часть и единая смета</w:t>
       </w:r>
     </w:p>
     <w:p>
-      <w:pPr>
-        <w:jc w:val="both"/>
-        <w:widowControl/>
-      </w:pPr>
-      <w:r>
-        <w:t>После подтверждения себестоимости формируется одна Google-смета:</w:t>
+      <w:r>
+        <w:t xml:space="preserve">После подтверждения промежуточной себестоимости программа напрямую формирует одну полную Excel-смету </w:t>
+      </w:r>
+      <w:r>
+        <w:rPr>
+          <w:rFonts w:ascii="Courier New" w:hAnsi="Courier New"/>
+          <w:color w:val="374151"/>
+          <w:sz w:val="19"/>
+        </w:rPr>
+        <w:t>.xlsx</w:t>
+      </w:r>
+      <w:r>
+        <w:t>:</w:t>
       </w:r>
     </w:p>
     <w:p>
       <w:pPr>
         <w:pStyle w:val="ListBullet"/>
-        <w:widowControl/>
       </w:pPr>
       <w:r>
         <w:rPr>
-          <w:rFonts w:ascii="Courier New" w:hAnsi="Courier New" w:eastAsia="Courier New"/>
-          <w:color w:val="404040"/>
+          <w:rFonts w:ascii="Courier New" w:hAnsi="Courier New"/>
+          <w:color w:val="374151"/>
           <w:sz w:val="19"/>
         </w:rPr>
         <w:t>A:I</w:t>
@@ -2146,12 +2573,11 @@
     <w:p>
       <w:pPr>
         <w:pStyle w:val="ListBullet"/>
-        <w:widowControl/>
       </w:pPr>
       <w:r>
         <w:rPr>
-          <w:rFonts w:ascii="Courier New" w:hAnsi="Courier New" w:eastAsia="Courier New"/>
-          <w:color w:val="404040"/>
+          <w:rFonts w:ascii="Courier New" w:hAnsi="Courier New"/>
+          <w:color w:val="374151"/>
           <w:sz w:val="19"/>
         </w:rPr>
         <w:t>J:O</w:t>
@@ -2163,12 +2589,11 @@
     <w:p>
       <w:pPr>
         <w:pStyle w:val="ListBullet"/>
-        <w:widowControl/>
       </w:pPr>
       <w:r>
         <w:rPr>
-          <w:rFonts w:ascii="Courier New" w:hAnsi="Courier New" w:eastAsia="Courier New"/>
-          <w:color w:val="404040"/>
+          <w:rFonts w:ascii="Courier New" w:hAnsi="Courier New"/>
+          <w:color w:val="374151"/>
           <w:sz w:val="19"/>
         </w:rPr>
         <w:t>P</w:t>
@@ -2178,10 +2603,11 @@
       </w:r>
     </w:p>
     <w:p>
-      <w:pPr>
-        <w:jc w:val="both"/>
-        <w:widowControl/>
-      </w:pPr>
+      <w:r>
+        <w:t>Промежуточная Google-таблица используется для проверки и подтверждения входов правой части. Она не является итоговой сметой и не используется как источник точной печатной компоновки. Маршрут конвертации Google Sheets в Excel для итогового файла не применяется.</w:t>
+      </w:r>
+    </w:p>
+    <w:p>
       <w:r>
         <w:t>Клиентская часть должна содержать формулы для:</w:t>
       </w:r>
@@ -2189,7 +2615,6 @@
     <w:p>
       <w:pPr>
         <w:pStyle w:val="ListBullet"/>
-        <w:widowControl/>
       </w:pPr>
       <w:r>
         <w:t>количества и связи с соответствующей строкой себестоимости;</w:t>
@@ -2198,7 +2623,6 @@
     <w:p>
       <w:pPr>
         <w:pStyle w:val="ListBullet"/>
-        <w:widowControl/>
       </w:pPr>
       <w:r>
         <w:t>стоимости материалов и работ;</w:t>
@@ -2207,7 +2631,6 @@
     <w:p>
       <w:pPr>
         <w:pStyle w:val="ListBullet"/>
-        <w:widowControl/>
       </w:pPr>
       <w:r>
         <w:t>суммы строки и итогов разделов;</w:t>
@@ -2216,7 +2639,6 @@
     <w:p>
       <w:pPr>
         <w:pStyle w:val="ListBullet"/>
-        <w:widowControl/>
       </w:pPr>
       <w:r>
         <w:t>технического надзора в разделах, где он предусмотрен эталонной структурой;</w:t>
@@ -2225,7 +2647,6 @@
     <w:p>
       <w:pPr>
         <w:pStyle w:val="ListBullet"/>
-        <w:widowControl/>
       </w:pPr>
       <w:r>
         <w:t>заготовительно-складских расходов в разделах, где они предусмотрены;</w:t>
@@ -2234,7 +2655,6 @@
     <w:p>
       <w:pPr>
         <w:pStyle w:val="ListBullet"/>
-        <w:widowControl/>
       </w:pPr>
       <w:r>
         <w:t>накладных расходов в разделах, где они предусмотрены;</w:t>
@@ -2243,7 +2663,6 @@
     <w:p>
       <w:pPr>
         <w:pStyle w:val="ListBullet"/>
-        <w:widowControl/>
       </w:pPr>
       <w:r>
         <w:t>сметной прибыли в разделах, где она предусмотрена;</w:t>
@@ -2252,7 +2671,6 @@
     <w:p>
       <w:pPr>
         <w:pStyle w:val="ListBullet"/>
-        <w:widowControl/>
       </w:pPr>
       <w:r>
         <w:t>контроля минимальной клиентской суммы относительно себестоимости и коэффициента рентабельности;</w:t>
@@ -2261,17 +2679,12 @@
     <w:p>
       <w:pPr>
         <w:pStyle w:val="ListBullet"/>
-        <w:widowControl/>
       </w:pPr>
       <w:r>
         <w:t>общих итогов, скидок, компенсаций и иных договорных корректировок.</w:t>
       </w:r>
     </w:p>
     <w:p>
-      <w:pPr>
-        <w:jc w:val="both"/>
-        <w:widowControl/>
-      </w:pPr>
       <w:r>
         <w:t>Правила первой версии определяются по эталонным сметам АРК, ТРЦ, ЮСВ и НВД-3:</w:t>
       </w:r>
@@ -2279,7 +2692,6 @@
     <w:p>
       <w:pPr>
         <w:pStyle w:val="ListBullet"/>
-        <w:widowControl/>
       </w:pPr>
       <w:r>
         <w:t>правило, устойчиво повторяющееся минимум в трёх сопоставимых проектах, применяется автоматически;</w:t>
@@ -2288,7 +2700,6 @@
     <w:p>
       <w:pPr>
         <w:pStyle w:val="ListBullet"/>
-        <w:widowControl/>
       </w:pPr>
       <w:r>
         <w:t>два подтверждения используются как стартовая подсказка;</w:t>
@@ -2297,7 +2708,6 @@
     <w:p>
       <w:pPr>
         <w:pStyle w:val="ListBullet"/>
-        <w:widowControl/>
       </w:pPr>
       <w:r>
         <w:t>единичный случай требует внимания сметчика;</w:t>
@@ -2306,7 +2716,6 @@
     <w:p>
       <w:pPr>
         <w:pStyle w:val="ListBullet"/>
-        <w:widowControl/>
       </w:pPr>
       <w:r>
         <w:t>числовая стартовая расценка определяется по медиане сопоставимых значений;</w:t>
@@ -2315,7 +2724,6 @@
     <w:p>
       <w:pPr>
         <w:pStyle w:val="ListBullet"/>
-        <w:widowControl/>
       </w:pPr>
       <w:r>
         <w:t>материалы, фиксированные услуги, доставка и работа бетононасоса не используются для автоматического добора клиентской суммы без отдельного правила;</w:t>
@@ -2324,25 +2732,68 @@
     <w:p>
       <w:pPr>
         <w:pStyle w:val="ListBullet"/>
-        <w:widowControl/>
       </w:pPr>
       <w:r>
         <w:t>коэффициенты и проценты являются настраиваемыми параметрами, а не навсегда зашитыми числами.</w:t>
       </w:r>
     </w:p>
     <w:p>
-      <w:pPr>
-        <w:jc w:val="both"/>
-        <w:widowControl/>
-      </w:pPr>
-      <w:r>
-        <w:t>Сметчик может изменить значение или формулу непосредственно в Google Sheets. Повторная автоматическая сборка не должна молча затирать ручные изменения.</w:t>
-      </w:r>
-    </w:p>
-    <w:p>
-      <w:pPr>
-        <w:pStyle w:val="Heading1"/>
-        <w:widowControl/>
+      <w:r>
+        <w:t xml:space="preserve">В итоговой книге сохраняются нативные формулы Excel. Сметчик может изменить значение, коэффициент или формулу непосредственно в </w:t>
+      </w:r>
+      <w:r>
+        <w:rPr>
+          <w:rFonts w:ascii="Courier New" w:hAnsi="Courier New"/>
+          <w:color w:val="374151"/>
+          <w:sz w:val="19"/>
+        </w:rPr>
+        <w:t>.xlsx</w:t>
+      </w:r>
+      <w:r>
+        <w:t>, после чего Excel пересчитывает обе части. Повторная автоматическая сборка не должна молча затирать ручные изменения: перед пересборкой предыдущая версия файла сохраняется отдельно.</w:t>
+      </w:r>
+    </w:p>
+    <w:p>
+      <w:r>
+        <w:t xml:space="preserve">Для основного листа задаются печатная область </w:t>
+      </w:r>
+      <w:r>
+        <w:rPr>
+          <w:rFonts w:ascii="Courier New" w:hAnsi="Courier New"/>
+          <w:color w:val="374151"/>
+          <w:sz w:val="19"/>
+        </w:rPr>
+        <w:t>A:I</w:t>
+      </w:r>
+      <w:r>
+        <w:t xml:space="preserve">, ориентация, масштаб по ширине, поля, повтор заголовков и разрывы страниц. Внутренняя книга с себестоимостью не передаётся клиенту только со скрытыми правыми колонками: клиентская выдача формируется как PDF из </w:t>
+      </w:r>
+      <w:r>
+        <w:rPr>
+          <w:rFonts w:ascii="Courier New" w:hAnsi="Courier New"/>
+          <w:color w:val="374151"/>
+          <w:sz w:val="19"/>
+        </w:rPr>
+        <w:t>A:I</w:t>
+      </w:r>
+      <w:r>
+        <w:t xml:space="preserve"> либо как отдельная Excel-копия клиентской части. Полный </w:t>
+      </w:r>
+      <w:r>
+        <w:rPr>
+          <w:rFonts w:ascii="Courier New" w:hAnsi="Courier New"/>
+          <w:color w:val="374151"/>
+          <w:sz w:val="19"/>
+        </w:rPr>
+        <w:t>.xlsx</w:t>
+      </w:r>
+      <w:r>
+        <w:t xml:space="preserve"> можно хранить на Google Drive как файл без преобразования в формат Google Sheets.</w:t>
+      </w:r>
+    </w:p>
+    <w:p>
+      <w:pPr>
+        <w:pStyle w:val="Heading2"/>
       </w:pPr>
       <w:r>
         <w:t>8. База цен</w:t>
@@ -2350,16 +2801,22 @@
     </w:p>
     <w:p>
       <w:pPr>
-        <w:pStyle w:val="ListNumber"/>
-        <w:widowControl/>
-      </w:pPr>
+        <w:spacing w:after="60"/>
+        <w:ind w:left="369" w:hanging="369"/>
+      </w:pPr>
+      <w:r>
+        <w:rPr>
+          <w:b/>
+        </w:rPr>
+        <w:t xml:space="preserve">1. </w:t>
+      </w:r>
       <w:r>
         <w:t xml:space="preserve">Источник актуальных цен — первый лист согласованной Google-таблицы </w:t>
       </w:r>
       <w:r>
         <w:rPr>
-          <w:rFonts w:ascii="Courier New" w:hAnsi="Courier New" w:eastAsia="Courier New"/>
-          <w:color w:val="404040"/>
+          <w:rFonts w:ascii="Courier New" w:hAnsi="Courier New"/>
+          <w:color w:val="374151"/>
           <w:sz w:val="19"/>
         </w:rPr>
         <w:t>Цены</w:t>
@@ -2370,81 +2827,98 @@
     </w:p>
     <w:p>
       <w:pPr>
-        <w:pStyle w:val="ListNumber"/>
-        <w:widowControl/>
-      </w:pPr>
+        <w:spacing w:after="60"/>
+        <w:ind w:left="369" w:hanging="369"/>
+      </w:pPr>
+      <w:r>
+        <w:rPr>
+          <w:b/>
+        </w:rPr>
+        <w:t xml:space="preserve">2. </w:t>
+      </w:r>
       <w:r>
         <w:t>Ответственность за актуальность первого листа несёт назначенный Заказчиком специалист снабжения.</w:t>
       </w:r>
     </w:p>
     <w:p>
       <w:pPr>
-        <w:pStyle w:val="ListNumber"/>
-        <w:widowControl/>
-      </w:pPr>
+        <w:spacing w:after="60"/>
+        <w:ind w:left="369" w:hanging="369"/>
+      </w:pPr>
+      <w:r>
+        <w:rPr>
+          <w:b/>
+        </w:rPr>
+        <w:t xml:space="preserve">3. </w:t>
+      </w:r>
       <w:r>
         <w:t>Другие листы не используются производственным калькулятором как скрытый резерв цен.</w:t>
       </w:r>
     </w:p>
     <w:p>
       <w:pPr>
-        <w:pStyle w:val="ListNumber"/>
-        <w:widowControl/>
-      </w:pPr>
+        <w:spacing w:after="60"/>
+        <w:ind w:left="369" w:hanging="369"/>
+      </w:pPr>
+      <w:r>
+        <w:rPr>
+          <w:b/>
+        </w:rPr>
+        <w:t xml:space="preserve">4. </w:t>
+      </w:r>
       <w:r>
         <w:t>Вся необходимая арматура и иные используемые позиции должны присутствовать на первом листе.</w:t>
       </w:r>
     </w:p>
     <w:p>
       <w:pPr>
-        <w:pStyle w:val="ListNumber"/>
-        <w:widowControl/>
-      </w:pPr>
+        <w:spacing w:after="60"/>
+        <w:ind w:left="369" w:hanging="369"/>
+      </w:pPr>
+      <w:r>
+        <w:rPr>
+          <w:b/>
+        </w:rPr>
+        <w:t xml:space="preserve">5. </w:t>
+      </w:r>
       <w:r>
         <w:t>При отсутствии однозначной позиции система не подставляет случайный аналог, а формирует поле ручного выбора или предупреждение.</w:t>
       </w:r>
     </w:p>
     <w:p>
       <w:pPr>
-        <w:pStyle w:val="ListNumber"/>
-        <w:widowControl/>
-      </w:pPr>
+        <w:spacing w:after="60"/>
+        <w:ind w:left="369" w:hanging="369"/>
+      </w:pPr>
+      <w:r>
+        <w:rPr>
+          <w:b/>
+        </w:rPr>
+        <w:t xml:space="preserve">6. </w:t>
+      </w:r>
       <w:r>
         <w:t>Старые сметы используются для структуры и логики, но не как источник актуальных цен.</w:t>
       </w:r>
     </w:p>
     <w:p>
-      <w:pPr>
-        <w:jc w:val="both"/>
-        <w:widowControl/>
-      </w:pPr>
       <w:r>
         <w:t>Для production-доступа к Google Sheets используется отдельный сервисный аккаунт. Рабочие таблицы и папки Заказчика предоставляются этому аккаунту с необходимыми правами. Секрет сервисного аккаунта не хранится в Git.</w:t>
       </w:r>
     </w:p>
     <w:p>
       <w:pPr>
-        <w:pStyle w:val="Heading1"/>
-        <w:widowControl/>
+        <w:pStyle w:val="Heading2"/>
       </w:pPr>
       <w:r>
         <w:t>9. Обработка ошибок проектной документации и смет</w:t>
       </w:r>
     </w:p>
     <w:p>
-      <w:pPr>
-        <w:jc w:val="both"/>
-        <w:widowControl/>
-      </w:pPr>
       <w:r>
         <w:t>В проектах и эталонных сметах ожидаются ошибки, неполные данные и противоречия. Их выявление и контролируемая обработка входят в работу по каждому новому разделу.</w:t>
       </w:r>
     </w:p>
     <w:p>
-      <w:pPr>
-        <w:jc w:val="both"/>
-        <w:widowControl/>
-      </w:pPr>
       <w:r>
         <w:t>Типовые случаи:</w:t>
       </w:r>
@@ -2452,7 +2926,6 @@
     <w:p>
       <w:pPr>
         <w:pStyle w:val="ListBullet"/>
-        <w:widowControl/>
       </w:pPr>
       <w:r>
         <w:t>несовпадение готового итога спецификации с произведением размеров;</w:t>
@@ -2461,7 +2934,6 @@
     <w:p>
       <w:pPr>
         <w:pStyle w:val="ListBullet"/>
-        <w:widowControl/>
       </w:pPr>
       <w:r>
         <w:t>чужой адрес, шифр или кадастровый номер в скопированном штампе;</w:t>
@@ -2470,7 +2942,6 @@
     <w:p>
       <w:pPr>
         <w:pStyle w:val="ListBullet"/>
-        <w:widowControl/>
       </w:pPr>
       <w:r>
         <w:t>разные размеры, марки или плотности материала в спецификации, примечании и пояснительной записке;</w:t>
@@ -2479,7 +2950,6 @@
     <w:p>
       <w:pPr>
         <w:pStyle w:val="ListBullet"/>
-        <w:widowControl/>
       </w:pPr>
       <w:r>
         <w:t>один код, использованный для разных конструкций;</w:t>
@@ -2488,7 +2958,6 @@
     <w:p>
       <w:pPr>
         <w:pStyle w:val="ListBullet"/>
-        <w:widowControl/>
       </w:pPr>
       <w:r>
         <w:t>разные единицы измерения одной позиции;</w:t>
@@ -2497,7 +2966,6 @@
     <w:p>
       <w:pPr>
         <w:pStyle w:val="ListBullet"/>
-        <w:widowControl/>
       </w:pPr>
       <w:r>
         <w:t>отсутствующие строки или итоги спецификации;</w:t>
@@ -2506,7 +2974,6 @@
     <w:p>
       <w:pPr>
         <w:pStyle w:val="ListBullet"/>
-        <w:widowControl/>
       </w:pPr>
       <w:r>
         <w:t>формулы Excel с ошибкой, ссылкой на чужую строку или ручной константой;</w:t>
@@ -2515,7 +2982,6 @@
     <w:p>
       <w:pPr>
         <w:pStyle w:val="ListBullet"/>
-        <w:widowControl/>
       </w:pPr>
       <w:r>
         <w:t>пустая цена, которую нельзя отличить от подтвержденного нуля;</w:t>
@@ -2524,7 +2990,6 @@
     <w:p>
       <w:pPr>
         <w:pStyle w:val="ListBullet"/>
-        <w:widowControl/>
       </w:pPr>
       <w:r>
         <w:t>старое название раздела, не соответствующее фактической конструкции;</w:t>
@@ -2533,116 +2998,150 @@
     <w:p>
       <w:pPr>
         <w:pStyle w:val="ListBullet"/>
-        <w:widowControl/>
       </w:pPr>
       <w:r>
         <w:t>одна и та же конструкция, ошибочно учтенная в двух разделах.</w:t>
       </w:r>
     </w:p>
     <w:p>
-      <w:pPr>
-        <w:jc w:val="both"/>
-        <w:widowControl/>
-      </w:pPr>
       <w:r>
         <w:t>Общие правила:</w:t>
       </w:r>
     </w:p>
     <w:p>
       <w:pPr>
-        <w:pStyle w:val="ListNumber"/>
-        <w:widowControl/>
-      </w:pPr>
+        <w:spacing w:after="60"/>
+        <w:ind w:left="369" w:hanging="369"/>
+      </w:pPr>
+      <w:r>
+        <w:rPr>
+          <w:b/>
+        </w:rPr>
+        <w:t xml:space="preserve">1. </w:t>
+      </w:r>
       <w:r>
         <w:t>Готовое число таблицы спецификации имеет приоритет над геометрической проверкой, если для раздела не согласовано иное.</w:t>
       </w:r>
     </w:p>
     <w:p>
       <w:pPr>
-        <w:pStyle w:val="ListNumber"/>
-        <w:widowControl/>
-      </w:pPr>
+        <w:spacing w:after="60"/>
+        <w:ind w:left="369" w:hanging="369"/>
+      </w:pPr>
+      <w:r>
+        <w:rPr>
+          <w:b/>
+        </w:rPr>
+        <w:t xml:space="preserve">2. </w:t>
+      </w:r>
       <w:r>
         <w:t>Геометрический расчёт используется как контроль и источник предупреждения, а не для молчаливой замены спецификации.</w:t>
       </w:r>
     </w:p>
     <w:p>
       <w:pPr>
-        <w:pStyle w:val="ListNumber"/>
-        <w:widowControl/>
-      </w:pPr>
+        <w:spacing w:after="60"/>
+        <w:ind w:left="369" w:hanging="369"/>
+      </w:pPr>
+      <w:r>
+        <w:rPr>
+          <w:b/>
+        </w:rPr>
+        <w:t xml:space="preserve">3. </w:t>
+      </w:r>
       <w:r>
         <w:t>Идентификатор проекта определяется по титульному листу; чужой штамп фиксируется как ошибка.</w:t>
       </w:r>
     </w:p>
     <w:p>
       <w:pPr>
-        <w:pStyle w:val="ListNumber"/>
-        <w:widowControl/>
-      </w:pPr>
+        <w:spacing w:after="60"/>
+        <w:ind w:left="369" w:hanging="369"/>
+      </w:pPr>
+      <w:r>
+        <w:rPr>
+          <w:b/>
+        </w:rPr>
+        <w:t xml:space="preserve">4. </w:t>
+      </w:r>
       <w:r>
         <w:t>При конфликте спецификации, примечания и пояснительной записки сохраняются все существенные кандидаты со ссылками на источники.</w:t>
       </w:r>
     </w:p>
     <w:p>
       <w:pPr>
-        <w:pStyle w:val="ListNumber"/>
-        <w:widowControl/>
-      </w:pPr>
+        <w:spacing w:after="60"/>
+        <w:ind w:left="369" w:hanging="369"/>
+      </w:pPr>
+      <w:r>
+        <w:rPr>
+          <w:b/>
+        </w:rPr>
+        <w:t xml:space="preserve">5. </w:t>
+      </w:r>
       <w:r>
         <w:t>Система не исправляет проект «по смыслу» без подтвержденного правила.</w:t>
       </w:r>
     </w:p>
     <w:p>
       <w:pPr>
-        <w:pStyle w:val="ListNumber"/>
-        <w:widowControl/>
-      </w:pPr>
+        <w:spacing w:after="60"/>
+        <w:ind w:left="369" w:hanging="369"/>
+      </w:pPr>
+      <w:r>
+        <w:rPr>
+          <w:b/>
+        </w:rPr>
+        <w:t xml:space="preserve">6. </w:t>
+      </w:r>
       <w:r>
         <w:t>Нулевые строки Елены сохраняются. Неясное пустое значение не считается подтвержденным нулём.</w:t>
       </w:r>
     </w:p>
     <w:p>
       <w:pPr>
-        <w:pStyle w:val="ListNumber"/>
-        <w:widowControl/>
-      </w:pPr>
+        <w:spacing w:after="60"/>
+        <w:ind w:left="369" w:hanging="369"/>
+      </w:pPr>
+      <w:r>
+        <w:rPr>
+          <w:b/>
+        </w:rPr>
+        <w:t xml:space="preserve">7. </w:t>
+      </w:r>
       <w:r>
         <w:t>Ошибочная формула эталонной сметы не переносится как правило нового калькулятора.</w:t>
       </w:r>
     </w:p>
     <w:p>
       <w:pPr>
-        <w:pStyle w:val="ListNumber"/>
-        <w:widowControl/>
-      </w:pPr>
+        <w:spacing w:after="60"/>
+        <w:ind w:left="369" w:hanging="369"/>
+      </w:pPr>
+      <w:r>
+        <w:rPr>
+          <w:b/>
+        </w:rPr>
+        <w:t xml:space="preserve">8. </w:t>
+      </w:r>
       <w:r>
         <w:t>Каждое принятое исключение документируется и покрывается тестом.</w:t>
       </w:r>
     </w:p>
     <w:p>
       <w:pPr>
-        <w:pStyle w:val="Heading1"/>
-        <w:widowControl/>
+        <w:pStyle w:val="Heading2"/>
       </w:pPr>
       <w:r>
         <w:t>10. Требования к исходным спецификациям</w:t>
       </w:r>
     </w:p>
     <w:p>
-      <w:pPr>
-        <w:jc w:val="both"/>
-        <w:widowControl/>
-      </w:pPr>
       <w:r>
         <w:t>Языковая модель не должна надёжно воспроизводить ручной визуальный обмер чертежей, выполняемый опытным сметчиком.</w:t>
       </w:r>
     </w:p>
     <w:p>
-      <w:pPr>
-        <w:jc w:val="both"/>
-        <w:widowControl/>
-      </w:pPr>
       <w:r>
         <w:t>Если для расчёта требуется:</w:t>
       </w:r>
@@ -2650,7 +3149,6 @@
     <w:p>
       <w:pPr>
         <w:pStyle w:val="ListBullet"/>
-        <w:widowControl/>
       </w:pPr>
       <w:r>
         <w:t>суммировать графические длины;</w:t>
@@ -2659,7 +3157,6 @@
     <w:p>
       <w:pPr>
         <w:pStyle w:val="ListBullet"/>
-        <w:widowControl/>
       </w:pPr>
       <w:r>
         <w:t>вручную снимать размеры с плана;</w:t>
@@ -2668,7 +3165,6 @@
     <w:p>
       <w:pPr>
         <w:pStyle w:val="ListBullet"/>
-        <w:widowControl/>
       </w:pPr>
       <w:r>
         <w:t>считать изображенные элементы;</w:t>
@@ -2677,7 +3173,6 @@
     <w:p>
       <w:pPr>
         <w:pStyle w:val="ListBullet"/>
-        <w:widowControl/>
       </w:pPr>
       <w:r>
         <w:t>восстанавливать сечение по нескольким чертежам;</w:t>
@@ -2686,71 +3181,75 @@
     <w:p>
       <w:pPr>
         <w:pStyle w:val="ListBullet"/>
-        <w:widowControl/>
       </w:pPr>
       <w:r>
         <w:t>принимать проектное решение;</w:t>
       </w:r>
     </w:p>
     <w:p>
-      <w:pPr>
-        <w:jc w:val="both"/>
-        <w:widowControl/>
-      </w:pPr>
       <w:r>
         <w:t>система должна:</w:t>
       </w:r>
     </w:p>
     <w:p>
       <w:pPr>
-        <w:pStyle w:val="ListNumber"/>
-        <w:widowControl/>
-      </w:pPr>
+        <w:spacing w:after="60"/>
+        <w:ind w:left="369" w:hanging="369"/>
+      </w:pPr>
+      <w:r>
+        <w:rPr>
+          <w:b/>
+        </w:rPr>
+        <w:t xml:space="preserve">1. </w:t>
+      </w:r>
       <w:r>
         <w:t>использовать явное ручное поле для сметчика; либо</w:t>
       </w:r>
     </w:p>
     <w:p>
       <w:pPr>
-        <w:pStyle w:val="ListNumber"/>
-        <w:widowControl/>
-      </w:pPr>
+        <w:spacing w:after="60"/>
+        <w:ind w:left="369" w:hanging="369"/>
+      </w:pPr>
+      <w:r>
+        <w:rPr>
+          <w:b/>
+        </w:rPr>
+        <w:t xml:space="preserve">2. </w:t>
+      </w:r>
       <w:r>
         <w:t>потребовать готовое число в спецификации; и</w:t>
       </w:r>
     </w:p>
     <w:p>
       <w:pPr>
-        <w:pStyle w:val="ListNumber"/>
-        <w:widowControl/>
-      </w:pPr>
+        <w:spacing w:after="60"/>
+        <w:ind w:left="369" w:hanging="369"/>
+      </w:pPr>
+      <w:r>
+        <w:rPr>
+          <w:b/>
+        </w:rPr>
+        <w:t xml:space="preserve">3. </w:t>
+      </w:r>
       <w:r>
         <w:t>сформировать предложение проектировщикам о дополнении стандартной формы спецификации.</w:t>
       </w:r>
     </w:p>
     <w:p>
-      <w:pPr>
-        <w:jc w:val="both"/>
-        <w:widowControl/>
-      </w:pPr>
       <w:r>
         <w:t>Ожидание ответа Елены или исправления спецификации не входит в чистое время разработки и сдвигает срок соответствующего этапа.</w:t>
       </w:r>
     </w:p>
     <w:p>
       <w:pPr>
-        <w:pStyle w:val="Heading1"/>
-        <w:widowControl/>
+        <w:pStyle w:val="Heading2"/>
       </w:pPr>
       <w:r>
         <w:t>11. Проверочная Google-таблица</w:t>
       </w:r>
     </w:p>
     <w:p>
-      <w:pPr>
-        <w:jc w:val="both"/>
-        <w:widowControl/>
-      </w:pPr>
       <w:r>
         <w:t>Для каждого параметра должны сохраняться:</w:t>
       </w:r>
@@ -2758,7 +3257,6 @@
     <w:p>
       <w:pPr>
         <w:pStyle w:val="ListBullet"/>
-        <w:widowControl/>
       </w:pPr>
       <w:r>
         <w:t>значение;</w:t>
@@ -2767,7 +3265,6 @@
     <w:p>
       <w:pPr>
         <w:pStyle w:val="ListBullet"/>
-        <w:widowControl/>
       </w:pPr>
       <w:r>
         <w:t>единица измерения;</w:t>
@@ -2776,7 +3273,6 @@
     <w:p>
       <w:pPr>
         <w:pStyle w:val="ListBullet"/>
-        <w:widowControl/>
       </w:pPr>
       <w:r>
         <w:t>раздел и группа конструкции;</w:t>
@@ -2785,7 +3281,6 @@
     <w:p>
       <w:pPr>
         <w:pStyle w:val="ListBullet"/>
-        <w:widowControl/>
       </w:pPr>
       <w:r>
         <w:t>файл и страница источника;</w:t>
@@ -2794,15 +3289,14 @@
     <w:p>
       <w:pPr>
         <w:pStyle w:val="ListBullet"/>
-        <w:widowControl/>
       </w:pPr>
       <w:r>
         <w:t xml:space="preserve">статус </w:t>
       </w:r>
       <w:r>
         <w:rPr>
-          <w:rFonts w:ascii="Courier New" w:hAnsi="Courier New" w:eastAsia="Courier New"/>
-          <w:color w:val="404040"/>
+          <w:rFonts w:ascii="Courier New" w:hAnsi="Courier New"/>
+          <w:color w:val="374151"/>
           <w:sz w:val="19"/>
         </w:rPr>
         <w:t>found</w:t>
@@ -2812,8 +3306,8 @@
       </w:r>
       <w:r>
         <w:rPr>
-          <w:rFonts w:ascii="Courier New" w:hAnsi="Courier New" w:eastAsia="Courier New"/>
-          <w:color w:val="404040"/>
+          <w:rFonts w:ascii="Courier New" w:hAnsi="Courier New"/>
+          <w:color w:val="374151"/>
           <w:sz w:val="19"/>
         </w:rPr>
         <w:t>candidate</w:t>
@@ -2823,8 +3317,8 @@
       </w:r>
       <w:r>
         <w:rPr>
-          <w:rFonts w:ascii="Courier New" w:hAnsi="Courier New" w:eastAsia="Courier New"/>
-          <w:color w:val="404040"/>
+          <w:rFonts w:ascii="Courier New" w:hAnsi="Courier New"/>
+          <w:color w:val="374151"/>
           <w:sz w:val="19"/>
         </w:rPr>
         <w:t>missing</w:t>
@@ -2834,8 +3328,8 @@
       </w:r>
       <w:r>
         <w:rPr>
-          <w:rFonts w:ascii="Courier New" w:hAnsi="Courier New" w:eastAsia="Courier New"/>
-          <w:color w:val="404040"/>
+          <w:rFonts w:ascii="Courier New" w:hAnsi="Courier New"/>
+          <w:color w:val="374151"/>
           <w:sz w:val="19"/>
         </w:rPr>
         <w:t>auto_calculated</w:t>
@@ -2845,8 +3339,8 @@
       </w:r>
       <w:r>
         <w:rPr>
-          <w:rFonts w:ascii="Courier New" w:hAnsi="Courier New" w:eastAsia="Courier New"/>
-          <w:color w:val="404040"/>
+          <w:rFonts w:ascii="Courier New" w:hAnsi="Courier New"/>
+          <w:color w:val="374151"/>
           <w:sz w:val="19"/>
         </w:rPr>
         <w:t>needs_review</w:t>
@@ -2858,7 +3352,6 @@
     <w:p>
       <w:pPr>
         <w:pStyle w:val="ListBullet"/>
-        <w:widowControl/>
       </w:pPr>
       <w:r>
         <w:t>confidence;</w:t>
@@ -2867,7 +3360,6 @@
     <w:p>
       <w:pPr>
         <w:pStyle w:val="ListBullet"/>
-        <w:widowControl/>
       </w:pPr>
       <w:r>
         <w:t>комментарий модели;</w:t>
@@ -2876,7 +3368,6 @@
     <w:p>
       <w:pPr>
         <w:pStyle w:val="ListBullet"/>
-        <w:widowControl/>
       </w:pPr>
       <w:r>
         <w:t>поле ручного исправления;</w:t>
@@ -2885,24 +3376,19 @@
     <w:p>
       <w:pPr>
         <w:pStyle w:val="ListBullet"/>
-        <w:widowControl/>
       </w:pPr>
       <w:r>
         <w:t>финальное подтвержденное значение.</w:t>
       </w:r>
     </w:p>
     <w:p>
-      <w:pPr>
-        <w:jc w:val="both"/>
-        <w:widowControl/>
-      </w:pPr>
       <w:r>
         <w:t xml:space="preserve">Для ручных и шаблонных параметров без PDF-источника вместо файла и страницы фиксируется источник </w:t>
       </w:r>
       <w:r>
         <w:rPr>
-          <w:rFonts w:ascii="Courier New" w:hAnsi="Courier New" w:eastAsia="Courier New"/>
-          <w:color w:val="404040"/>
+          <w:rFonts w:ascii="Courier New" w:hAnsi="Courier New"/>
+          <w:color w:val="374151"/>
           <w:sz w:val="19"/>
         </w:rPr>
         <w:t>manual_estimator_input</w:t>
@@ -2912,8 +3398,8 @@
       </w:r>
       <w:r>
         <w:rPr>
-          <w:rFonts w:ascii="Courier New" w:hAnsi="Courier New" w:eastAsia="Courier New"/>
-          <w:color w:val="404040"/>
+          <w:rFonts w:ascii="Courier New" w:hAnsi="Courier New"/>
+          <w:color w:val="374151"/>
           <w:sz w:val="19"/>
         </w:rPr>
         <w:t>company_default</w:t>
@@ -2923,17 +3409,13 @@
       </w:r>
     </w:p>
     <w:p>
-      <w:pPr>
-        <w:jc w:val="both"/>
-        <w:widowControl/>
-      </w:pPr>
       <w:r>
         <w:t xml:space="preserve">Для неподдерживаемой конструкции допускается статус </w:t>
       </w:r>
       <w:r>
         <w:rPr>
-          <w:rFonts w:ascii="Courier New" w:hAnsi="Courier New" w:eastAsia="Courier New"/>
-          <w:color w:val="404040"/>
+          <w:rFonts w:ascii="Courier New" w:hAnsi="Courier New"/>
+          <w:color w:val="374151"/>
           <w:sz w:val="19"/>
         </w:rPr>
         <w:t>расчётный модуль отсутствует</w:t>
@@ -2944,18 +3426,13 @@
     </w:p>
     <w:p>
       <w:pPr>
-        <w:pStyle w:val="Heading1"/>
-        <w:widowControl/>
+        <w:pStyle w:val="Heading2"/>
       </w:pPr>
       <w:r>
         <w:t>12. Telegram-бот</w:t>
       </w:r>
     </w:p>
     <w:p>
-      <w:pPr>
-        <w:jc w:val="both"/>
-        <w:widowControl/>
-      </w:pPr>
       <w:r>
         <w:t>Бот должен обеспечивать предусмотренный production-сценарий:</w:t>
       </w:r>
@@ -2963,7 +3440,6 @@
     <w:p>
       <w:pPr>
         <w:pStyle w:val="ListBullet"/>
-        <w:widowControl/>
       </w:pPr>
       <w:r>
         <w:t>создание задания;</w:t>
@@ -2972,7 +3448,6 @@
     <w:p>
       <w:pPr>
         <w:pStyle w:val="ListBullet"/>
-        <w:widowControl/>
       </w:pPr>
       <w:r>
         <w:t>прием подготовленного структурированного результата;</w:t>
@@ -2981,7 +3456,6 @@
     <w:p>
       <w:pPr>
         <w:pStyle w:val="ListBullet"/>
-        <w:widowControl/>
       </w:pPr>
       <w:r>
         <w:t>создание ссылки на промежуточную Google-таблицу;</w:t>
@@ -2990,7 +3464,6 @@
     <w:p>
       <w:pPr>
         <w:pStyle w:val="ListBullet"/>
-        <w:widowControl/>
       </w:pPr>
       <w:r>
         <w:t>получение подтвержденных данных;</w:t>
@@ -2999,7 +3472,6 @@
     <w:p>
       <w:pPr>
         <w:pStyle w:val="ListBullet"/>
-        <w:widowControl/>
       </w:pPr>
       <w:r>
         <w:t>запуск калькуляторов;</w:t>
@@ -3008,16 +3480,25 @@
     <w:p>
       <w:pPr>
         <w:pStyle w:val="ListBullet"/>
-        <w:widowControl/>
-      </w:pPr>
-      <w:r>
-        <w:t>создание полной сметы;</w:t>
+      </w:pPr>
+      <w:r>
+        <w:t xml:space="preserve">прямое создание полной Excel-сметы </w:t>
+      </w:r>
+      <w:r>
+        <w:rPr>
+          <w:rFonts w:ascii="Courier New" w:hAnsi="Courier New"/>
+          <w:color w:val="374151"/>
+          <w:sz w:val="19"/>
+        </w:rPr>
+        <w:t>.xlsx</w:t>
+      </w:r>
+      <w:r>
+        <w:t>;</w:t>
       </w:r>
     </w:p>
     <w:p>
       <w:pPr>
         <w:pStyle w:val="ListBullet"/>
-        <w:widowControl/>
       </w:pPr>
       <w:r>
         <w:t>отображение статуса и ошибок;</w:t>
@@ -3026,35 +3507,25 @@
     <w:p>
       <w:pPr>
         <w:pStyle w:val="ListBullet"/>
-        <w:widowControl/>
       </w:pPr>
       <w:r>
         <w:t>выдачу итогового файла или ссылки.</w:t>
       </w:r>
     </w:p>
     <w:p>
-      <w:pPr>
-        <w:jc w:val="both"/>
-        <w:widowControl/>
-      </w:pPr>
       <w:r>
         <w:t>Свободный диалог с языковой моделью в Telegram-боте в настоящий объём не входит.</w:t>
       </w:r>
     </w:p>
     <w:p>
       <w:pPr>
-        <w:pStyle w:val="Heading1"/>
-        <w:widowControl/>
+        <w:pStyle w:val="Heading2"/>
       </w:pPr>
       <w:r>
         <w:t>13. Production-развёртывание</w:t>
       </w:r>
     </w:p>
     <w:p>
-      <w:pPr>
-        <w:jc w:val="both"/>
-        <w:widowControl/>
-      </w:pPr>
       <w:r>
         <w:t>Production-версия разворачивается на сервере Заказчика при соблюдении следующих условий:</w:t>
       </w:r>
@@ -3062,15 +3533,14 @@
     <w:p>
       <w:pPr>
         <w:pStyle w:val="ListBullet"/>
-        <w:widowControl/>
       </w:pPr>
       <w:r>
         <w:t xml:space="preserve">каталог приложения — внутри </w:t>
       </w:r>
       <w:r>
         <w:rPr>
-          <w:rFonts w:ascii="Courier New" w:hAnsi="Courier New" w:eastAsia="Courier New"/>
-          <w:color w:val="404040"/>
+          <w:rFonts w:ascii="Courier New" w:hAnsi="Courier New"/>
+          <w:color w:val="374151"/>
           <w:sz w:val="19"/>
         </w:rPr>
         <w:t>/home/calc/</w:t>
@@ -3082,15 +3552,14 @@
     <w:p>
       <w:pPr>
         <w:pStyle w:val="ListBullet"/>
-        <w:widowControl/>
       </w:pPr>
       <w:r>
         <w:t xml:space="preserve">процесс запускается пользователем </w:t>
       </w:r>
       <w:r>
         <w:rPr>
-          <w:rFonts w:ascii="Courier New" w:hAnsi="Courier New" w:eastAsia="Courier New"/>
-          <w:color w:val="404040"/>
+          <w:rFonts w:ascii="Courier New" w:hAnsi="Courier New"/>
+          <w:color w:val="374151"/>
           <w:sz w:val="19"/>
         </w:rPr>
         <w:t>calc</w:t>
@@ -3102,15 +3571,14 @@
     <w:p>
       <w:pPr>
         <w:pStyle w:val="ListBullet"/>
-        <w:widowControl/>
       </w:pPr>
       <w:r>
         <w:t xml:space="preserve">зависимости устанавливаются только в отдельный </w:t>
       </w:r>
       <w:r>
         <w:rPr>
-          <w:rFonts w:ascii="Courier New" w:hAnsi="Courier New" w:eastAsia="Courier New"/>
-          <w:color w:val="404040"/>
+          <w:rFonts w:ascii="Courier New" w:hAnsi="Courier New"/>
+          <w:color w:val="374151"/>
           <w:sz w:val="19"/>
         </w:rPr>
         <w:t>venv</w:t>
@@ -3122,15 +3590,14 @@
     <w:p>
       <w:pPr>
         <w:pStyle w:val="ListBullet"/>
-        <w:widowControl/>
       </w:pPr>
       <w:r>
         <w:t xml:space="preserve">используется отдельный </w:t>
       </w:r>
       <w:r>
         <w:rPr>
-          <w:rFonts w:ascii="Courier New" w:hAnsi="Courier New" w:eastAsia="Courier New"/>
-          <w:color w:val="404040"/>
+          <w:rFonts w:ascii="Courier New" w:hAnsi="Courier New"/>
+          <w:color w:val="374151"/>
           <w:sz w:val="19"/>
         </w:rPr>
         <w:t>systemd</w:t>
@@ -3140,8 +3607,8 @@
       </w:r>
       <w:r>
         <w:rPr>
-          <w:rFonts w:ascii="Courier New" w:hAnsi="Courier New" w:eastAsia="Courier New"/>
-          <w:color w:val="404040"/>
+          <w:rFonts w:ascii="Courier New" w:hAnsi="Courier New"/>
+          <w:color w:val="374151"/>
           <w:sz w:val="19"/>
         </w:rPr>
         <w:t>calc.service</w:t>
@@ -3153,12 +3620,11 @@
     <w:p>
       <w:pPr>
         <w:pStyle w:val="ListBullet"/>
-        <w:widowControl/>
       </w:pPr>
       <w:r>
         <w:rPr>
-          <w:rFonts w:ascii="Courier New" w:hAnsi="Courier New" w:eastAsia="Courier New"/>
-          <w:color w:val="404040"/>
+          <w:rFonts w:ascii="Courier New" w:hAnsi="Courier New"/>
+          <w:color w:val="374151"/>
           <w:sz w:val="19"/>
         </w:rPr>
         <w:t>Restart=on-failure</w:t>
@@ -3168,8 +3634,8 @@
       </w:r>
       <w:r>
         <w:rPr>
-          <w:rFonts w:ascii="Courier New" w:hAnsi="Courier New" w:eastAsia="Courier New"/>
-          <w:color w:val="404040"/>
+          <w:rFonts w:ascii="Courier New" w:hAnsi="Courier New"/>
+          <w:color w:val="374151"/>
           <w:sz w:val="19"/>
         </w:rPr>
         <w:t>RestartSec=10</w:t>
@@ -3181,7 +3647,6 @@
     <w:p>
       <w:pPr>
         <w:pStyle w:val="ListBullet"/>
-        <w:widowControl/>
       </w:pPr>
       <w:r>
         <w:t>существующие боты, каталоги и сервисы Заказчика не изменяются;</w:t>
@@ -3190,7 +3655,6 @@
     <w:p>
       <w:pPr>
         <w:pStyle w:val="ListBullet"/>
-        <w:widowControl/>
       </w:pPr>
       <w:r>
         <w:t>Telegram API используется через предоставленный SOCKS5-прокси;</w:t>
@@ -3199,7 +3663,6 @@
     <w:p>
       <w:pPr>
         <w:pStyle w:val="ListBullet"/>
-        <w:widowControl/>
       </w:pPr>
       <w:r>
         <w:t>прокси применяется только к Telegram;</w:t>
@@ -3208,7 +3671,6 @@
     <w:p>
       <w:pPr>
         <w:pStyle w:val="ListBullet"/>
-        <w:widowControl/>
       </w:pPr>
       <w:r>
         <w:t>одновременно работает только один Telegram poller;</w:t>
@@ -3217,7 +3679,6 @@
     <w:p>
       <w:pPr>
         <w:pStyle w:val="ListBullet"/>
-        <w:widowControl/>
       </w:pPr>
       <w:r>
         <w:t>секреты Google, Telegram и прокси не хранятся в репозитории и логах;</w:t>
@@ -3226,7 +3687,6 @@
     <w:p>
       <w:pPr>
         <w:pStyle w:val="ListBullet"/>
-        <w:widowControl/>
       </w:pPr>
       <w:r>
         <w:t>системные пакеты, firewall, SSH и перезагрузка сервера не изменяются без разрешения Заказчика;</w:t>
@@ -3235,152 +3695,235 @@
     <w:p>
       <w:pPr>
         <w:pStyle w:val="ListBullet"/>
-        <w:widowControl/>
       </w:pPr>
       <w:r>
         <w:t>для деплоя формируется отдельный production-пакет без отчетов, тестовых PDF, локальных логов и секретов.</w:t>
       </w:r>
     </w:p>
     <w:p>
-      <w:pPr>
-        <w:jc w:val="both"/>
-        <w:widowControl/>
-      </w:pPr>
       <w:r>
         <w:t>Администрирование операционной системы, резервное копирование всего сервера и сопровождение сторонних сервисов не входят в настоящий объём.</w:t>
       </w:r>
     </w:p>
     <w:p>
       <w:pPr>
-        <w:pStyle w:val="Heading1"/>
-        <w:widowControl/>
+        <w:pStyle w:val="Heading2"/>
       </w:pPr>
       <w:r>
         <w:t>14. Тестирование</w:t>
       </w:r>
     </w:p>
     <w:p>
-      <w:pPr>
-        <w:jc w:val="both"/>
-        <w:widowControl/>
-      </w:pPr>
       <w:r>
         <w:t>Каждый новый или измененный модуль проходит:</w:t>
       </w:r>
     </w:p>
     <w:p>
       <w:pPr>
-        <w:pStyle w:val="ListNumber"/>
-        <w:widowControl/>
-      </w:pPr>
+        <w:spacing w:after="60"/>
+        <w:ind w:left="369" w:hanging="369"/>
+      </w:pPr>
+      <w:r>
+        <w:rPr>
+          <w:b/>
+        </w:rPr>
+        <w:t xml:space="preserve">1. </w:t>
+      </w:r>
       <w:r>
         <w:t>Модульные тесты формул и округлений.</w:t>
       </w:r>
     </w:p>
     <w:p>
       <w:pPr>
-        <w:pStyle w:val="ListNumber"/>
-        <w:widowControl/>
-      </w:pPr>
+        <w:spacing w:after="60"/>
+        <w:ind w:left="369" w:hanging="369"/>
+      </w:pPr>
+      <w:r>
+        <w:rPr>
+          <w:b/>
+        </w:rPr>
+        <w:t xml:space="preserve">2. </w:t>
+      </w:r>
       <w:r>
         <w:t>Тест контракта данных и обязательных полей.</w:t>
       </w:r>
     </w:p>
     <w:p>
       <w:pPr>
-        <w:pStyle w:val="ListNumber"/>
-        <w:widowControl/>
-      </w:pPr>
-      <w:r>
-        <w:t>Проверку извлечения на PDF-эталонах для модулей, использующих PDF, либо проверку ручного контракта входных данных для шаблонных модулей.</w:t>
-      </w:r>
-    </w:p>
-    <w:p>
-      <w:pPr>
-        <w:pStyle w:val="ListNumber"/>
-        <w:widowControl/>
-      </w:pPr>
+        <w:spacing w:after="60"/>
+        <w:ind w:left="369" w:hanging="369"/>
+      </w:pPr>
+      <w:r>
+        <w:rPr>
+          <w:b/>
+        </w:rPr>
+        <w:t xml:space="preserve">3. </w:t>
+      </w:r>
+      <w:r>
+        <w:t>Проверку извлечения на PDF-эталонах для модулей, использующих PDF, либо проверку</w:t>
+      </w:r>
+    </w:p>
+    <w:p>
+      <w:r>
+        <w:t>ручного контракта входных данных для шаблонных модулей.</w:t>
+      </w:r>
+    </w:p>
+    <w:p>
+      <w:pPr>
+        <w:spacing w:after="60"/>
+        <w:ind w:left="369" w:hanging="369"/>
+      </w:pPr>
+      <w:r>
+        <w:rPr>
+          <w:b/>
+        </w:rPr>
+        <w:t xml:space="preserve">4. </w:t>
+      </w:r>
       <w:r>
         <w:t>Проверку промежуточной Google-таблицы.</w:t>
       </w:r>
     </w:p>
     <w:p>
       <w:pPr>
-        <w:pStyle w:val="ListNumber"/>
-        <w:widowControl/>
-      </w:pPr>
+        <w:spacing w:after="60"/>
+        <w:ind w:left="369" w:hanging="369"/>
+      </w:pPr>
+      <w:r>
+        <w:rPr>
+          <w:b/>
+        </w:rPr>
+        <w:t xml:space="preserve">5. </w:t>
+      </w:r>
       <w:r>
         <w:t>Построчное сравнение серой части с эталонной сметой.</w:t>
       </w:r>
     </w:p>
     <w:p>
       <w:pPr>
-        <w:pStyle w:val="ListNumber"/>
-        <w:widowControl/>
-      </w:pPr>
-      <w:r>
-        <w:t>Проверку формул и подсказок в экспорте.</w:t>
-      </w:r>
-    </w:p>
-    <w:p>
-      <w:pPr>
-        <w:pStyle w:val="ListNumber"/>
-        <w:widowControl/>
-      </w:pPr>
+        <w:spacing w:after="60"/>
+        <w:ind w:left="369" w:hanging="369"/>
+      </w:pPr>
+      <w:r>
+        <w:rPr>
+          <w:b/>
+        </w:rPr>
+        <w:t xml:space="preserve">6. </w:t>
+      </w:r>
+      <w:r>
+        <w:t xml:space="preserve">Проверку формул и подсказок в итоговом </w:t>
+      </w:r>
+      <w:r>
+        <w:rPr>
+          <w:rFonts w:ascii="Courier New" w:hAnsi="Courier New"/>
+          <w:color w:val="374151"/>
+          <w:sz w:val="19"/>
+        </w:rPr>
+        <w:t>.xlsx</w:t>
+      </w:r>
+      <w:r>
+        <w:t>.</w:t>
+      </w:r>
+    </w:p>
+    <w:p>
+      <w:pPr>
+        <w:spacing w:after="60"/>
+        <w:ind w:left="369" w:hanging="369"/>
+      </w:pPr>
+      <w:r>
+        <w:rPr>
+          <w:b/>
+        </w:rPr>
+        <w:t xml:space="preserve">7. </w:t>
+      </w:r>
       <w:r>
         <w:t>Проверку динамического количества блоков.</w:t>
       </w:r>
     </w:p>
     <w:p>
       <w:pPr>
-        <w:pStyle w:val="ListNumber"/>
-        <w:widowControl/>
-      </w:pPr>
+        <w:spacing w:after="60"/>
+        <w:ind w:left="369" w:hanging="369"/>
+      </w:pPr>
+      <w:r>
+        <w:rPr>
+          <w:b/>
+        </w:rPr>
+        <w:t xml:space="preserve">8. </w:t>
+      </w:r>
       <w:r>
         <w:t>Регрессию семи существующих разделов.</w:t>
       </w:r>
     </w:p>
     <w:p>
       <w:pPr>
-        <w:pStyle w:val="ListNumber"/>
-        <w:widowControl/>
-      </w:pPr>
+        <w:spacing w:after="60"/>
+        <w:ind w:left="369" w:hanging="369"/>
+      </w:pPr>
+      <w:r>
+        <w:rPr>
+          <w:b/>
+        </w:rPr>
+        <w:t xml:space="preserve">9. </w:t>
+      </w:r>
       <w:r>
         <w:t>Проверку проекта, в котором новый раздел отсутствует или отключен.</w:t>
       </w:r>
     </w:p>
     <w:p>
       <w:pPr>
-        <w:pStyle w:val="ListNumber"/>
-        <w:widowControl/>
-      </w:pPr>
+        <w:spacing w:after="60"/>
+        <w:ind w:left="369" w:hanging="369"/>
+      </w:pPr>
+      <w:r>
+        <w:rPr>
+          <w:b/>
+        </w:rPr>
+        <w:t xml:space="preserve">10. </w:t>
+      </w:r>
       <w:r>
         <w:t>Фиксацию известных расхождений и их причин.</w:t>
       </w:r>
     </w:p>
     <w:p>
       <w:pPr>
-        <w:jc w:val="both"/>
-        <w:widowControl/>
-      </w:pPr>
+        <w:spacing w:after="60"/>
+        <w:ind w:left="369" w:hanging="369"/>
+      </w:pPr>
+      <w:r>
+        <w:rPr>
+          <w:b/>
+        </w:rPr>
+        <w:t xml:space="preserve">11. </w:t>
+      </w:r>
+      <w:r>
+        <w:t xml:space="preserve">Проверку открытия книги в Excel, пересчёта формул и печати только области </w:t>
+      </w:r>
+      <w:r>
+        <w:rPr>
+          <w:rFonts w:ascii="Courier New" w:hAnsi="Courier New"/>
+          <w:color w:val="374151"/>
+          <w:sz w:val="19"/>
+        </w:rPr>
+        <w:t>A:I</w:t>
+      </w:r>
+      <w:r>
+        <w:t>.</w:t>
+      </w:r>
+    </w:p>
+    <w:p>
       <w:r>
         <w:t>Сравнение стоимости выполняется только при одинаковом наборе строк и одинаковых ценах. Расхождение из-за старого прайса эталонной сметы не считается ошибкой калькулятора.</w:t>
       </w:r>
     </w:p>
     <w:p>
       <w:pPr>
-        <w:pStyle w:val="Heading1"/>
-        <w:widowControl/>
+        <w:pStyle w:val="Heading2"/>
       </w:pPr>
       <w:r>
         <w:t>15. Приёмочные проекты</w:t>
       </w:r>
     </w:p>
     <w:p>
-      <w:pPr>
-        <w:jc w:val="both"/>
-        <w:widowControl/>
-      </w:pPr>
       <w:r>
         <w:t>Основная база разработки и проверки:</w:t>
       </w:r>
@@ -3388,7 +3931,6 @@
     <w:p>
       <w:pPr>
         <w:pStyle w:val="ListBullet"/>
-        <w:widowControl/>
       </w:pPr>
       <w:r>
         <w:t>АРК;</w:t>
@@ -3397,7 +3939,6 @@
     <w:p>
       <w:pPr>
         <w:pStyle w:val="ListBullet"/>
-        <w:widowControl/>
       </w:pPr>
       <w:r>
         <w:t>ТРЦ;</w:t>
@@ -3406,7 +3947,6 @@
     <w:p>
       <w:pPr>
         <w:pStyle w:val="ListBullet"/>
-        <w:widowControl/>
       </w:pPr>
       <w:r>
         <w:t>ЮСВ;</w:t>
@@ -3415,7 +3955,6 @@
     <w:p>
       <w:pPr>
         <w:pStyle w:val="ListBullet"/>
-        <w:widowControl/>
       </w:pPr>
       <w:r>
         <w:t>НВД-3;</w:t>
@@ -3424,44 +3963,30 @@
     <w:p>
       <w:pPr>
         <w:pStyle w:val="ListBullet"/>
-        <w:widowControl/>
       </w:pPr>
       <w:r>
         <w:t>ГФК-11.</w:t>
       </w:r>
     </w:p>
     <w:p>
-      <w:pPr>
-        <w:jc w:val="both"/>
-        <w:widowControl/>
-      </w:pPr>
       <w:r>
         <w:t>Дополнительные старые проекты ЛВП, ЮРВ, РВР от 18.12.2024, АРХ и МКП-1 используются для проверки вариантов конструкций и порядка строк. Их старые цены не участвуют в приёмке стоимости.</w:t>
       </w:r>
     </w:p>
     <w:p>
-      <w:pPr>
-        <w:jc w:val="both"/>
-        <w:widowControl/>
-      </w:pPr>
       <w:r>
         <w:t>Если конструкция представлена только в одном проекте, приёмка подтверждает поддержку этого конкретного варианта. Гарантия обработки ранее не встречавшегося варианта конструкции возникает только после его отдельного анализа и добавления в тестовую базу.</w:t>
       </w:r>
     </w:p>
     <w:p>
       <w:pPr>
-        <w:pStyle w:val="Heading1"/>
-        <w:widowControl/>
+        <w:pStyle w:val="Heading2"/>
       </w:pPr>
       <w:r>
         <w:t>16. Результаты работ</w:t>
       </w:r>
     </w:p>
     <w:p>
-      <w:pPr>
-        <w:jc w:val="both"/>
-        <w:widowControl/>
-      </w:pPr>
       <w:r>
         <w:t>Исполнитель передаёт:</w:t>
       </w:r>
@@ -3469,7 +3994,6 @@
     <w:p>
       <w:pPr>
         <w:pStyle w:val="ListBullet"/>
-        <w:widowControl/>
       </w:pPr>
       <w:r>
         <w:t>обновленный исходный код;</w:t>
@@ -3478,7 +4002,6 @@
     <w:p>
       <w:pPr>
         <w:pStyle w:val="ListBullet"/>
-        <w:widowControl/>
       </w:pPr>
       <w:r>
         <w:t>контракты и схемы данных новых разделов;</w:t>
@@ -3487,7 +4010,6 @@
     <w:p>
       <w:pPr>
         <w:pStyle w:val="ListBullet"/>
-        <w:widowControl/>
       </w:pPr>
       <w:r>
         <w:t>калькуляторы и адаптеры;</w:t>
@@ -3496,7 +4018,6 @@
     <w:p>
       <w:pPr>
         <w:pStyle w:val="ListBullet"/>
-        <w:widowControl/>
       </w:pPr>
       <w:r>
         <w:t>шаблоны промежуточной и полной сметы;</w:t>
@@ -3505,7 +4026,6 @@
     <w:p>
       <w:pPr>
         <w:pStyle w:val="ListBullet"/>
-        <w:widowControl/>
       </w:pPr>
       <w:r>
         <w:t>формулы и правые подсказки;</w:t>
@@ -3514,7 +4034,6 @@
     <w:p>
       <w:pPr>
         <w:pStyle w:val="ListBullet"/>
-        <w:widowControl/>
       </w:pPr>
       <w:r>
         <w:t>набор автоматических тестов;</w:t>
@@ -3523,7 +4042,6 @@
     <w:p>
       <w:pPr>
         <w:pStyle w:val="ListBullet"/>
-        <w:widowControl/>
       </w:pPr>
       <w:r>
         <w:t>отчёты построчного сравнения эталонов;</w:t>
@@ -3532,7 +4050,6 @@
     <w:p>
       <w:pPr>
         <w:pStyle w:val="ListBullet"/>
-        <w:widowControl/>
       </w:pPr>
       <w:r>
         <w:t>список выявленных ошибок проектов и согласованных решений;</w:t>
@@ -3541,7 +4058,6 @@
     <w:p>
       <w:pPr>
         <w:pStyle w:val="ListBullet"/>
-        <w:widowControl/>
       </w:pPr>
       <w:r>
         <w:t>предложения по дополнению спецификаций;</w:t>
@@ -3550,15 +4066,14 @@
     <w:p>
       <w:pPr>
         <w:pStyle w:val="ListBullet"/>
-        <w:widowControl/>
       </w:pPr>
       <w:r>
         <w:t xml:space="preserve">production-пакет и </w:t>
       </w:r>
       <w:r>
         <w:rPr>
-          <w:rFonts w:ascii="Courier New" w:hAnsi="Courier New" w:eastAsia="Courier New"/>
-          <w:color w:val="404040"/>
+          <w:rFonts w:ascii="Courier New" w:hAnsi="Courier New"/>
+          <w:color w:val="374151"/>
           <w:sz w:val="19"/>
         </w:rPr>
         <w:t>requirements-prod.txt</w:t>
@@ -3570,15 +4085,14 @@
     <w:p>
       <w:pPr>
         <w:pStyle w:val="ListBullet"/>
-        <w:widowControl/>
       </w:pPr>
       <w:r>
         <w:t xml:space="preserve">конфигурацию </w:t>
       </w:r>
       <w:r>
         <w:rPr>
-          <w:rFonts w:ascii="Courier New" w:hAnsi="Courier New" w:eastAsia="Courier New"/>
-          <w:color w:val="404040"/>
+          <w:rFonts w:ascii="Courier New" w:hAnsi="Courier New"/>
+          <w:color w:val="374151"/>
           <w:sz w:val="19"/>
         </w:rPr>
         <w:t>calc.service</w:t>
@@ -3590,7 +4104,6 @@
     <w:p>
       <w:pPr>
         <w:pStyle w:val="ListBullet"/>
-        <w:widowControl/>
       </w:pPr>
       <w:r>
         <w:t>инструкцию по развёртыванию, проверке и откату;</w:t>
@@ -3599,7 +4112,6 @@
     <w:p>
       <w:pPr>
         <w:pStyle w:val="ListBullet"/>
-        <w:widowControl/>
       </w:pPr>
       <w:r>
         <w:t>рабочую production-версию на сервере Заказчика при выполнении серверных условий.</w:t>
@@ -3607,8 +4119,7 @@
     </w:p>
     <w:p>
       <w:pPr>
-        <w:pStyle w:val="Heading1"/>
-        <w:widowControl/>
+        <w:pStyle w:val="Heading2"/>
       </w:pPr>
       <w:r>
         <w:t>17. Что не входит в объём</w:t>
@@ -3617,7 +4128,6 @@
     <w:p>
       <w:pPr>
         <w:pStyle w:val="ListBullet"/>
-        <w:widowControl/>
       </w:pPr>
       <w:r>
         <w:t>повторная разработка семи существующих калькуляторов с нуля;</w:t>
@@ -3626,7 +4136,6 @@
     <w:p>
       <w:pPr>
         <w:pStyle w:val="ListBullet"/>
-        <w:widowControl/>
       </w:pPr>
       <w:r>
         <w:t>гарантированная обработка любых неизвестных конструкций без предоставления примера;</w:t>
@@ -3635,7 +4144,6 @@
     <w:p>
       <w:pPr>
         <w:pStyle w:val="ListBullet"/>
-        <w:widowControl/>
       </w:pPr>
       <w:r>
         <w:t>инженерные системы и внутренняя отделка;</w:t>
@@ -3644,7 +4152,6 @@
     <w:p>
       <w:pPr>
         <w:pStyle w:val="ListBullet"/>
-        <w:widowControl/>
       </w:pPr>
       <w:r>
         <w:t>автоматический обмер произвольных чертежей вместо спецификаций;</w:t>
@@ -3653,7 +4160,6 @@
     <w:p>
       <w:pPr>
         <w:pStyle w:val="ListBullet"/>
-        <w:widowControl/>
       </w:pPr>
       <w:r>
         <w:t>DWG без экспорта в PDF;</w:t>
@@ -3662,7 +4168,6 @@
     <w:p>
       <w:pPr>
         <w:pStyle w:val="ListBullet"/>
-        <w:widowControl/>
       </w:pPr>
       <w:r>
         <w:t>автоматическая интеграция с УНИКМА и подбор товара по её каталогу;</w:t>
@@ -3671,7 +4176,6 @@
     <w:p>
       <w:pPr>
         <w:pStyle w:val="ListBullet"/>
-        <w:widowControl/>
       </w:pPr>
       <w:r>
         <w:t>автоматический расчет цены металла поставщика без предоставленного предложения;</w:t>
@@ -3680,7 +4184,6 @@
     <w:p>
       <w:pPr>
         <w:pStyle w:val="ListBullet"/>
-        <w:widowControl/>
       </w:pPr>
       <w:r>
         <w:t>индивидуальное покрытие ЮСВ из поликарбоната;</w:t>
@@ -3689,7 +4192,6 @@
     <w:p>
       <w:pPr>
         <w:pStyle w:val="ListBullet"/>
-        <w:widowControl/>
       </w:pPr>
       <w:r>
         <w:t>автоматический расчет террас, крылец и иных разделов, не перечисленных в разделе 5;</w:t>
@@ -3698,7 +4200,6 @@
     <w:p>
       <w:pPr>
         <w:pStyle w:val="ListBullet"/>
-        <w:widowControl/>
       </w:pPr>
       <w:r>
         <w:t>свободный чат с нейросетью внутри Telegram-бота;</w:t>
@@ -3707,7 +4208,6 @@
     <w:p>
       <w:pPr>
         <w:pStyle w:val="ListBullet"/>
-        <w:widowControl/>
       </w:pPr>
       <w:r>
         <w:t>обучение собственной фундаментальной модели;</w:t>
@@ -3716,7 +4216,6 @@
     <w:p>
       <w:pPr>
         <w:pStyle w:val="ListBullet"/>
-        <w:widowControl/>
       </w:pPr>
       <w:r>
         <w:t>исправление исходной проектной документации за проектировщиков;</w:t>
@@ -3725,7 +4224,6 @@
     <w:p>
       <w:pPr>
         <w:pStyle w:val="ListBullet"/>
-        <w:widowControl/>
       </w:pPr>
       <w:r>
         <w:t>круглосуточное администрирование сервера и сторонних аккаунтов.</w:t>
@@ -3733,45 +4231,31 @@
     </w:p>
     <w:p>
       <w:pPr>
-        <w:pStyle w:val="Heading1"/>
-        <w:widowControl/>
+        <w:pStyle w:val="Heading2"/>
       </w:pPr>
       <w:r>
         <w:t>18. Этапы и предварительные сроки</w:t>
       </w:r>
     </w:p>
     <w:p>
-      <w:pPr>
-        <w:jc w:val="both"/>
-        <w:widowControl/>
-      </w:pPr>
       <w:r>
         <w:t>Основной анализ разделов, эталонных смет и PDF-проектов уже выполнен до начала разработки. Поэтому срок настоящего этапа считается не как исследование разделов с нуля, а как реализация уже описанных правил.</w:t>
       </w:r>
     </w:p>
     <w:p>
-      <w:pPr>
-        <w:jc w:val="both"/>
-        <w:widowControl/>
-      </w:pPr>
       <w:r>
         <w:t>Сроки указаны с момента письменного согласования ТЗ и получения необходимых файлов, доступов и ответов на блокирующие вопросы. Ожидание данных Заказчика или Елены в срок этапа не входит.</w:t>
       </w:r>
     </w:p>
     <w:p>
       <w:pPr>
-        <w:pStyle w:val="Heading2"/>
-        <w:widowControl/>
+        <w:pStyle w:val="Heading3"/>
       </w:pPr>
       <w:r>
         <w:t>18.1. Реализация калькуляторов — 13 рабочих дней</w:t>
       </w:r>
     </w:p>
     <w:p>
-      <w:pPr>
-        <w:jc w:val="both"/>
-        <w:widowControl/>
-      </w:pPr>
       <w:r>
         <w:t>Базовый норматив — один калькулятор за один рабочий день:</w:t>
       </w:r>
@@ -3785,19 +4269,24 @@
         <w:tblLook w:firstColumn="1" w:firstRow="1" w:lastColumn="0" w:lastRow="0" w:noHBand="0" w:noVBand="1" w:val="04A0"/>
       </w:tblPr>
       <w:tblGrid>
-        <w:gridCol w:w="4904"/>
-        <w:gridCol w:w="4904"/>
+        <w:gridCol w:w="5014"/>
+        <w:gridCol w:w="5014"/>
       </w:tblGrid>
       <w:tr>
         <w:trPr>
-          <w:cantSplit/>
           <w:tblHeader w:val="true"/>
         </w:trPr>
         <w:tc>
           <w:tcPr>
-            <w:tcW w:type="dxa" w:w="4904"/>
+            <w:tcW w:type="dxa" w:w="5014"/>
             <w:vAlign w:val="center"/>
-            <w:shd w:fill="1F4E79"/>
+            <w:tcMar>
+              <w:top w:w="90" w:type="dxa"/>
+              <w:start w:w="90" w:type="dxa"/>
+              <w:bottom w:w="90" w:type="dxa"/>
+              <w:end w:w="90" w:type="dxa"/>
+            </w:tcMar>
+            <w:shd w:fill="D9EAF7"/>
           </w:tcPr>
           <w:p>
             <w:pPr>
@@ -3805,9 +4294,8 @@
             </w:pPr>
             <w:r>
               <w:rPr>
-                <w:rFonts w:ascii="Arial" w:hAnsi="Arial" w:eastAsia="Arial"/>
+                <w:rFonts w:ascii="Arial" w:hAnsi="Arial"/>
                 <w:b/>
-                <w:color w:val="FFFFFF"/>
                 <w:sz w:val="18"/>
               </w:rPr>
               <w:t>День</w:t>
@@ -3816,9 +4304,15 @@
         </w:tc>
         <w:tc>
           <w:tcPr>
-            <w:tcW w:type="dxa" w:w="4904"/>
+            <w:tcW w:type="dxa" w:w="5014"/>
             <w:vAlign w:val="center"/>
-            <w:shd w:fill="1F4E79"/>
+            <w:tcMar>
+              <w:top w:w="90" w:type="dxa"/>
+              <w:start w:w="90" w:type="dxa"/>
+              <w:bottom w:w="90" w:type="dxa"/>
+              <w:end w:w="90" w:type="dxa"/>
+            </w:tcMar>
+            <w:shd w:fill="D9EAF7"/>
           </w:tcPr>
           <w:p>
             <w:pPr>
@@ -3826,9 +4320,8 @@
             </w:pPr>
             <w:r>
               <w:rPr>
-                <w:rFonts w:ascii="Arial" w:hAnsi="Arial" w:eastAsia="Arial"/>
+                <w:rFonts w:ascii="Arial" w:hAnsi="Arial"/>
                 <w:b/>
-                <w:color w:val="FFFFFF"/>
                 <w:sz w:val="18"/>
               </w:rPr>
               <w:t>Калькулятор / доработка</w:t>
@@ -3837,13 +4330,16 @@
         </w:tc>
       </w:tr>
       <w:tr>
-        <w:trPr>
-          <w:cantSplit/>
-        </w:trPr>
         <w:tc>
           <w:tcPr>
-            <w:tcW w:type="dxa" w:w="4904"/>
+            <w:tcW w:type="dxa" w:w="5014"/>
             <w:vAlign w:val="center"/>
+            <w:tcMar>
+              <w:top w:w="90" w:type="dxa"/>
+              <w:start w:w="90" w:type="dxa"/>
+              <w:bottom w:w="90" w:type="dxa"/>
+              <w:end w:w="90" w:type="dxa"/>
+            </w:tcMar>
           </w:tcPr>
           <w:p>
             <w:pPr>
@@ -3851,7 +4347,7 @@
             </w:pPr>
             <w:r>
               <w:rPr>
-                <w:rFonts w:ascii="Arial" w:hAnsi="Arial" w:eastAsia="Arial"/>
+                <w:rFonts w:ascii="Arial" w:hAnsi="Arial"/>
                 <w:sz w:val="18"/>
               </w:rPr>
               <w:t>1</w:t>
@@ -3860,8 +4356,14 @@
         </w:tc>
         <w:tc>
           <w:tcPr>
-            <w:tcW w:type="dxa" w:w="4904"/>
+            <w:tcW w:type="dxa" w:w="5014"/>
             <w:vAlign w:val="center"/>
+            <w:tcMar>
+              <w:top w:w="90" w:type="dxa"/>
+              <w:start w:w="90" w:type="dxa"/>
+              <w:bottom w:w="90" w:type="dxa"/>
+              <w:end w:w="90" w:type="dxa"/>
+            </w:tcMar>
           </w:tcPr>
           <w:p>
             <w:pPr>
@@ -3869,7 +4371,7 @@
             </w:pPr>
             <w:r>
               <w:rPr>
-                <w:rFonts w:ascii="Arial" w:hAnsi="Arial" w:eastAsia="Arial"/>
+                <w:rFonts w:ascii="Arial" w:hAnsi="Arial"/>
                 <w:sz w:val="18"/>
               </w:rPr>
               <w:t>Ростверк, фундаментные ленты и рёбра плиты</w:t>
@@ -3878,14 +4380,16 @@
         </w:tc>
       </w:tr>
       <w:tr>
-        <w:trPr>
-          <w:cantSplit/>
-        </w:trPr>
         <w:tc>
           <w:tcPr>
-            <w:tcW w:type="dxa" w:w="4904"/>
+            <w:tcW w:type="dxa" w:w="5014"/>
             <w:vAlign w:val="center"/>
-            <w:shd w:fill="EAF2F8"/>
+            <w:tcMar>
+              <w:top w:w="90" w:type="dxa"/>
+              <w:start w:w="90" w:type="dxa"/>
+              <w:bottom w:w="90" w:type="dxa"/>
+              <w:end w:w="90" w:type="dxa"/>
+            </w:tcMar>
           </w:tcPr>
           <w:p>
             <w:pPr>
@@ -3893,7 +4397,7 @@
             </w:pPr>
             <w:r>
               <w:rPr>
-                <w:rFonts w:ascii="Arial" w:hAnsi="Arial" w:eastAsia="Arial"/>
+                <w:rFonts w:ascii="Arial" w:hAnsi="Arial"/>
                 <w:sz w:val="18"/>
               </w:rPr>
               <w:t>2</w:t>
@@ -3902,9 +4406,14 @@
         </w:tc>
         <w:tc>
           <w:tcPr>
-            <w:tcW w:type="dxa" w:w="4904"/>
+            <w:tcW w:type="dxa" w:w="5014"/>
             <w:vAlign w:val="center"/>
-            <w:shd w:fill="EAF2F8"/>
+            <w:tcMar>
+              <w:top w:w="90" w:type="dxa"/>
+              <w:start w:w="90" w:type="dxa"/>
+              <w:bottom w:w="90" w:type="dxa"/>
+              <w:end w:w="90" w:type="dxa"/>
+            </w:tcMar>
           </w:tcPr>
           <w:p>
             <w:pPr>
@@ -3912,7 +4421,7 @@
             </w:pPr>
             <w:r>
               <w:rPr>
-                <w:rFonts w:ascii="Arial" w:hAnsi="Arial" w:eastAsia="Arial"/>
+                <w:rFonts w:ascii="Arial" w:hAnsi="Arial"/>
                 <w:sz w:val="18"/>
               </w:rPr>
               <w:t>Универсальная гидроизоляция плиты и ростверка</w:t>
@@ -3921,13 +4430,16 @@
         </w:tc>
       </w:tr>
       <w:tr>
-        <w:trPr>
-          <w:cantSplit/>
-        </w:trPr>
         <w:tc>
           <w:tcPr>
-            <w:tcW w:type="dxa" w:w="4904"/>
+            <w:tcW w:type="dxa" w:w="5014"/>
             <w:vAlign w:val="center"/>
+            <w:tcMar>
+              <w:top w:w="90" w:type="dxa"/>
+              <w:start w:w="90" w:type="dxa"/>
+              <w:bottom w:w="90" w:type="dxa"/>
+              <w:end w:w="90" w:type="dxa"/>
+            </w:tcMar>
           </w:tcPr>
           <w:p>
             <w:pPr>
@@ -3935,7 +4447,7 @@
             </w:pPr>
             <w:r>
               <w:rPr>
-                <w:rFonts w:ascii="Arial" w:hAnsi="Arial" w:eastAsia="Arial"/>
+                <w:rFonts w:ascii="Arial" w:hAnsi="Arial"/>
                 <w:sz w:val="18"/>
               </w:rPr>
               <w:t>3</w:t>
@@ -3944,8 +4456,14 @@
         </w:tc>
         <w:tc>
           <w:tcPr>
-            <w:tcW w:type="dxa" w:w="4904"/>
+            <w:tcW w:type="dxa" w:w="5014"/>
             <w:vAlign w:val="center"/>
+            <w:tcMar>
+              <w:top w:w="90" w:type="dxa"/>
+              <w:start w:w="90" w:type="dxa"/>
+              <w:bottom w:w="90" w:type="dxa"/>
+              <w:end w:w="90" w:type="dxa"/>
+            </w:tcMar>
           </w:tcPr>
           <w:p>
             <w:pPr>
@@ -3953,7 +4471,7 @@
             </w:pPr>
             <w:r>
               <w:rPr>
-                <w:rFonts w:ascii="Arial" w:hAnsi="Arial" w:eastAsia="Arial"/>
+                <w:rFonts w:ascii="Arial" w:hAnsi="Arial"/>
                 <w:sz w:val="18"/>
               </w:rPr>
               <w:t>Монолитные колонны</w:t>
@@ -3962,14 +4480,16 @@
         </w:tc>
       </w:tr>
       <w:tr>
-        <w:trPr>
-          <w:cantSplit/>
-        </w:trPr>
         <w:tc>
           <w:tcPr>
-            <w:tcW w:type="dxa" w:w="4904"/>
+            <w:tcW w:type="dxa" w:w="5014"/>
             <w:vAlign w:val="center"/>
-            <w:shd w:fill="EAF2F8"/>
+            <w:tcMar>
+              <w:top w:w="90" w:type="dxa"/>
+              <w:start w:w="90" w:type="dxa"/>
+              <w:bottom w:w="90" w:type="dxa"/>
+              <w:end w:w="90" w:type="dxa"/>
+            </w:tcMar>
           </w:tcPr>
           <w:p>
             <w:pPr>
@@ -3977,7 +4497,7 @@
             </w:pPr>
             <w:r>
               <w:rPr>
-                <w:rFonts w:ascii="Arial" w:hAnsi="Arial" w:eastAsia="Arial"/>
+                <w:rFonts w:ascii="Arial" w:hAnsi="Arial"/>
                 <w:sz w:val="18"/>
               </w:rPr>
               <w:t>4</w:t>
@@ -3986,9 +4506,14 @@
         </w:tc>
         <w:tc>
           <w:tcPr>
-            <w:tcW w:type="dxa" w:w="4904"/>
+            <w:tcW w:type="dxa" w:w="5014"/>
             <w:vAlign w:val="center"/>
-            <w:shd w:fill="EAF2F8"/>
+            <w:tcMar>
+              <w:top w:w="90" w:type="dxa"/>
+              <w:start w:w="90" w:type="dxa"/>
+              <w:bottom w:w="90" w:type="dxa"/>
+              <w:end w:w="90" w:type="dxa"/>
+            </w:tcMar>
           </w:tcPr>
           <w:p>
             <w:pPr>
@@ -3996,7 +4521,7 @@
             </w:pPr>
             <w:r>
               <w:rPr>
-                <w:rFonts w:ascii="Arial" w:hAnsi="Arial" w:eastAsia="Arial"/>
+                <w:rFonts w:ascii="Arial" w:hAnsi="Arial"/>
                 <w:sz w:val="18"/>
               </w:rPr>
               <w:t>Монолитные лестницы</w:t>
@@ -4005,13 +4530,16 @@
         </w:tc>
       </w:tr>
       <w:tr>
-        <w:trPr>
-          <w:cantSplit/>
-        </w:trPr>
         <w:tc>
           <w:tcPr>
-            <w:tcW w:type="dxa" w:w="4904"/>
+            <w:tcW w:type="dxa" w:w="5014"/>
             <w:vAlign w:val="center"/>
+            <w:tcMar>
+              <w:top w:w="90" w:type="dxa"/>
+              <w:start w:w="90" w:type="dxa"/>
+              <w:bottom w:w="90" w:type="dxa"/>
+              <w:end w:w="90" w:type="dxa"/>
+            </w:tcMar>
           </w:tcPr>
           <w:p>
             <w:pPr>
@@ -4019,7 +4547,7 @@
             </w:pPr>
             <w:r>
               <w:rPr>
-                <w:rFonts w:ascii="Arial" w:hAnsi="Arial" w:eastAsia="Arial"/>
+                <w:rFonts w:ascii="Arial" w:hAnsi="Arial"/>
                 <w:sz w:val="18"/>
               </w:rPr>
               <w:t>5</w:t>
@@ -4028,8 +4556,14 @@
         </w:tc>
         <w:tc>
           <w:tcPr>
-            <w:tcW w:type="dxa" w:w="4904"/>
+            <w:tcW w:type="dxa" w:w="5014"/>
             <w:vAlign w:val="center"/>
+            <w:tcMar>
+              <w:top w:w="90" w:type="dxa"/>
+              <w:start w:w="90" w:type="dxa"/>
+              <w:bottom w:w="90" w:type="dxa"/>
+              <w:end w:w="90" w:type="dxa"/>
+            </w:tcMar>
           </w:tcPr>
           <w:p>
             <w:pPr>
@@ -4037,7 +4571,7 @@
             </w:pPr>
             <w:r>
               <w:rPr>
-                <w:rFonts w:ascii="Arial" w:hAnsi="Arial" w:eastAsia="Arial"/>
+                <w:rFonts w:ascii="Arial" w:hAnsi="Arial"/>
                 <w:sz w:val="18"/>
               </w:rPr>
               <w:t>Перегородки и перемычки</w:t>
@@ -4046,14 +4580,16 @@
         </w:tc>
       </w:tr>
       <w:tr>
-        <w:trPr>
-          <w:cantSplit/>
-        </w:trPr>
         <w:tc>
           <w:tcPr>
-            <w:tcW w:type="dxa" w:w="4904"/>
+            <w:tcW w:type="dxa" w:w="5014"/>
             <w:vAlign w:val="center"/>
-            <w:shd w:fill="EAF2F8"/>
+            <w:tcMar>
+              <w:top w:w="90" w:type="dxa"/>
+              <w:start w:w="90" w:type="dxa"/>
+              <w:bottom w:w="90" w:type="dxa"/>
+              <w:end w:w="90" w:type="dxa"/>
+            </w:tcMar>
           </w:tcPr>
           <w:p>
             <w:pPr>
@@ -4061,7 +4597,7 @@
             </w:pPr>
             <w:r>
               <w:rPr>
-                <w:rFonts w:ascii="Arial" w:hAnsi="Arial" w:eastAsia="Arial"/>
+                <w:rFonts w:ascii="Arial" w:hAnsi="Arial"/>
                 <w:sz w:val="18"/>
               </w:rPr>
               <w:t>6</w:t>
@@ -4070,9 +4606,14 @@
         </w:tc>
         <w:tc>
           <w:tcPr>
-            <w:tcW w:type="dxa" w:w="4904"/>
+            <w:tcW w:type="dxa" w:w="5014"/>
             <w:vAlign w:val="center"/>
-            <w:shd w:fill="EAF2F8"/>
+            <w:tcMar>
+              <w:top w:w="90" w:type="dxa"/>
+              <w:start w:w="90" w:type="dxa"/>
+              <w:bottom w:w="90" w:type="dxa"/>
+              <w:end w:w="90" w:type="dxa"/>
+            </w:tcMar>
           </w:tcPr>
           <w:p>
             <w:pPr>
@@ -4080,7 +4621,7 @@
             </w:pPr>
             <w:r>
               <w:rPr>
-                <w:rFonts w:ascii="Arial" w:hAnsi="Arial" w:eastAsia="Arial"/>
+                <w:rFonts w:ascii="Arial" w:hAnsi="Arial"/>
                 <w:sz w:val="18"/>
               </w:rPr>
               <w:t>Армопояс</w:t>
@@ -4089,13 +4630,16 @@
         </w:tc>
       </w:tr>
       <w:tr>
-        <w:trPr>
-          <w:cantSplit/>
-        </w:trPr>
         <w:tc>
           <w:tcPr>
-            <w:tcW w:type="dxa" w:w="4904"/>
+            <w:tcW w:type="dxa" w:w="5014"/>
             <w:vAlign w:val="center"/>
+            <w:tcMar>
+              <w:top w:w="90" w:type="dxa"/>
+              <w:start w:w="90" w:type="dxa"/>
+              <w:bottom w:w="90" w:type="dxa"/>
+              <w:end w:w="90" w:type="dxa"/>
+            </w:tcMar>
           </w:tcPr>
           <w:p>
             <w:pPr>
@@ -4103,7 +4647,7 @@
             </w:pPr>
             <w:r>
               <w:rPr>
-                <w:rFonts w:ascii="Arial" w:hAnsi="Arial" w:eastAsia="Arial"/>
+                <w:rFonts w:ascii="Arial" w:hAnsi="Arial"/>
                 <w:sz w:val="18"/>
               </w:rPr>
               <w:t>7</w:t>
@@ -4112,8 +4656,14 @@
         </w:tc>
         <w:tc>
           <w:tcPr>
-            <w:tcW w:type="dxa" w:w="4904"/>
+            <w:tcW w:type="dxa" w:w="5014"/>
             <w:vAlign w:val="center"/>
+            <w:tcMar>
+              <w:top w:w="90" w:type="dxa"/>
+              <w:start w:w="90" w:type="dxa"/>
+              <w:bottom w:w="90" w:type="dxa"/>
+              <w:end w:w="90" w:type="dxa"/>
+            </w:tcMar>
           </w:tcPr>
           <w:p>
             <w:pPr>
@@ -4121,7 +4671,7 @@
             </w:pPr>
             <w:r>
               <w:rPr>
-                <w:rFonts w:ascii="Arial" w:hAnsi="Arial" w:eastAsia="Arial"/>
+                <w:rFonts w:ascii="Arial" w:hAnsi="Arial"/>
                 <w:sz w:val="18"/>
               </w:rPr>
               <w:t>Металлические конструкции</w:t>
@@ -4130,14 +4680,16 @@
         </w:tc>
       </w:tr>
       <w:tr>
-        <w:trPr>
-          <w:cantSplit/>
-        </w:trPr>
         <w:tc>
           <w:tcPr>
-            <w:tcW w:type="dxa" w:w="4904"/>
+            <w:tcW w:type="dxa" w:w="5014"/>
             <w:vAlign w:val="center"/>
-            <w:shd w:fill="EAF2F8"/>
+            <w:tcMar>
+              <w:top w:w="90" w:type="dxa"/>
+              <w:start w:w="90" w:type="dxa"/>
+              <w:bottom w:w="90" w:type="dxa"/>
+              <w:end w:w="90" w:type="dxa"/>
+            </w:tcMar>
           </w:tcPr>
           <w:p>
             <w:pPr>
@@ -4145,7 +4697,7 @@
             </w:pPr>
             <w:r>
               <w:rPr>
-                <w:rFonts w:ascii="Arial" w:hAnsi="Arial" w:eastAsia="Arial"/>
+                <w:rFonts w:ascii="Arial" w:hAnsi="Arial"/>
                 <w:sz w:val="18"/>
               </w:rPr>
               <w:t>8</w:t>
@@ -4154,9 +4706,14 @@
         </w:tc>
         <w:tc>
           <w:tcPr>
-            <w:tcW w:type="dxa" w:w="4904"/>
+            <w:tcW w:type="dxa" w:w="5014"/>
             <w:vAlign w:val="center"/>
-            <w:shd w:fill="EAF2F8"/>
+            <w:tcMar>
+              <w:top w:w="90" w:type="dxa"/>
+              <w:start w:w="90" w:type="dxa"/>
+              <w:bottom w:w="90" w:type="dxa"/>
+              <w:end w:w="90" w:type="dxa"/>
+            </w:tcMar>
           </w:tcPr>
           <w:p>
             <w:pPr>
@@ -4164,7 +4721,7 @@
             </w:pPr>
             <w:r>
               <w:rPr>
-                <w:rFonts w:ascii="Arial" w:hAnsi="Arial" w:eastAsia="Arial"/>
+                <w:rFonts w:ascii="Arial" w:hAnsi="Arial"/>
                 <w:sz w:val="18"/>
               </w:rPr>
               <w:t>Подготовительные работы и организация строительного городка</w:t>
@@ -4173,13 +4730,16 @@
         </w:tc>
       </w:tr>
       <w:tr>
-        <w:trPr>
-          <w:cantSplit/>
-        </w:trPr>
         <w:tc>
           <w:tcPr>
-            <w:tcW w:type="dxa" w:w="4904"/>
+            <w:tcW w:type="dxa" w:w="5014"/>
             <w:vAlign w:val="center"/>
+            <w:tcMar>
+              <w:top w:w="90" w:type="dxa"/>
+              <w:start w:w="90" w:type="dxa"/>
+              <w:bottom w:w="90" w:type="dxa"/>
+              <w:end w:w="90" w:type="dxa"/>
+            </w:tcMar>
           </w:tcPr>
           <w:p>
             <w:pPr>
@@ -4187,7 +4747,7 @@
             </w:pPr>
             <w:r>
               <w:rPr>
-                <w:rFonts w:ascii="Arial" w:hAnsi="Arial" w:eastAsia="Arial"/>
+                <w:rFonts w:ascii="Arial" w:hAnsi="Arial"/>
                 <w:sz w:val="18"/>
               </w:rPr>
               <w:t>9</w:t>
@@ -4196,8 +4756,14 @@
         </w:tc>
         <w:tc>
           <w:tcPr>
-            <w:tcW w:type="dxa" w:w="4904"/>
+            <w:tcW w:type="dxa" w:w="5014"/>
             <w:vAlign w:val="center"/>
+            <w:tcMar>
+              <w:top w:w="90" w:type="dxa"/>
+              <w:start w:w="90" w:type="dxa"/>
+              <w:bottom w:w="90" w:type="dxa"/>
+              <w:end w:w="90" w:type="dxa"/>
+            </w:tcMar>
           </w:tcPr>
           <w:p>
             <w:pPr>
@@ -4205,7 +4771,7 @@
             </w:pPr>
             <w:r>
               <w:rPr>
-                <w:rFonts w:ascii="Arial" w:hAnsi="Arial" w:eastAsia="Arial"/>
+                <w:rFonts w:ascii="Arial" w:hAnsi="Arial"/>
                 <w:sz w:val="18"/>
               </w:rPr>
               <w:t>Перекрытие скатной кровли</w:t>
@@ -4214,14 +4780,16 @@
         </w:tc>
       </w:tr>
       <w:tr>
-        <w:trPr>
-          <w:cantSplit/>
-        </w:trPr>
         <w:tc>
           <w:tcPr>
-            <w:tcW w:type="dxa" w:w="4904"/>
+            <w:tcW w:type="dxa" w:w="5014"/>
             <w:vAlign w:val="center"/>
-            <w:shd w:fill="EAF2F8"/>
+            <w:tcMar>
+              <w:top w:w="90" w:type="dxa"/>
+              <w:start w:w="90" w:type="dxa"/>
+              <w:bottom w:w="90" w:type="dxa"/>
+              <w:end w:w="90" w:type="dxa"/>
+            </w:tcMar>
           </w:tcPr>
           <w:p>
             <w:pPr>
@@ -4229,7 +4797,7 @@
             </w:pPr>
             <w:r>
               <w:rPr>
-                <w:rFonts w:ascii="Arial" w:hAnsi="Arial" w:eastAsia="Arial"/>
+                <w:rFonts w:ascii="Arial" w:hAnsi="Arial"/>
                 <w:sz w:val="18"/>
               </w:rPr>
               <w:t>10</w:t>
@@ -4238,9 +4806,14 @@
         </w:tc>
         <w:tc>
           <w:tcPr>
-            <w:tcW w:type="dxa" w:w="4904"/>
+            <w:tcW w:type="dxa" w:w="5014"/>
             <w:vAlign w:val="center"/>
-            <w:shd w:fill="EAF2F8"/>
+            <w:tcMar>
+              <w:top w:w="90" w:type="dxa"/>
+              <w:start w:w="90" w:type="dxa"/>
+              <w:bottom w:w="90" w:type="dxa"/>
+              <w:end w:w="90" w:type="dxa"/>
+            </w:tcMar>
           </w:tcPr>
           <w:p>
             <w:pPr>
@@ -4248,7 +4821,7 @@
             </w:pPr>
             <w:r>
               <w:rPr>
-                <w:rFonts w:ascii="Arial" w:hAnsi="Arial" w:eastAsia="Arial"/>
+                <w:rFonts w:ascii="Arial" w:hAnsi="Arial"/>
                 <w:sz w:val="18"/>
               </w:rPr>
               <w:t>Стропильная система скатной кровли, включая опциональные опорные элементы</w:t>
@@ -4257,13 +4830,16 @@
         </w:tc>
       </w:tr>
       <w:tr>
-        <w:trPr>
-          <w:cantSplit/>
-        </w:trPr>
         <w:tc>
           <w:tcPr>
-            <w:tcW w:type="dxa" w:w="4904"/>
+            <w:tcW w:type="dxa" w:w="5014"/>
             <w:vAlign w:val="center"/>
+            <w:tcMar>
+              <w:top w:w="90" w:type="dxa"/>
+              <w:start w:w="90" w:type="dxa"/>
+              <w:bottom w:w="90" w:type="dxa"/>
+              <w:end w:w="90" w:type="dxa"/>
+            </w:tcMar>
           </w:tcPr>
           <w:p>
             <w:pPr>
@@ -4271,7 +4847,7 @@
             </w:pPr>
             <w:r>
               <w:rPr>
-                <w:rFonts w:ascii="Arial" w:hAnsi="Arial" w:eastAsia="Arial"/>
+                <w:rFonts w:ascii="Arial" w:hAnsi="Arial"/>
                 <w:sz w:val="18"/>
               </w:rPr>
               <w:t>11</w:t>
@@ -4280,8 +4856,14 @@
         </w:tc>
         <w:tc>
           <w:tcPr>
-            <w:tcW w:type="dxa" w:w="4904"/>
+            <w:tcW w:type="dxa" w:w="5014"/>
             <w:vAlign w:val="center"/>
+            <w:tcMar>
+              <w:top w:w="90" w:type="dxa"/>
+              <w:start w:w="90" w:type="dxa"/>
+              <w:bottom w:w="90" w:type="dxa"/>
+              <w:end w:w="90" w:type="dxa"/>
+            </w:tcMar>
           </w:tcPr>
           <w:p>
             <w:pPr>
@@ -4289,7 +4871,7 @@
             </w:pPr>
             <w:r>
               <w:rPr>
-                <w:rFonts w:ascii="Arial" w:hAnsi="Arial" w:eastAsia="Arial"/>
+                <w:rFonts w:ascii="Arial" w:hAnsi="Arial"/>
                 <w:sz w:val="18"/>
               </w:rPr>
               <w:t>Утепление скатной кровли</w:t>
@@ -4298,14 +4880,16 @@
         </w:tc>
       </w:tr>
       <w:tr>
-        <w:trPr>
-          <w:cantSplit/>
-        </w:trPr>
         <w:tc>
           <w:tcPr>
-            <w:tcW w:type="dxa" w:w="4904"/>
+            <w:tcW w:type="dxa" w:w="5014"/>
             <w:vAlign w:val="center"/>
-            <w:shd w:fill="EAF2F8"/>
+            <w:tcMar>
+              <w:top w:w="90" w:type="dxa"/>
+              <w:start w:w="90" w:type="dxa"/>
+              <w:bottom w:w="90" w:type="dxa"/>
+              <w:end w:w="90" w:type="dxa"/>
+            </w:tcMar>
           </w:tcPr>
           <w:p>
             <w:pPr>
@@ -4313,7 +4897,7 @@
             </w:pPr>
             <w:r>
               <w:rPr>
-                <w:rFonts w:ascii="Arial" w:hAnsi="Arial" w:eastAsia="Arial"/>
+                <w:rFonts w:ascii="Arial" w:hAnsi="Arial"/>
                 <w:sz w:val="18"/>
               </w:rPr>
               <w:t>12</w:t>
@@ -4322,9 +4906,14 @@
         </w:tc>
         <w:tc>
           <w:tcPr>
-            <w:tcW w:type="dxa" w:w="4904"/>
+            <w:tcW w:type="dxa" w:w="5014"/>
             <w:vAlign w:val="center"/>
-            <w:shd w:fill="EAF2F8"/>
+            <w:tcMar>
+              <w:top w:w="90" w:type="dxa"/>
+              <w:start w:w="90" w:type="dxa"/>
+              <w:bottom w:w="90" w:type="dxa"/>
+              <w:end w:w="90" w:type="dxa"/>
+            </w:tcMar>
           </w:tcPr>
           <w:p>
             <w:pPr>
@@ -4332,7 +4921,7 @@
             </w:pPr>
             <w:r>
               <w:rPr>
-                <w:rFonts w:ascii="Arial" w:hAnsi="Arial" w:eastAsia="Arial"/>
+                <w:rFonts w:ascii="Arial" w:hAnsi="Arial"/>
                 <w:sz w:val="18"/>
               </w:rPr>
               <w:t>Кровельное покрытие скатной кровли</w:t>
@@ -4341,13 +4930,16 @@
         </w:tc>
       </w:tr>
       <w:tr>
-        <w:trPr>
-          <w:cantSplit/>
-        </w:trPr>
         <w:tc>
           <w:tcPr>
-            <w:tcW w:type="dxa" w:w="4904"/>
+            <w:tcW w:type="dxa" w:w="5014"/>
             <w:vAlign w:val="center"/>
+            <w:tcMar>
+              <w:top w:w="90" w:type="dxa"/>
+              <w:start w:w="90" w:type="dxa"/>
+              <w:bottom w:w="90" w:type="dxa"/>
+              <w:end w:w="90" w:type="dxa"/>
+            </w:tcMar>
           </w:tcPr>
           <w:p>
             <w:pPr>
@@ -4355,7 +4947,7 @@
             </w:pPr>
             <w:r>
               <w:rPr>
-                <w:rFonts w:ascii="Arial" w:hAnsi="Arial" w:eastAsia="Arial"/>
+                <w:rFonts w:ascii="Arial" w:hAnsi="Arial"/>
                 <w:sz w:val="18"/>
               </w:rPr>
               <w:t>13</w:t>
@@ -4364,8 +4956,14 @@
         </w:tc>
         <w:tc>
           <w:tcPr>
-            <w:tcW w:type="dxa" w:w="4904"/>
+            <w:tcW w:type="dxa" w:w="5014"/>
             <w:vAlign w:val="center"/>
+            <w:tcMar>
+              <w:top w:w="90" w:type="dxa"/>
+              <w:start w:w="90" w:type="dxa"/>
+              <w:bottom w:w="90" w:type="dxa"/>
+              <w:end w:w="90" w:type="dxa"/>
+            </w:tcMar>
           </w:tcPr>
           <w:p>
             <w:pPr>
@@ -4373,7 +4971,7 @@
             </w:pPr>
             <w:r>
               <w:rPr>
-                <w:rFonts w:ascii="Arial" w:hAnsi="Arial" w:eastAsia="Arial"/>
+                <w:rFonts w:ascii="Arial" w:hAnsi="Arial"/>
                 <w:sz w:val="18"/>
               </w:rPr>
               <w:t>Утепление перекрытия скатной кровли</w:t>
@@ -4384,15 +4982,10 @@
     </w:tbl>
     <w:p>
       <w:pPr>
-        <w:spacing w:after="20"/>
-        <w:widowControl/>
-      </w:pPr>
-    </w:p>
-    <w:p>
-      <w:pPr>
-        <w:jc w:val="both"/>
-        <w:widowControl/>
-      </w:pPr>
+        <w:spacing w:after="0"/>
+      </w:pPr>
+    </w:p>
+    <w:p>
       <w:r>
         <w:t>В один рабочий день по каждому калькулятору входят:</w:t>
       </w:r>
@@ -4400,7 +4993,6 @@
     <w:p>
       <w:pPr>
         <w:pStyle w:val="ListBullet"/>
-        <w:widowControl/>
       </w:pPr>
       <w:r>
         <w:t>схема входных данных на основе уже выполненного анализа;</w:t>
@@ -4409,7 +5001,6 @@
     <w:p>
       <w:pPr>
         <w:pStyle w:val="ListBullet"/>
-        <w:widowControl/>
       </w:pPr>
       <w:r>
         <w:t>адаптер подтвержденных данных;</w:t>
@@ -4418,7 +5009,6 @@
     <w:p>
       <w:pPr>
         <w:pStyle w:val="ListBullet"/>
-        <w:widowControl/>
       </w:pPr>
       <w:r>
         <w:t>детерминированный расчет;</w:t>
@@ -4427,7 +5017,6 @@
     <w:p>
       <w:pPr>
         <w:pStyle w:val="ListBullet"/>
-        <w:widowControl/>
       </w:pPr>
       <w:r>
         <w:t>строки серой части по порядку Елены;</w:t>
@@ -4436,24 +5025,19 @@
     <w:p>
       <w:pPr>
         <w:pStyle w:val="ListBullet"/>
-        <w:widowControl/>
       </w:pPr>
       <w:r>
         <w:t>базовые модульные тесты.</w:t>
       </w:r>
     </w:p>
     <w:p>
-      <w:pPr>
-        <w:jc w:val="both"/>
-        <w:widowControl/>
-      </w:pPr>
       <w:r>
         <w:t xml:space="preserve">Если до соответствующего дня не получен ответ на блокирующий вопрос, калькулятор реализуется с явным ручным полем или статусом </w:t>
       </w:r>
       <w:r>
         <w:rPr>
-          <w:rFonts w:ascii="Courier New" w:hAnsi="Courier New" w:eastAsia="Courier New"/>
-          <w:color w:val="404040"/>
+          <w:rFonts w:ascii="Courier New" w:hAnsi="Courier New"/>
+          <w:color w:val="374151"/>
           <w:sz w:val="19"/>
         </w:rPr>
         <w:t>needs_review</w:t>
@@ -4464,8 +5048,7 @@
     </w:p>
     <w:p>
       <w:pPr>
-        <w:pStyle w:val="Heading2"/>
-        <w:widowControl/>
+        <w:pStyle w:val="Heading3"/>
       </w:pPr>
       <w:r>
         <w:t>18.2. Формулы и подсказки — 2 рабочих дня</w:t>
@@ -4480,19 +5063,24 @@
         <w:tblLook w:firstColumn="1" w:firstRow="1" w:lastColumn="0" w:lastRow="0" w:noHBand="0" w:noVBand="1" w:val="04A0"/>
       </w:tblPr>
       <w:tblGrid>
-        <w:gridCol w:w="4904"/>
-        <w:gridCol w:w="4904"/>
+        <w:gridCol w:w="5014"/>
+        <w:gridCol w:w="5014"/>
       </w:tblGrid>
       <w:tr>
         <w:trPr>
-          <w:cantSplit/>
           <w:tblHeader w:val="true"/>
         </w:trPr>
         <w:tc>
           <w:tcPr>
-            <w:tcW w:type="dxa" w:w="4904"/>
+            <w:tcW w:type="dxa" w:w="5014"/>
             <w:vAlign w:val="center"/>
-            <w:shd w:fill="1F4E79"/>
+            <w:tcMar>
+              <w:top w:w="90" w:type="dxa"/>
+              <w:start w:w="90" w:type="dxa"/>
+              <w:bottom w:w="90" w:type="dxa"/>
+              <w:end w:w="90" w:type="dxa"/>
+            </w:tcMar>
+            <w:shd w:fill="D9EAF7"/>
           </w:tcPr>
           <w:p>
             <w:pPr>
@@ -4500,9 +5088,8 @@
             </w:pPr>
             <w:r>
               <w:rPr>
-                <w:rFonts w:ascii="Arial" w:hAnsi="Arial" w:eastAsia="Arial"/>
+                <w:rFonts w:ascii="Arial" w:hAnsi="Arial"/>
                 <w:b/>
-                <w:color w:val="FFFFFF"/>
                 <w:sz w:val="18"/>
               </w:rPr>
               <w:t>День</w:t>
@@ -4511,9 +5098,15 @@
         </w:tc>
         <w:tc>
           <w:tcPr>
-            <w:tcW w:type="dxa" w:w="4904"/>
+            <w:tcW w:type="dxa" w:w="5014"/>
             <w:vAlign w:val="center"/>
-            <w:shd w:fill="1F4E79"/>
+            <w:tcMar>
+              <w:top w:w="90" w:type="dxa"/>
+              <w:start w:w="90" w:type="dxa"/>
+              <w:bottom w:w="90" w:type="dxa"/>
+              <w:end w:w="90" w:type="dxa"/>
+            </w:tcMar>
+            <w:shd w:fill="D9EAF7"/>
           </w:tcPr>
           <w:p>
             <w:pPr>
@@ -4521,9 +5114,8 @@
             </w:pPr>
             <w:r>
               <w:rPr>
-                <w:rFonts w:ascii="Arial" w:hAnsi="Arial" w:eastAsia="Arial"/>
+                <w:rFonts w:ascii="Arial" w:hAnsi="Arial"/>
                 <w:b/>
-                <w:color w:val="FFFFFF"/>
                 <w:sz w:val="18"/>
               </w:rPr>
               <w:t>Работа</w:t>
@@ -4532,13 +5124,16 @@
         </w:tc>
       </w:tr>
       <w:tr>
-        <w:trPr>
-          <w:cantSplit/>
-        </w:trPr>
         <w:tc>
           <w:tcPr>
-            <w:tcW w:type="dxa" w:w="4904"/>
+            <w:tcW w:type="dxa" w:w="5014"/>
             <w:vAlign w:val="center"/>
+            <w:tcMar>
+              <w:top w:w="90" w:type="dxa"/>
+              <w:start w:w="90" w:type="dxa"/>
+              <w:bottom w:w="90" w:type="dxa"/>
+              <w:end w:w="90" w:type="dxa"/>
+            </w:tcMar>
           </w:tcPr>
           <w:p>
             <w:pPr>
@@ -4546,7 +5141,7 @@
             </w:pPr>
             <w:r>
               <w:rPr>
-                <w:rFonts w:ascii="Arial" w:hAnsi="Arial" w:eastAsia="Arial"/>
+                <w:rFonts w:ascii="Arial" w:hAnsi="Arial"/>
                 <w:sz w:val="18"/>
               </w:rPr>
               <w:t>14</w:t>
@@ -4555,8 +5150,14 @@
         </w:tc>
         <w:tc>
           <w:tcPr>
-            <w:tcW w:type="dxa" w:w="4904"/>
+            <w:tcW w:type="dxa" w:w="5014"/>
             <w:vAlign w:val="center"/>
+            <w:tcMar>
+              <w:top w:w="90" w:type="dxa"/>
+              <w:start w:w="90" w:type="dxa"/>
+              <w:bottom w:w="90" w:type="dxa"/>
+              <w:end w:w="90" w:type="dxa"/>
+            </w:tcMar>
           </w:tcPr>
           <w:p>
             <w:pPr>
@@ -4564,7 +5165,7 @@
             </w:pPr>
             <w:r>
               <w:rPr>
-                <w:rFonts w:ascii="Arial" w:hAnsi="Arial" w:eastAsia="Arial"/>
+                <w:rFonts w:ascii="Arial" w:hAnsi="Arial"/>
                 <w:sz w:val="18"/>
               </w:rPr>
               <w:t>Формулы и правые подсказки семи существующих разделов; проверка их совместимости с новым экспортом</w:t>
@@ -4573,14 +5174,16 @@
         </w:tc>
       </w:tr>
       <w:tr>
-        <w:trPr>
-          <w:cantSplit/>
-        </w:trPr>
         <w:tc>
           <w:tcPr>
-            <w:tcW w:type="dxa" w:w="4904"/>
+            <w:tcW w:type="dxa" w:w="5014"/>
             <w:vAlign w:val="center"/>
-            <w:shd w:fill="EAF2F8"/>
+            <w:tcMar>
+              <w:top w:w="90" w:type="dxa"/>
+              <w:start w:w="90" w:type="dxa"/>
+              <w:bottom w:w="90" w:type="dxa"/>
+              <w:end w:w="90" w:type="dxa"/>
+            </w:tcMar>
           </w:tcPr>
           <w:p>
             <w:pPr>
@@ -4588,7 +5191,7 @@
             </w:pPr>
             <w:r>
               <w:rPr>
-                <w:rFonts w:ascii="Arial" w:hAnsi="Arial" w:eastAsia="Arial"/>
+                <w:rFonts w:ascii="Arial" w:hAnsi="Arial"/>
                 <w:sz w:val="18"/>
               </w:rPr>
               <w:t>15</w:t>
@@ -4597,9 +5200,14 @@
         </w:tc>
         <w:tc>
           <w:tcPr>
-            <w:tcW w:type="dxa" w:w="4904"/>
+            <w:tcW w:type="dxa" w:w="5014"/>
             <w:vAlign w:val="center"/>
-            <w:shd w:fill="EAF2F8"/>
+            <w:tcMar>
+              <w:top w:w="90" w:type="dxa"/>
+              <w:start w:w="90" w:type="dxa"/>
+              <w:bottom w:w="90" w:type="dxa"/>
+              <w:end w:w="90" w:type="dxa"/>
+            </w:tcMar>
           </w:tcPr>
           <w:p>
             <w:pPr>
@@ -4607,7 +5215,7 @@
             </w:pPr>
             <w:r>
               <w:rPr>
-                <w:rFonts w:ascii="Arial" w:hAnsi="Arial" w:eastAsia="Arial"/>
+                <w:rFonts w:ascii="Arial" w:hAnsi="Arial"/>
                 <w:sz w:val="18"/>
               </w:rPr>
               <w:t>Формулы и правые подсказки новых разделов; динамическая карта строк и общие итоги</w:t>
@@ -4618,23 +5226,28 @@
     </w:tbl>
     <w:p>
       <w:pPr>
-        <w:spacing w:after="20"/>
-        <w:widowControl/>
-      </w:pPr>
-    </w:p>
-    <w:p>
-      <w:pPr>
-        <w:jc w:val="both"/>
-        <w:widowControl/>
-      </w:pPr>
-      <w:r>
-        <w:t>Новые калькуляторы изначально создаются с расчетной логикой. Эти два дня предназначены для общего сметного экспорта, межраздельных ссылок и окончательной проверки формул непосредственно в ячейках Google Sheets.</w:t>
-      </w:r>
-    </w:p>
-    <w:p>
-      <w:pPr>
-        <w:pStyle w:val="Heading2"/>
-        <w:widowControl/>
+        <w:spacing w:after="0"/>
+      </w:pPr>
+    </w:p>
+    <w:p>
+      <w:r>
+        <w:t xml:space="preserve">Новые калькуляторы изначально создаются с расчетной логикой. Эти два дня предназначены для прямого формирования итоговой Excel-книги, межраздельных ссылок, правых подсказок и окончательной проверки нативных формул в ячейках </w:t>
+      </w:r>
+      <w:r>
+        <w:rPr>
+          <w:rFonts w:ascii="Courier New" w:hAnsi="Courier New"/>
+          <w:color w:val="374151"/>
+          <w:sz w:val="19"/>
+        </w:rPr>
+        <w:t>.xlsx</w:t>
+      </w:r>
+      <w:r>
+        <w:t>. Промежуточная Google-таблица остаётся средством проверки исходных данных себестоимости.</w:t>
+      </w:r>
+    </w:p>
+    <w:p>
+      <w:pPr>
+        <w:pStyle w:val="Heading3"/>
       </w:pPr>
       <w:r>
         <w:t>18.3. Клиентская часть — 1 рабочий день</w:t>
@@ -4649,19 +5262,24 @@
         <w:tblLook w:firstColumn="1" w:firstRow="1" w:lastColumn="0" w:lastRow="0" w:noHBand="0" w:noVBand="1" w:val="04A0"/>
       </w:tblPr>
       <w:tblGrid>
-        <w:gridCol w:w="4904"/>
-        <w:gridCol w:w="4904"/>
+        <w:gridCol w:w="5014"/>
+        <w:gridCol w:w="5014"/>
       </w:tblGrid>
       <w:tr>
         <w:trPr>
-          <w:cantSplit/>
           <w:tblHeader w:val="true"/>
         </w:trPr>
         <w:tc>
           <w:tcPr>
-            <w:tcW w:type="dxa" w:w="4904"/>
+            <w:tcW w:type="dxa" w:w="5014"/>
             <w:vAlign w:val="center"/>
-            <w:shd w:fill="1F4E79"/>
+            <w:tcMar>
+              <w:top w:w="90" w:type="dxa"/>
+              <w:start w:w="90" w:type="dxa"/>
+              <w:bottom w:w="90" w:type="dxa"/>
+              <w:end w:w="90" w:type="dxa"/>
+            </w:tcMar>
+            <w:shd w:fill="D9EAF7"/>
           </w:tcPr>
           <w:p>
             <w:pPr>
@@ -4669,9 +5287,8 @@
             </w:pPr>
             <w:r>
               <w:rPr>
-                <w:rFonts w:ascii="Arial" w:hAnsi="Arial" w:eastAsia="Arial"/>
+                <w:rFonts w:ascii="Arial" w:hAnsi="Arial"/>
                 <w:b/>
-                <w:color w:val="FFFFFF"/>
                 <w:sz w:val="18"/>
               </w:rPr>
               <w:t>День</w:t>
@@ -4680,9 +5297,15 @@
         </w:tc>
         <w:tc>
           <w:tcPr>
-            <w:tcW w:type="dxa" w:w="4904"/>
+            <w:tcW w:type="dxa" w:w="5014"/>
             <w:vAlign w:val="center"/>
-            <w:shd w:fill="1F4E79"/>
+            <w:tcMar>
+              <w:top w:w="90" w:type="dxa"/>
+              <w:start w:w="90" w:type="dxa"/>
+              <w:bottom w:w="90" w:type="dxa"/>
+              <w:end w:w="90" w:type="dxa"/>
+            </w:tcMar>
+            <w:shd w:fill="D9EAF7"/>
           </w:tcPr>
           <w:p>
             <w:pPr>
@@ -4690,9 +5313,8 @@
             </w:pPr>
             <w:r>
               <w:rPr>
-                <w:rFonts w:ascii="Arial" w:hAnsi="Arial" w:eastAsia="Arial"/>
+                <w:rFonts w:ascii="Arial" w:hAnsi="Arial"/>
                 <w:b/>
-                <w:color w:val="FFFFFF"/>
                 <w:sz w:val="18"/>
               </w:rPr>
               <w:t>Работа</w:t>
@@ -4701,13 +5323,16 @@
         </w:tc>
       </w:tr>
       <w:tr>
-        <w:trPr>
-          <w:cantSplit/>
-        </w:trPr>
         <w:tc>
           <w:tcPr>
-            <w:tcW w:type="dxa" w:w="4904"/>
+            <w:tcW w:type="dxa" w:w="5014"/>
             <w:vAlign w:val="center"/>
+            <w:tcMar>
+              <w:top w:w="90" w:type="dxa"/>
+              <w:start w:w="90" w:type="dxa"/>
+              <w:bottom w:w="90" w:type="dxa"/>
+              <w:end w:w="90" w:type="dxa"/>
+            </w:tcMar>
           </w:tcPr>
           <w:p>
             <w:pPr>
@@ -4715,7 +5340,7 @@
             </w:pPr>
             <w:r>
               <w:rPr>
-                <w:rFonts w:ascii="Arial" w:hAnsi="Arial" w:eastAsia="Arial"/>
+                <w:rFonts w:ascii="Arial" w:hAnsi="Arial"/>
                 <w:sz w:val="18"/>
               </w:rPr>
               <w:t>16</w:t>
@@ -4724,8 +5349,14 @@
         </w:tc>
         <w:tc>
           <w:tcPr>
-            <w:tcW w:type="dxa" w:w="4904"/>
+            <w:tcW w:type="dxa" w:w="5014"/>
             <w:vAlign w:val="center"/>
+            <w:tcMar>
+              <w:top w:w="90" w:type="dxa"/>
+              <w:start w:w="90" w:type="dxa"/>
+              <w:bottom w:w="90" w:type="dxa"/>
+              <w:end w:w="90" w:type="dxa"/>
+            </w:tcMar>
           </w:tcPr>
           <w:p>
             <w:pPr>
@@ -4733,10 +5364,18 @@
             </w:pPr>
             <w:r>
               <w:rPr>
-                <w:rFonts w:ascii="Arial" w:hAnsi="Arial" w:eastAsia="Arial"/>
+                <w:rFonts w:ascii="Arial" w:hAnsi="Arial"/>
                 <w:sz w:val="18"/>
               </w:rPr>
-              <w:t>Генерация левой клиентской части, предусмотренных разделами ТН, ЗСР, НР, СП, итогов и контроля относительно себестоимости</w:t>
+              <w:t xml:space="preserve">Генерация левой клиентской части в итоговой Excel-книге, предусмотренных разделами ТН, ЗСР, НР, СП, итогов, контроля относительно себестоимости и печатной области </w:t>
+            </w:r>
+            <w:r>
+              <w:rPr>
+                <w:rFonts w:ascii="Arial" w:hAnsi="Arial"/>
+                <w:color w:val="374151"/>
+                <w:sz w:val="18"/>
+              </w:rPr>
+              <w:t>A:I</w:t>
             </w:r>
           </w:p>
         </w:tc>
@@ -4744,23 +5383,17 @@
     </w:tbl>
     <w:p>
       <w:pPr>
-        <w:spacing w:after="20"/>
-        <w:widowControl/>
-      </w:pPr>
-    </w:p>
-    <w:p>
-      <w:pPr>
-        <w:jc w:val="both"/>
-        <w:widowControl/>
-      </w:pPr>
+        <w:spacing w:after="0"/>
+      </w:pPr>
+    </w:p>
+    <w:p>
       <w:r>
         <w:t>Работа выполняется на уже согласованной динамической карте строк и модели клиентской части.</w:t>
       </w:r>
     </w:p>
     <w:p>
       <w:pPr>
-        <w:pStyle w:val="Heading2"/>
-        <w:widowControl/>
+        <w:pStyle w:val="Heading3"/>
       </w:pPr>
       <w:r>
         <w:t>18.4. Сквозные тесты и исправления — 5 рабочих дней</w:t>
@@ -4775,19 +5408,24 @@
         <w:tblLook w:firstColumn="1" w:firstRow="1" w:lastColumn="0" w:lastRow="0" w:noHBand="0" w:noVBand="1" w:val="04A0"/>
       </w:tblPr>
       <w:tblGrid>
-        <w:gridCol w:w="4904"/>
-        <w:gridCol w:w="4904"/>
+        <w:gridCol w:w="5014"/>
+        <w:gridCol w:w="5014"/>
       </w:tblGrid>
       <w:tr>
         <w:trPr>
-          <w:cantSplit/>
           <w:tblHeader w:val="true"/>
         </w:trPr>
         <w:tc>
           <w:tcPr>
-            <w:tcW w:type="dxa" w:w="4904"/>
+            <w:tcW w:type="dxa" w:w="5014"/>
             <w:vAlign w:val="center"/>
-            <w:shd w:fill="1F4E79"/>
+            <w:tcMar>
+              <w:top w:w="90" w:type="dxa"/>
+              <w:start w:w="90" w:type="dxa"/>
+              <w:bottom w:w="90" w:type="dxa"/>
+              <w:end w:w="90" w:type="dxa"/>
+            </w:tcMar>
+            <w:shd w:fill="D9EAF7"/>
           </w:tcPr>
           <w:p>
             <w:pPr>
@@ -4795,9 +5433,8 @@
             </w:pPr>
             <w:r>
               <w:rPr>
-                <w:rFonts w:ascii="Arial" w:hAnsi="Arial" w:eastAsia="Arial"/>
+                <w:rFonts w:ascii="Arial" w:hAnsi="Arial"/>
                 <w:b/>
-                <w:color w:val="FFFFFF"/>
                 <w:sz w:val="18"/>
               </w:rPr>
               <w:t>День</w:t>
@@ -4806,9 +5443,15 @@
         </w:tc>
         <w:tc>
           <w:tcPr>
-            <w:tcW w:type="dxa" w:w="4904"/>
+            <w:tcW w:type="dxa" w:w="5014"/>
             <w:vAlign w:val="center"/>
-            <w:shd w:fill="1F4E79"/>
+            <w:tcMar>
+              <w:top w:w="90" w:type="dxa"/>
+              <w:start w:w="90" w:type="dxa"/>
+              <w:bottom w:w="90" w:type="dxa"/>
+              <w:end w:w="90" w:type="dxa"/>
+            </w:tcMar>
+            <w:shd w:fill="D9EAF7"/>
           </w:tcPr>
           <w:p>
             <w:pPr>
@@ -4816,9 +5459,8 @@
             </w:pPr>
             <w:r>
               <w:rPr>
-                <w:rFonts w:ascii="Arial" w:hAnsi="Arial" w:eastAsia="Arial"/>
+                <w:rFonts w:ascii="Arial" w:hAnsi="Arial"/>
                 <w:b/>
-                <w:color w:val="FFFFFF"/>
                 <w:sz w:val="18"/>
               </w:rPr>
               <w:t>Работа</w:t>
@@ -4827,13 +5469,16 @@
         </w:tc>
       </w:tr>
       <w:tr>
-        <w:trPr>
-          <w:cantSplit/>
-        </w:trPr>
         <w:tc>
           <w:tcPr>
-            <w:tcW w:type="dxa" w:w="4904"/>
+            <w:tcW w:type="dxa" w:w="5014"/>
             <w:vAlign w:val="center"/>
+            <w:tcMar>
+              <w:top w:w="90" w:type="dxa"/>
+              <w:start w:w="90" w:type="dxa"/>
+              <w:bottom w:w="90" w:type="dxa"/>
+              <w:end w:w="90" w:type="dxa"/>
+            </w:tcMar>
           </w:tcPr>
           <w:p>
             <w:pPr>
@@ -4841,7 +5486,7 @@
             </w:pPr>
             <w:r>
               <w:rPr>
-                <w:rFonts w:ascii="Arial" w:hAnsi="Arial" w:eastAsia="Arial"/>
+                <w:rFonts w:ascii="Arial" w:hAnsi="Arial"/>
                 <w:sz w:val="18"/>
               </w:rPr>
               <w:t>17</w:t>
@@ -4850,8 +5495,14 @@
         </w:tc>
         <w:tc>
           <w:tcPr>
-            <w:tcW w:type="dxa" w:w="4904"/>
+            <w:tcW w:type="dxa" w:w="5014"/>
             <w:vAlign w:val="center"/>
+            <w:tcMar>
+              <w:top w:w="90" w:type="dxa"/>
+              <w:start w:w="90" w:type="dxa"/>
+              <w:bottom w:w="90" w:type="dxa"/>
+              <w:end w:w="90" w:type="dxa"/>
+            </w:tcMar>
           </w:tcPr>
           <w:p>
             <w:pPr>
@@ -4859,7 +5510,7 @@
             </w:pPr>
             <w:r>
               <w:rPr>
-                <w:rFonts w:ascii="Arial" w:hAnsi="Arial" w:eastAsia="Arial"/>
+                <w:rFonts w:ascii="Arial" w:hAnsi="Arial"/>
                 <w:sz w:val="18"/>
               </w:rPr>
               <w:t>Сквозной прогон АРК и ГФК-11; ростверк/ленты, гидроизоляция, колонны и подготовительные работы</w:t>
@@ -4868,14 +5519,16 @@
         </w:tc>
       </w:tr>
       <w:tr>
-        <w:trPr>
-          <w:cantSplit/>
-        </w:trPr>
         <w:tc>
           <w:tcPr>
-            <w:tcW w:type="dxa" w:w="4904"/>
+            <w:tcW w:type="dxa" w:w="5014"/>
             <w:vAlign w:val="center"/>
-            <w:shd w:fill="EAF2F8"/>
+            <w:tcMar>
+              <w:top w:w="90" w:type="dxa"/>
+              <w:start w:w="90" w:type="dxa"/>
+              <w:bottom w:w="90" w:type="dxa"/>
+              <w:end w:w="90" w:type="dxa"/>
+            </w:tcMar>
           </w:tcPr>
           <w:p>
             <w:pPr>
@@ -4883,7 +5536,7 @@
             </w:pPr>
             <w:r>
               <w:rPr>
-                <w:rFonts w:ascii="Arial" w:hAnsi="Arial" w:eastAsia="Arial"/>
+                <w:rFonts w:ascii="Arial" w:hAnsi="Arial"/>
                 <w:sz w:val="18"/>
               </w:rPr>
               <w:t>18</w:t>
@@ -4892,9 +5545,14 @@
         </w:tc>
         <w:tc>
           <w:tcPr>
-            <w:tcW w:type="dxa" w:w="4904"/>
+            <w:tcW w:type="dxa" w:w="5014"/>
             <w:vAlign w:val="center"/>
-            <w:shd w:fill="EAF2F8"/>
+            <w:tcMar>
+              <w:top w:w="90" w:type="dxa"/>
+              <w:start w:w="90" w:type="dxa"/>
+              <w:bottom w:w="90" w:type="dxa"/>
+              <w:end w:w="90" w:type="dxa"/>
+            </w:tcMar>
           </w:tcPr>
           <w:p>
             <w:pPr>
@@ -4902,7 +5560,7 @@
             </w:pPr>
             <w:r>
               <w:rPr>
-                <w:rFonts w:ascii="Arial" w:hAnsi="Arial" w:eastAsia="Arial"/>
+                <w:rFonts w:ascii="Arial" w:hAnsi="Arial"/>
                 <w:sz w:val="18"/>
               </w:rPr>
               <w:t>Сквозной прогон ТРЦ и НВД-3; лестницы, перегородки, армопояс и отключение шаблонных разделов</w:t>
@@ -4911,13 +5569,16 @@
         </w:tc>
       </w:tr>
       <w:tr>
-        <w:trPr>
-          <w:cantSplit/>
-        </w:trPr>
         <w:tc>
           <w:tcPr>
-            <w:tcW w:type="dxa" w:w="4904"/>
+            <w:tcW w:type="dxa" w:w="5014"/>
             <w:vAlign w:val="center"/>
+            <w:tcMar>
+              <w:top w:w="90" w:type="dxa"/>
+              <w:start w:w="90" w:type="dxa"/>
+              <w:bottom w:w="90" w:type="dxa"/>
+              <w:end w:w="90" w:type="dxa"/>
+            </w:tcMar>
           </w:tcPr>
           <w:p>
             <w:pPr>
@@ -4925,7 +5586,7 @@
             </w:pPr>
             <w:r>
               <w:rPr>
-                <w:rFonts w:ascii="Arial" w:hAnsi="Arial" w:eastAsia="Arial"/>
+                <w:rFonts w:ascii="Arial" w:hAnsi="Arial"/>
                 <w:sz w:val="18"/>
               </w:rPr>
               <w:t>19</w:t>
@@ -4934,8 +5595,14 @@
         </w:tc>
         <w:tc>
           <w:tcPr>
-            <w:tcW w:type="dxa" w:w="4904"/>
+            <w:tcW w:type="dxa" w:w="5014"/>
             <w:vAlign w:val="center"/>
+            <w:tcMar>
+              <w:top w:w="90" w:type="dxa"/>
+              <w:start w:w="90" w:type="dxa"/>
+              <w:bottom w:w="90" w:type="dxa"/>
+              <w:end w:w="90" w:type="dxa"/>
+            </w:tcMar>
           </w:tcPr>
           <w:p>
             <w:pPr>
@@ -4943,7 +5610,7 @@
             </w:pPr>
             <w:r>
               <w:rPr>
-                <w:rFonts w:ascii="Arial" w:hAnsi="Arial" w:eastAsia="Arial"/>
+                <w:rFonts w:ascii="Arial" w:hAnsi="Arial"/>
                 <w:sz w:val="18"/>
               </w:rPr>
               <w:t>Проверка металлоконструкций и пяти модулей скатной кровли на основных и старых эталонах</w:t>
@@ -4952,14 +5619,16 @@
         </w:tc>
       </w:tr>
       <w:tr>
-        <w:trPr>
-          <w:cantSplit/>
-        </w:trPr>
         <w:tc>
           <w:tcPr>
-            <w:tcW w:type="dxa" w:w="4904"/>
+            <w:tcW w:type="dxa" w:w="5014"/>
             <w:vAlign w:val="center"/>
-            <w:shd w:fill="EAF2F8"/>
+            <w:tcMar>
+              <w:top w:w="90" w:type="dxa"/>
+              <w:start w:w="90" w:type="dxa"/>
+              <w:bottom w:w="90" w:type="dxa"/>
+              <w:end w:w="90" w:type="dxa"/>
+            </w:tcMar>
           </w:tcPr>
           <w:p>
             <w:pPr>
@@ -4967,7 +5636,7 @@
             </w:pPr>
             <w:r>
               <w:rPr>
-                <w:rFonts w:ascii="Arial" w:hAnsi="Arial" w:eastAsia="Arial"/>
+                <w:rFonts w:ascii="Arial" w:hAnsi="Arial"/>
                 <w:sz w:val="18"/>
               </w:rPr>
               <w:t>20</w:t>
@@ -4976,9 +5645,14 @@
         </w:tc>
         <w:tc>
           <w:tcPr>
-            <w:tcW w:type="dxa" w:w="4904"/>
+            <w:tcW w:type="dxa" w:w="5014"/>
             <w:vAlign w:val="center"/>
-            <w:shd w:fill="EAF2F8"/>
+            <w:tcMar>
+              <w:top w:w="90" w:type="dxa"/>
+              <w:start w:w="90" w:type="dxa"/>
+              <w:bottom w:w="90" w:type="dxa"/>
+              <w:end w:w="90" w:type="dxa"/>
+            </w:tcMar>
           </w:tcPr>
           <w:p>
             <w:pPr>
@@ -4986,22 +5660,40 @@
             </w:pPr>
             <w:r>
               <w:rPr>
-                <w:rFonts w:ascii="Arial" w:hAnsi="Arial" w:eastAsia="Arial"/>
+                <w:rFonts w:ascii="Arial" w:hAnsi="Arial"/>
                 <w:sz w:val="18"/>
               </w:rPr>
-              <w:t>Проверка полной клиентской и себестоимостной сметы; регрессия семи существующих разделов</w:t>
+              <w:t xml:space="preserve">Проверка полной клиентской и себестоимостной Excel-сметы, формул и печати </w:t>
+            </w:r>
+            <w:r>
+              <w:rPr>
+                <w:rFonts w:ascii="Arial" w:hAnsi="Arial"/>
+                <w:color w:val="374151"/>
+                <w:sz w:val="18"/>
+              </w:rPr>
+              <w:t>A:I</w:t>
+            </w:r>
+            <w:r>
+              <w:rPr>
+                <w:rFonts w:ascii="Arial" w:hAnsi="Arial"/>
+                <w:sz w:val="18"/>
+              </w:rPr>
+              <w:t>; регрессия семи существующих разделов</w:t>
             </w:r>
           </w:p>
         </w:tc>
       </w:tr>
       <w:tr>
-        <w:trPr>
-          <w:cantSplit/>
-        </w:trPr>
         <w:tc>
           <w:tcPr>
-            <w:tcW w:type="dxa" w:w="4904"/>
+            <w:tcW w:type="dxa" w:w="5014"/>
             <w:vAlign w:val="center"/>
+            <w:tcMar>
+              <w:top w:w="90" w:type="dxa"/>
+              <w:start w:w="90" w:type="dxa"/>
+              <w:bottom w:w="90" w:type="dxa"/>
+              <w:end w:w="90" w:type="dxa"/>
+            </w:tcMar>
           </w:tcPr>
           <w:p>
             <w:pPr>
@@ -5009,7 +5701,7 @@
             </w:pPr>
             <w:r>
               <w:rPr>
-                <w:rFonts w:ascii="Arial" w:hAnsi="Arial" w:eastAsia="Arial"/>
+                <w:rFonts w:ascii="Arial" w:hAnsi="Arial"/>
                 <w:sz w:val="18"/>
               </w:rPr>
               <w:t>21</w:t>
@@ -5018,8 +5710,14 @@
         </w:tc>
         <w:tc>
           <w:tcPr>
-            <w:tcW w:type="dxa" w:w="4904"/>
+            <w:tcW w:type="dxa" w:w="5014"/>
             <w:vAlign w:val="center"/>
+            <w:tcMar>
+              <w:top w:w="90" w:type="dxa"/>
+              <w:start w:w="90" w:type="dxa"/>
+              <w:bottom w:w="90" w:type="dxa"/>
+              <w:end w:w="90" w:type="dxa"/>
+            </w:tcMar>
           </w:tcPr>
           <w:p>
             <w:pPr>
@@ -5027,7 +5725,7 @@
             </w:pPr>
             <w:r>
               <w:rPr>
-                <w:rFonts w:ascii="Arial" w:hAnsi="Arial" w:eastAsia="Arial"/>
+                <w:rFonts w:ascii="Arial" w:hAnsi="Arial"/>
                 <w:sz w:val="18"/>
               </w:rPr>
               <w:t>Исправления, повторный прогон, production smoke-test, документация и приёмочная версия</w:t>
@@ -5038,24 +5736,18 @@
     </w:tbl>
     <w:p>
       <w:pPr>
-        <w:spacing w:after="20"/>
-        <w:widowControl/>
-      </w:pPr>
-    </w:p>
-    <w:p>
-      <w:pPr>
-        <w:pStyle w:val="Heading2"/>
-        <w:widowControl/>
+        <w:spacing w:after="0"/>
+      </w:pPr>
+    </w:p>
+    <w:p>
+      <w:pPr>
+        <w:pStyle w:val="Heading3"/>
       </w:pPr>
       <w:r>
         <w:t>18.5. Общий срок</w:t>
       </w:r>
     </w:p>
     <w:p>
-      <w:pPr>
-        <w:jc w:val="both"/>
-        <w:widowControl/>
-      </w:pPr>
       <w:r>
         <w:t xml:space="preserve">Предварительный общий срок разработки: </w:t>
       </w:r>
@@ -5079,73 +5771,84 @@
       </w:r>
     </w:p>
     <w:p>
-      <w:pPr>
-        <w:jc w:val="both"/>
-        <w:widowControl/>
-      </w:pPr>
       <w:r>
         <w:t>Срок включает предусмотренные настоящим ТЗ калькуляторы, формулы, клиентскую часть, пять дней тестирования и исправлений. Production-запуск включается в последний этап при условии, что сервер, прокси, сервисный аккаунт Google и остальные доступы подготовлены заранее.</w:t>
       </w:r>
     </w:p>
     <w:p>
-      <w:pPr>
-        <w:jc w:val="both"/>
-        <w:widowControl/>
-      </w:pPr>
       <w:r>
         <w:t>Рекомендуемые промежуточные точки приёмки:</w:t>
       </w:r>
     </w:p>
     <w:p>
       <w:pPr>
-        <w:pStyle w:val="ListNumber"/>
-        <w:widowControl/>
-      </w:pPr>
+        <w:spacing w:after="60"/>
+        <w:ind w:left="369" w:hanging="369"/>
+      </w:pPr>
+      <w:r>
+        <w:rPr>
+          <w:b/>
+        </w:rPr>
+        <w:t xml:space="preserve">1. </w:t>
+      </w:r>
       <w:r>
         <w:t>После дня 7 — монолитные и металлические разделы.</w:t>
       </w:r>
     </w:p>
     <w:p>
       <w:pPr>
-        <w:pStyle w:val="ListNumber"/>
-        <w:widowControl/>
-      </w:pPr>
+        <w:spacing w:after="60"/>
+        <w:ind w:left="369" w:hanging="369"/>
+      </w:pPr>
+      <w:r>
+        <w:rPr>
+          <w:b/>
+        </w:rPr>
+        <w:t xml:space="preserve">2. </w:t>
+      </w:r>
       <w:r>
         <w:t>После дня 13 — подготовительные работы и все пять модулей скатной кровли.</w:t>
       </w:r>
     </w:p>
     <w:p>
       <w:pPr>
-        <w:pStyle w:val="ListNumber"/>
-        <w:widowControl/>
-      </w:pPr>
-      <w:r>
-        <w:t>После дня 16 — единая полная смета.</w:t>
-      </w:r>
-    </w:p>
-    <w:p>
-      <w:pPr>
-        <w:pStyle w:val="ListNumber"/>
-        <w:widowControl/>
-      </w:pPr>
+        <w:spacing w:after="60"/>
+        <w:ind w:left="369" w:hanging="369"/>
+      </w:pPr>
+      <w:r>
+        <w:rPr>
+          <w:b/>
+        </w:rPr>
+        <w:t xml:space="preserve">3. </w:t>
+      </w:r>
+      <w:r>
+        <w:t>После дня 16 — единая полная Excel-смета с настроенной клиентской печатной областью.</w:t>
+      </w:r>
+    </w:p>
+    <w:p>
+      <w:pPr>
+        <w:spacing w:after="60"/>
+        <w:ind w:left="369" w:hanging="369"/>
+      </w:pPr>
+      <w:r>
+        <w:rPr>
+          <w:b/>
+        </w:rPr>
+        <w:t xml:space="preserve">4. </w:t>
+      </w:r>
       <w:r>
         <w:t>После дня 21 — итоговая production-версия.</w:t>
       </w:r>
     </w:p>
     <w:p>
       <w:pPr>
-        <w:pStyle w:val="Heading1"/>
-        <w:widowControl/>
+        <w:pStyle w:val="Heading2"/>
       </w:pPr>
       <w:r>
         <w:t>19. Стоимость и условия по сроку</w:t>
       </w:r>
     </w:p>
     <w:p>
-      <w:pPr>
-        <w:jc w:val="both"/>
-        <w:widowControl/>
-      </w:pPr>
       <w:r>
         <w:t>Стоимость работ по настоящему ТЗ:</w:t>
       </w:r>
@@ -5159,19 +5862,24 @@
         <w:tblLook w:firstColumn="1" w:firstRow="1" w:lastColumn="0" w:lastRow="0" w:noHBand="0" w:noVBand="1" w:val="04A0"/>
       </w:tblPr>
       <w:tblGrid>
-        <w:gridCol w:w="4904"/>
-        <w:gridCol w:w="4904"/>
+        <w:gridCol w:w="5014"/>
+        <w:gridCol w:w="5014"/>
       </w:tblGrid>
       <w:tr>
         <w:trPr>
-          <w:cantSplit/>
           <w:tblHeader w:val="true"/>
         </w:trPr>
         <w:tc>
           <w:tcPr>
-            <w:tcW w:type="dxa" w:w="4904"/>
+            <w:tcW w:type="dxa" w:w="5014"/>
             <w:vAlign w:val="center"/>
-            <w:shd w:fill="1F4E79"/>
+            <w:tcMar>
+              <w:top w:w="90" w:type="dxa"/>
+              <w:start w:w="90" w:type="dxa"/>
+              <w:bottom w:w="90" w:type="dxa"/>
+              <w:end w:w="90" w:type="dxa"/>
+            </w:tcMar>
+            <w:shd w:fill="D9EAF7"/>
           </w:tcPr>
           <w:p>
             <w:pPr>
@@ -5179,9 +5887,8 @@
             </w:pPr>
             <w:r>
               <w:rPr>
-                <w:rFonts w:ascii="Arial" w:hAnsi="Arial" w:eastAsia="Arial"/>
+                <w:rFonts w:ascii="Arial" w:hAnsi="Arial"/>
                 <w:b/>
-                <w:color w:val="FFFFFF"/>
                 <w:sz w:val="18"/>
               </w:rPr>
               <w:t>Работа</w:t>
@@ -5190,9 +5897,15 @@
         </w:tc>
         <w:tc>
           <w:tcPr>
-            <w:tcW w:type="dxa" w:w="4904"/>
+            <w:tcW w:type="dxa" w:w="5014"/>
             <w:vAlign w:val="center"/>
-            <w:shd w:fill="1F4E79"/>
+            <w:tcMar>
+              <w:top w:w="90" w:type="dxa"/>
+              <w:start w:w="90" w:type="dxa"/>
+              <w:bottom w:w="90" w:type="dxa"/>
+              <w:end w:w="90" w:type="dxa"/>
+            </w:tcMar>
+            <w:shd w:fill="D9EAF7"/>
           </w:tcPr>
           <w:p>
             <w:pPr>
@@ -5200,9 +5913,8 @@
             </w:pPr>
             <w:r>
               <w:rPr>
-                <w:rFonts w:ascii="Arial" w:hAnsi="Arial" w:eastAsia="Arial"/>
+                <w:rFonts w:ascii="Arial" w:hAnsi="Arial"/>
                 <w:b/>
-                <w:color w:val="FFFFFF"/>
                 <w:sz w:val="18"/>
               </w:rPr>
               <w:t>Стоимость, руб.</w:t>
@@ -5211,13 +5923,16 @@
         </w:tc>
       </w:tr>
       <w:tr>
-        <w:trPr>
-          <w:cantSplit/>
-        </w:trPr>
         <w:tc>
           <w:tcPr>
-            <w:tcW w:type="dxa" w:w="4904"/>
+            <w:tcW w:type="dxa" w:w="5014"/>
             <w:vAlign w:val="center"/>
+            <w:tcMar>
+              <w:top w:w="90" w:type="dxa"/>
+              <w:start w:w="90" w:type="dxa"/>
+              <w:bottom w:w="90" w:type="dxa"/>
+              <w:end w:w="90" w:type="dxa"/>
+            </w:tcMar>
           </w:tcPr>
           <w:p>
             <w:pPr>
@@ -5225,7 +5940,7 @@
             </w:pPr>
             <w:r>
               <w:rPr>
-                <w:rFonts w:ascii="Arial" w:hAnsi="Arial" w:eastAsia="Arial"/>
+                <w:rFonts w:ascii="Arial" w:hAnsi="Arial"/>
                 <w:sz w:val="18"/>
               </w:rPr>
               <w:t>Разработка и доработка расчётных разделов Этапа 2 с формулами себестоимости и правыми подсказками</w:t>
@@ -5234,8 +5949,14 @@
         </w:tc>
         <w:tc>
           <w:tcPr>
-            <w:tcW w:type="dxa" w:w="4904"/>
+            <w:tcW w:type="dxa" w:w="5014"/>
             <w:vAlign w:val="center"/>
+            <w:tcMar>
+              <w:top w:w="90" w:type="dxa"/>
+              <w:start w:w="90" w:type="dxa"/>
+              <w:bottom w:w="90" w:type="dxa"/>
+              <w:end w:w="90" w:type="dxa"/>
+            </w:tcMar>
           </w:tcPr>
           <w:p>
             <w:pPr>
@@ -5243,7 +5964,7 @@
             </w:pPr>
             <w:r>
               <w:rPr>
-                <w:rFonts w:ascii="Arial" w:hAnsi="Arial" w:eastAsia="Arial"/>
+                <w:rFonts w:ascii="Arial" w:hAnsi="Arial"/>
                 <w:sz w:val="18"/>
               </w:rPr>
               <w:t>100 000</w:t>
@@ -5252,14 +5973,16 @@
         </w:tc>
       </w:tr>
       <w:tr>
-        <w:trPr>
-          <w:cantSplit/>
-        </w:trPr>
         <w:tc>
           <w:tcPr>
-            <w:tcW w:type="dxa" w:w="4904"/>
+            <w:tcW w:type="dxa" w:w="5014"/>
             <w:vAlign w:val="center"/>
-            <w:shd w:fill="EAF2F8"/>
+            <w:tcMar>
+              <w:top w:w="90" w:type="dxa"/>
+              <w:start w:w="90" w:type="dxa"/>
+              <w:bottom w:w="90" w:type="dxa"/>
+              <w:end w:w="90" w:type="dxa"/>
+            </w:tcMar>
           </w:tcPr>
           <w:p>
             <w:pPr>
@@ -5267,7 +5990,7 @@
             </w:pPr>
             <w:r>
               <w:rPr>
-                <w:rFonts w:ascii="Arial" w:hAnsi="Arial" w:eastAsia="Arial"/>
+                <w:rFonts w:ascii="Arial" w:hAnsi="Arial"/>
                 <w:sz w:val="18"/>
               </w:rPr>
               <w:t>Формирование левой клиентской части единой сметы</w:t>
@@ -5276,9 +5999,14 @@
         </w:tc>
         <w:tc>
           <w:tcPr>
-            <w:tcW w:type="dxa" w:w="4904"/>
+            <w:tcW w:type="dxa" w:w="5014"/>
             <w:vAlign w:val="center"/>
-            <w:shd w:fill="EAF2F8"/>
+            <w:tcMar>
+              <w:top w:w="90" w:type="dxa"/>
+              <w:start w:w="90" w:type="dxa"/>
+              <w:bottom w:w="90" w:type="dxa"/>
+              <w:end w:w="90" w:type="dxa"/>
+            </w:tcMar>
           </w:tcPr>
           <w:p>
             <w:pPr>
@@ -5286,7 +6014,7 @@
             </w:pPr>
             <w:r>
               <w:rPr>
-                <w:rFonts w:ascii="Arial" w:hAnsi="Arial" w:eastAsia="Arial"/>
+                <w:rFonts w:ascii="Arial" w:hAnsi="Arial"/>
                 <w:sz w:val="18"/>
               </w:rPr>
               <w:t>15 000</w:t>
@@ -5295,13 +6023,16 @@
         </w:tc>
       </w:tr>
       <w:tr>
-        <w:trPr>
-          <w:cantSplit/>
-        </w:trPr>
         <w:tc>
           <w:tcPr>
-            <w:tcW w:type="dxa" w:w="4904"/>
+            <w:tcW w:type="dxa" w:w="5014"/>
             <w:vAlign w:val="center"/>
+            <w:tcMar>
+              <w:top w:w="90" w:type="dxa"/>
+              <w:start w:w="90" w:type="dxa"/>
+              <w:bottom w:w="90" w:type="dxa"/>
+              <w:end w:w="90" w:type="dxa"/>
+            </w:tcMar>
           </w:tcPr>
           <w:p>
             <w:pPr>
@@ -5309,7 +6040,7 @@
             </w:pPr>
             <w:r>
               <w:rPr>
-                <w:rFonts w:ascii="Arial" w:hAnsi="Arial" w:eastAsia="Arial"/>
+                <w:rFonts w:ascii="Arial" w:hAnsi="Arial"/>
                 <w:sz w:val="18"/>
               </w:rPr>
               <w:t>Добавление формул и правых подсказок в семь ранее разработанных разделов</w:t>
@@ -5318,8 +6049,14 @@
         </w:tc>
         <w:tc>
           <w:tcPr>
-            <w:tcW w:type="dxa" w:w="4904"/>
+            <w:tcW w:type="dxa" w:w="5014"/>
             <w:vAlign w:val="center"/>
+            <w:tcMar>
+              <w:top w:w="90" w:type="dxa"/>
+              <w:start w:w="90" w:type="dxa"/>
+              <w:bottom w:w="90" w:type="dxa"/>
+              <w:end w:w="90" w:type="dxa"/>
+            </w:tcMar>
           </w:tcPr>
           <w:p>
             <w:pPr>
@@ -5327,7 +6064,7 @@
             </w:pPr>
             <w:r>
               <w:rPr>
-                <w:rFonts w:ascii="Arial" w:hAnsi="Arial" w:eastAsia="Arial"/>
+                <w:rFonts w:ascii="Arial" w:hAnsi="Arial"/>
                 <w:sz w:val="18"/>
               </w:rPr>
               <w:t>15 000</w:t>
@@ -5336,14 +6073,16 @@
         </w:tc>
       </w:tr>
       <w:tr>
-        <w:trPr>
-          <w:cantSplit/>
-        </w:trPr>
         <w:tc>
           <w:tcPr>
-            <w:tcW w:type="dxa" w:w="4904"/>
+            <w:tcW w:type="dxa" w:w="5014"/>
             <w:vAlign w:val="center"/>
-            <w:shd w:fill="EAF2F8"/>
+            <w:tcMar>
+              <w:top w:w="90" w:type="dxa"/>
+              <w:start w:w="90" w:type="dxa"/>
+              <w:bottom w:w="90" w:type="dxa"/>
+              <w:end w:w="90" w:type="dxa"/>
+            </w:tcMar>
           </w:tcPr>
           <w:p>
             <w:pPr>
@@ -5351,7 +6090,7 @@
             </w:pPr>
             <w:r>
               <w:rPr>
-                <w:rFonts w:ascii="Arial" w:hAnsi="Arial" w:eastAsia="Arial"/>
+                <w:rFonts w:ascii="Arial" w:hAnsi="Arial"/>
                 <w:sz w:val="18"/>
               </w:rPr>
               <w:t>Production-развёртывание на сервере Заказчика при наличии необходимых доступов</w:t>
@@ -5360,9 +6099,14 @@
         </w:tc>
         <w:tc>
           <w:tcPr>
-            <w:tcW w:type="dxa" w:w="4904"/>
+            <w:tcW w:type="dxa" w:w="5014"/>
             <w:vAlign w:val="center"/>
-            <w:shd w:fill="EAF2F8"/>
+            <w:tcMar>
+              <w:top w:w="90" w:type="dxa"/>
+              <w:start w:w="90" w:type="dxa"/>
+              <w:bottom w:w="90" w:type="dxa"/>
+              <w:end w:w="90" w:type="dxa"/>
+            </w:tcMar>
           </w:tcPr>
           <w:p>
             <w:pPr>
@@ -5370,7 +6114,7 @@
             </w:pPr>
             <w:r>
               <w:rPr>
-                <w:rFonts w:ascii="Arial" w:hAnsi="Arial" w:eastAsia="Arial"/>
+                <w:rFonts w:ascii="Arial" w:hAnsi="Arial"/>
                 <w:sz w:val="18"/>
               </w:rPr>
               <w:t>0</w:t>
@@ -5379,13 +6123,16 @@
         </w:tc>
       </w:tr>
       <w:tr>
-        <w:trPr>
-          <w:cantSplit/>
-        </w:trPr>
         <w:tc>
           <w:tcPr>
-            <w:tcW w:type="dxa" w:w="4904"/>
+            <w:tcW w:type="dxa" w:w="5014"/>
             <w:vAlign w:val="center"/>
+            <w:tcMar>
+              <w:top w:w="90" w:type="dxa"/>
+              <w:start w:w="90" w:type="dxa"/>
+              <w:bottom w:w="90" w:type="dxa"/>
+              <w:end w:w="90" w:type="dxa"/>
+            </w:tcMar>
           </w:tcPr>
           <w:p>
             <w:pPr>
@@ -5393,7 +6140,7 @@
             </w:pPr>
             <w:r>
               <w:rPr>
-                <w:rFonts w:ascii="Arial" w:hAnsi="Arial" w:eastAsia="Arial"/>
+                <w:rFonts w:ascii="Arial" w:hAnsi="Arial"/>
                 <w:b/>
                 <w:sz w:val="18"/>
               </w:rPr>
@@ -5403,8 +6150,14 @@
         </w:tc>
         <w:tc>
           <w:tcPr>
-            <w:tcW w:type="dxa" w:w="4904"/>
+            <w:tcW w:type="dxa" w:w="5014"/>
             <w:vAlign w:val="center"/>
+            <w:tcMar>
+              <w:top w:w="90" w:type="dxa"/>
+              <w:start w:w="90" w:type="dxa"/>
+              <w:bottom w:w="90" w:type="dxa"/>
+              <w:end w:w="90" w:type="dxa"/>
+            </w:tcMar>
           </w:tcPr>
           <w:p>
             <w:pPr>
@@ -5412,7 +6165,7 @@
             </w:pPr>
             <w:r>
               <w:rPr>
-                <w:rFonts w:ascii="Arial" w:hAnsi="Arial" w:eastAsia="Arial"/>
+                <w:rFonts w:ascii="Arial" w:hAnsi="Arial"/>
                 <w:b/>
                 <w:sz w:val="18"/>
               </w:rPr>
@@ -5424,31 +6177,37 @@
     </w:tbl>
     <w:p>
       <w:pPr>
-        <w:spacing w:after="20"/>
-        <w:widowControl/>
-      </w:pPr>
-    </w:p>
-    <w:p>
-      <w:pPr>
-        <w:jc w:val="both"/>
-        <w:widowControl/>
-      </w:pPr>
+        <w:spacing w:after="0"/>
+      </w:pPr>
+    </w:p>
+    <w:p>
       <w:r>
         <w:t>Условия, связанные со сроком выполнения:</w:t>
       </w:r>
     </w:p>
     <w:p>
       <w:pPr>
-        <w:pStyle w:val="ListNumber"/>
-        <w:widowControl/>
-      </w:pPr>
-      <w:r>
-        <w:t xml:space="preserve">При полной сдаче и приёмке результата ранее согласованного срока Исполнителю выплачивается премия </w:t>
-      </w:r>
+        <w:spacing w:after="60"/>
+        <w:ind w:left="369" w:hanging="369"/>
+      </w:pPr>
       <w:r>
         <w:rPr>
-          <w:rFonts w:ascii="Courier New" w:hAnsi="Courier New" w:eastAsia="Courier New"/>
-          <w:color w:val="404040"/>
+          <w:b/>
+        </w:rPr>
+        <w:t xml:space="preserve">1. </w:t>
+      </w:r>
+      <w:r>
+        <w:t>При полной сдаче и приёмке результата ранее согласованного срока Исполнителю</w:t>
+      </w:r>
+    </w:p>
+    <w:p>
+      <w:r>
+        <w:t xml:space="preserve">выплачивается премия </w:t>
+      </w:r>
+      <w:r>
+        <w:rPr>
+          <w:rFonts w:ascii="Courier New" w:hAnsi="Courier New"/>
+          <w:color w:val="374151"/>
           <w:sz w:val="19"/>
         </w:rPr>
         <w:t>20%</w:t>
@@ -5458,8 +6217,8 @@
       </w:r>
       <w:r>
         <w:rPr>
-          <w:rFonts w:ascii="Courier New" w:hAnsi="Courier New" w:eastAsia="Courier New"/>
-          <w:color w:val="404040"/>
+          <w:rFonts w:ascii="Courier New" w:hAnsi="Courier New"/>
+          <w:color w:val="374151"/>
           <w:sz w:val="19"/>
         </w:rPr>
         <w:t>26 000 руб.</w:t>
@@ -5467,16 +6226,22 @@
     </w:p>
     <w:p>
       <w:pPr>
-        <w:pStyle w:val="ListNumber"/>
-        <w:widowControl/>
-      </w:pPr>
+        <w:spacing w:after="60"/>
+        <w:ind w:left="369" w:hanging="369"/>
+      </w:pPr>
+      <w:r>
+        <w:rPr>
+          <w:b/>
+        </w:rPr>
+        <w:t xml:space="preserve">2. </w:t>
+      </w:r>
       <w:r>
         <w:t xml:space="preserve">Общая стоимость с премией за досрочную сдачу составляет </w:t>
       </w:r>
       <w:r>
         <w:rPr>
-          <w:rFonts w:ascii="Courier New" w:hAnsi="Courier New" w:eastAsia="Courier New"/>
-          <w:color w:val="404040"/>
+          <w:rFonts w:ascii="Courier New" w:hAnsi="Courier New"/>
+          <w:color w:val="374151"/>
           <w:sz w:val="19"/>
         </w:rPr>
         <w:t>156 000 руб.</w:t>
@@ -5484,16 +6249,27 @@
     </w:p>
     <w:p>
       <w:pPr>
-        <w:pStyle w:val="ListNumber"/>
-        <w:widowControl/>
-      </w:pPr>
-      <w:r>
-        <w:t xml:space="preserve">При сдаче в согласованный срок, включая последний день срока, премия не начисляется; стоимость работ составляет </w:t>
-      </w:r>
+        <w:spacing w:after="60"/>
+        <w:ind w:left="369" w:hanging="369"/>
+      </w:pPr>
       <w:r>
         <w:rPr>
-          <w:rFonts w:ascii="Courier New" w:hAnsi="Courier New" w:eastAsia="Courier New"/>
-          <w:color w:val="404040"/>
+          <w:b/>
+        </w:rPr>
+        <w:t xml:space="preserve">3. </w:t>
+      </w:r>
+      <w:r>
+        <w:t>При сдаче в согласованный срок, включая последний день срока, премия не начисляется;</w:t>
+      </w:r>
+    </w:p>
+    <w:p>
+      <w:r>
+        <w:t xml:space="preserve">стоимость работ составляет </w:t>
+      </w:r>
+      <w:r>
+        <w:rPr>
+          <w:rFonts w:ascii="Courier New" w:hAnsi="Courier New"/>
+          <w:color w:val="374151"/>
           <w:sz w:val="19"/>
         </w:rPr>
         <w:t>130 000 руб.</w:t>
@@ -5501,63 +6277,98 @@
     </w:p>
     <w:p>
       <w:pPr>
-        <w:pStyle w:val="ListNumber"/>
-        <w:widowControl/>
-      </w:pPr>
-      <w:r>
-        <w:t>При нарушении срока применяются неустойки в размере и порядке, установленных договором. Настоящее ТЗ не устанавливает отдельный размер неустойки.</w:t>
-      </w:r>
-    </w:p>
-    <w:p>
-      <w:pPr>
-        <w:pStyle w:val="ListNumber"/>
-        <w:widowControl/>
-      </w:pPr>
-      <w:r>
-        <w:t>Досрочная сдача означает завершение всего согласованного объёма, успешное прохождение предусмотренных тестов и передачу результата на приёмку до окончания договорного срока.</w:t>
-      </w:r>
-    </w:p>
-    <w:p>
-      <w:pPr>
-        <w:pStyle w:val="ListNumber"/>
-        <w:widowControl/>
-      </w:pPr>
-      <w:r>
-        <w:t>Периоды документированного ожидания файлов, доступов, решений Заказчика или ответов на блокирующие вопросы не считаются просрочкой Исполнителя и учитываются по правилам договора и раздела 20 настоящего ТЗ.</w:t>
-      </w:r>
-    </w:p>
-    <w:p>
-      <w:pPr>
-        <w:pStyle w:val="ListNumber"/>
-        <w:widowControl/>
-      </w:pPr>
-      <w:r>
-        <w:t>Бесплатное production-развёртывание не включает отдельные платные работы по администрированию сервера, изменению сторонних сервисов или устранению проблем инфраструктуры, не относящихся к разработанному приложению.</w:t>
-      </w:r>
-    </w:p>
-    <w:p>
-      <w:pPr>
-        <w:jc w:val="both"/>
-        <w:widowControl/>
-      </w:pPr>
+        <w:spacing w:after="60"/>
+        <w:ind w:left="369" w:hanging="369"/>
+      </w:pPr>
+      <w:r>
+        <w:rPr>
+          <w:b/>
+        </w:rPr>
+        <w:t xml:space="preserve">4. </w:t>
+      </w:r>
+      <w:r>
+        <w:t>При нарушении срока применяются неустойки в размере и порядке, установленных</w:t>
+      </w:r>
+    </w:p>
+    <w:p>
+      <w:r>
+        <w:t>договором. Настоящее ТЗ не устанавливает отдельный размер неустойки.</w:t>
+      </w:r>
+    </w:p>
+    <w:p>
+      <w:pPr>
+        <w:spacing w:after="60"/>
+        <w:ind w:left="369" w:hanging="369"/>
+      </w:pPr>
+      <w:r>
+        <w:rPr>
+          <w:b/>
+        </w:rPr>
+        <w:t xml:space="preserve">5. </w:t>
+      </w:r>
+      <w:r>
+        <w:t>Досрочная сдача означает завершение всего согласованного объёма, успешное прохождение</w:t>
+      </w:r>
+    </w:p>
+    <w:p>
+      <w:r>
+        <w:t>предусмотренных тестов и передачу результата на приёмку до окончания договорного срока.</w:t>
+      </w:r>
+    </w:p>
+    <w:p>
+      <w:pPr>
+        <w:spacing w:after="60"/>
+        <w:ind w:left="369" w:hanging="369"/>
+      </w:pPr>
+      <w:r>
+        <w:rPr>
+          <w:b/>
+        </w:rPr>
+        <w:t xml:space="preserve">6. </w:t>
+      </w:r>
+      <w:r>
+        <w:t>Периоды документированного ожидания файлов, доступов, решений Заказчика или ответов</w:t>
+      </w:r>
+    </w:p>
+    <w:p>
+      <w:r>
+        <w:t>на блокирующие вопросы не считаются просрочкой Исполнителя и учитываются по правилам договора и раздела 20 настоящего ТЗ.</w:t>
+      </w:r>
+    </w:p>
+    <w:p>
+      <w:pPr>
+        <w:spacing w:after="60"/>
+        <w:ind w:left="369" w:hanging="369"/>
+      </w:pPr>
+      <w:r>
+        <w:rPr>
+          <w:b/>
+        </w:rPr>
+        <w:t xml:space="preserve">7. </w:t>
+      </w:r>
+      <w:r>
+        <w:t>Бесплатное production-развёртывание не включает отдельные платные работы по</w:t>
+      </w:r>
+    </w:p>
+    <w:p>
+      <w:r>
+        <w:t>администрированию сервера, изменению сторонних сервисов или устранению проблем инфраструктуры, не относящихся к разработанному приложению.</w:t>
+      </w:r>
+    </w:p>
+    <w:p>
       <w:r>
         <w:t>Порядок и даты платежей, форма подтверждения досрочной сдачи и порядок приёмки фиксируются в договоре.</w:t>
       </w:r>
     </w:p>
     <w:p>
       <w:pPr>
-        <w:pStyle w:val="Heading1"/>
-        <w:widowControl/>
+        <w:pStyle w:val="Heading2"/>
       </w:pPr>
       <w:r>
         <w:t>20. Условия, влияющие на сроки</w:t>
       </w:r>
     </w:p>
     <w:p>
-      <w:pPr>
-        <w:jc w:val="both"/>
-        <w:widowControl/>
-      </w:pPr>
       <w:r>
         <w:t>Срок пересматривается, если:</w:t>
       </w:r>
@@ -5565,7 +6376,6 @@
     <w:p>
       <w:pPr>
         <w:pStyle w:val="ListBullet"/>
-        <w:widowControl/>
       </w:pPr>
       <w:r>
         <w:t>предоставлен новый тип конструкции, отсутствующий в согласованных эталонах;</w:t>
@@ -5574,7 +6384,6 @@
     <w:p>
       <w:pPr>
         <w:pStyle w:val="ListBullet"/>
-        <w:widowControl/>
       </w:pPr>
       <w:r>
         <w:t>для формулы отсутствует готовый параметр в спецификации;</w:t>
@@ -5583,7 +6392,6 @@
     <w:p>
       <w:pPr>
         <w:pStyle w:val="ListBullet"/>
-        <w:widowControl/>
       </w:pPr>
       <w:r>
         <w:t>требуется ждать решения Елены;</w:t>
@@ -5592,7 +6400,6 @@
     <w:p>
       <w:pPr>
         <w:pStyle w:val="ListBullet"/>
-        <w:widowControl/>
       </w:pPr>
       <w:r>
         <w:t>меняется порядок или состав строк эталонной сметы;</w:t>
@@ -5601,7 +6408,6 @@
     <w:p>
       <w:pPr>
         <w:pStyle w:val="ListBullet"/>
-        <w:widowControl/>
       </w:pPr>
       <w:r>
         <w:t>меняется источник цен или формат Google-таблицы;</w:t>
@@ -5610,7 +6416,6 @@
     <w:p>
       <w:pPr>
         <w:pStyle w:val="ListBullet"/>
-        <w:widowControl/>
       </w:pPr>
       <w:r>
         <w:t>требуется отдельная интеграция с внешним API;</w:t>
@@ -5619,7 +6424,6 @@
     <w:p>
       <w:pPr>
         <w:pStyle w:val="ListBullet"/>
-        <w:widowControl/>
       </w:pPr>
       <w:r>
         <w:t>сервер не соответствует согласованным условиям;</w:t>
@@ -5628,287 +6432,484 @@
     <w:p>
       <w:pPr>
         <w:pStyle w:val="ListBullet"/>
-        <w:widowControl/>
       </w:pPr>
       <w:r>
         <w:t>Заказчик просит включить новый раздел, отсутствующий в настоящем ТЗ.</w:t>
       </w:r>
     </w:p>
     <w:p>
-      <w:pPr>
-        <w:jc w:val="both"/>
-        <w:widowControl/>
-      </w:pPr>
       <w:r>
         <w:t>Выявление ошибки в проекте само по себе не считается расширением объёма, если она обрабатывается общим правилом настоящего ТЗ. Разработка новой специальной логики для уникального случая оценивается отдельно.</w:t>
       </w:r>
     </w:p>
     <w:p>
       <w:pPr>
-        <w:pStyle w:val="Heading1"/>
-        <w:widowControl/>
+        <w:pStyle w:val="Heading2"/>
       </w:pPr>
       <w:r>
         <w:t>21. Критерии завершения</w:t>
       </w:r>
     </w:p>
     <w:p>
-      <w:pPr>
-        <w:jc w:val="both"/>
-        <w:widowControl/>
-      </w:pPr>
       <w:r>
         <w:t>Работа считается технически завершенной, когда:</w:t>
       </w:r>
     </w:p>
     <w:p>
       <w:pPr>
-        <w:pStyle w:val="ListNumber"/>
-        <w:widowControl/>
-      </w:pPr>
+        <w:spacing w:after="60"/>
+        <w:ind w:left="369" w:hanging="369"/>
+      </w:pPr>
+      <w:r>
+        <w:rPr>
+          <w:b/>
+        </w:rPr>
+        <w:t xml:space="preserve">1. </w:t>
+      </w:r>
       <w:r>
         <w:t>Все перечисленные в разделе 5 модули реализованы в согласованных вариантах.</w:t>
       </w:r>
     </w:p>
     <w:p>
       <w:pPr>
-        <w:pStyle w:val="ListNumber"/>
-        <w:widowControl/>
-      </w:pPr>
-      <w:r>
-        <w:t>Гидроизоляция корректно работает с ростверком, фундаментными лентами/стенами, рёбрами плиты и без этих дополнительных групп.</w:t>
-      </w:r>
-    </w:p>
-    <w:p>
-      <w:pPr>
-        <w:pStyle w:val="ListNumber"/>
-        <w:widowControl/>
-      </w:pPr>
+        <w:spacing w:after="60"/>
+        <w:ind w:left="369" w:hanging="369"/>
+      </w:pPr>
+      <w:r>
+        <w:rPr>
+          <w:b/>
+        </w:rPr>
+        <w:t xml:space="preserve">2. </w:t>
+      </w:r>
+      <w:r>
+        <w:t>Гидроизоляция корректно работает с ростверком, фундаментными лентами/стенами,</w:t>
+      </w:r>
+    </w:p>
+    <w:p>
+      <w:r>
+        <w:t>рёбрами плиты и без этих дополнительных групп.</w:t>
+      </w:r>
+    </w:p>
+    <w:p>
+      <w:pPr>
+        <w:spacing w:after="60"/>
+        <w:ind w:left="369" w:hanging="369"/>
+      </w:pPr>
+      <w:r>
+        <w:rPr>
+          <w:b/>
+        </w:rPr>
+        <w:t xml:space="preserve">3. </w:t>
+      </w:r>
       <w:r>
         <w:t>Существующие семь разделов проходят регрессию.</w:t>
       </w:r>
     </w:p>
     <w:p>
       <w:pPr>
-        <w:pStyle w:val="ListNumber"/>
-        <w:widowControl/>
-      </w:pPr>
+        <w:spacing w:after="60"/>
+        <w:ind w:left="369" w:hanging="369"/>
+      </w:pPr>
+      <w:r>
+        <w:rPr>
+          <w:b/>
+        </w:rPr>
+        <w:t xml:space="preserve">4. </w:t>
+      </w:r>
       <w:r>
         <w:t>Все расчетные строки новой сметы имеют формулы либо явно обозначенный редактируемый ручной ввод.</w:t>
       </w:r>
     </w:p>
     <w:p>
       <w:pPr>
-        <w:pStyle w:val="ListNumber"/>
-        <w:widowControl/>
-      </w:pPr>
+        <w:spacing w:after="60"/>
+        <w:ind w:left="369" w:hanging="369"/>
+      </w:pPr>
+      <w:r>
+        <w:rPr>
+          <w:b/>
+        </w:rPr>
+        <w:t xml:space="preserve">5. </w:t>
+      </w:r>
       <w:r>
         <w:t>Подсказки позволяют проверить источник, запас и округление.</w:t>
       </w:r>
     </w:p>
     <w:p>
       <w:pPr>
-        <w:pStyle w:val="ListNumber"/>
-        <w:widowControl/>
-      </w:pPr>
+        <w:spacing w:after="60"/>
+        <w:ind w:left="369" w:hanging="369"/>
+      </w:pPr>
+      <w:r>
+        <w:rPr>
+          <w:b/>
+        </w:rPr>
+        <w:t xml:space="preserve">6. </w:t>
+      </w:r>
       <w:r>
         <w:t>Динамические конструкции формируют необходимое количество блоков.</w:t>
       </w:r>
     </w:p>
     <w:p>
       <w:pPr>
-        <w:pStyle w:val="ListNumber"/>
-        <w:widowControl/>
-      </w:pPr>
+        <w:spacing w:after="60"/>
+        <w:ind w:left="369" w:hanging="369"/>
+      </w:pPr>
+      <w:r>
+        <w:rPr>
+          <w:b/>
+        </w:rPr>
+        <w:t xml:space="preserve">7. </w:t>
+      </w:r>
       <w:r>
         <w:t>Сметчик может отключить найденный раздел.</w:t>
       </w:r>
     </w:p>
     <w:p>
       <w:pPr>
-        <w:pStyle w:val="ListNumber"/>
-        <w:widowControl/>
-      </w:pPr>
-      <w:r>
-        <w:t>Создаётся одна полная Google-смета с клиентской частью и себестоимостью.</w:t>
-      </w:r>
-    </w:p>
-    <w:p>
-      <w:pPr>
-        <w:pStyle w:val="ListNumber"/>
-        <w:widowControl/>
-      </w:pPr>
+        <w:spacing w:after="60"/>
+        <w:ind w:left="369" w:hanging="369"/>
+      </w:pPr>
+      <w:r>
+        <w:rPr>
+          <w:b/>
+        </w:rPr>
+        <w:t xml:space="preserve">8. </w:t>
+      </w:r>
+      <w:r>
+        <w:t xml:space="preserve">Создаётся одна полная Excel-смета </w:t>
+      </w:r>
+      <w:r>
+        <w:rPr>
+          <w:rFonts w:ascii="Courier New" w:hAnsi="Courier New"/>
+          <w:color w:val="374151"/>
+          <w:sz w:val="19"/>
+        </w:rPr>
+        <w:t>.xlsx</w:t>
+      </w:r>
+      <w:r>
+        <w:t xml:space="preserve"> с клиентской частью, себестоимостью и правыми</w:t>
+      </w:r>
+    </w:p>
+    <w:p>
+      <w:r>
+        <w:t>подсказками; файл формируется напрямую, без конвертации итогового макета из Google Sheets.</w:t>
+      </w:r>
+    </w:p>
+    <w:p>
+      <w:pPr>
+        <w:spacing w:after="60"/>
+        <w:ind w:left="369" w:hanging="369"/>
+      </w:pPr>
+      <w:r>
+        <w:rPr>
+          <w:b/>
+        </w:rPr>
+        <w:t xml:space="preserve">9. </w:t>
+      </w:r>
       <w:r>
         <w:t>Изменение входного значения пересчитывает строку, раздел и общий итог.</w:t>
       </w:r>
     </w:p>
     <w:p>
       <w:pPr>
-        <w:pStyle w:val="ListNumber"/>
-        <w:widowControl/>
-      </w:pPr>
+        <w:spacing w:after="60"/>
+        <w:ind w:left="369" w:hanging="369"/>
+      </w:pPr>
+      <w:r>
+        <w:rPr>
+          <w:b/>
+        </w:rPr>
+        <w:t xml:space="preserve">10. </w:t>
+      </w:r>
       <w:r>
         <w:t>Ошибки и конфликты проекта не скрываются и не исправляются моделью молча.</w:t>
       </w:r>
     </w:p>
     <w:p>
       <w:pPr>
-        <w:pStyle w:val="ListNumber"/>
-        <w:widowControl/>
-      </w:pPr>
+        <w:spacing w:after="60"/>
+        <w:ind w:left="369" w:hanging="369"/>
+      </w:pPr>
+      <w:r>
+        <w:rPr>
+          <w:b/>
+        </w:rPr>
+        <w:t xml:space="preserve">11. </w:t>
+      </w:r>
       <w:r>
         <w:t>Пройден согласованный набор автоматических и приёмочных тестов.</w:t>
       </w:r>
     </w:p>
     <w:p>
       <w:pPr>
-        <w:pStyle w:val="ListNumber"/>
-        <w:widowControl/>
-      </w:pPr>
-      <w:r>
-        <w:t>Production-бот запущен на сервере Заказчика либо подготовлен к запуску, если запуск зависит от не предоставленного доступа или внешнего состояния сервера.</w:t>
-      </w:r>
-    </w:p>
-    <w:p>
-      <w:pPr>
-        <w:pStyle w:val="Heading1"/>
-        <w:widowControl/>
-      </w:pPr>
-      <w:r>
-        <w:t>22. Вопросы для финальной редакции ТЗ</w:t>
-      </w:r>
-    </w:p>
-    <w:p>
-      <w:pPr>
-        <w:jc w:val="both"/>
-        <w:widowControl/>
-      </w:pPr>
-      <w:r>
-        <w:t>До утверждения документа необходимо заполнить:</w:t>
-      </w:r>
-    </w:p>
-    <w:p>
-      <w:pPr>
-        <w:pStyle w:val="ListNumber"/>
-        <w:widowControl/>
-      </w:pPr>
-      <w:r>
-        <w:t>Дату начала работ.</w:t>
-      </w:r>
-    </w:p>
-    <w:p>
-      <w:pPr>
-        <w:pStyle w:val="ListNumber"/>
-        <w:widowControl/>
-      </w:pPr>
-      <w:r>
-        <w:t>График и порядок оплаты, а также форма подтверждения досрочной сдачи.</w:t>
-      </w:r>
-    </w:p>
-    <w:p>
-      <w:pPr>
-        <w:pStyle w:val="ListNumber"/>
-        <w:widowControl/>
-      </w:pPr>
-      <w:r>
-        <w:t>Порог массы для сценариев металлических конструкций.</w:t>
-      </w:r>
-    </w:p>
-    <w:p>
-      <w:pPr>
-        <w:pStyle w:val="ListNumber"/>
-        <w:widowControl/>
-      </w:pPr>
-      <w:r>
-        <w:t>Окончательный состав и порядок пяти модулей скатной кровли.</w:t>
-      </w:r>
-    </w:p>
-    <w:p>
-      <w:pPr>
-        <w:pStyle w:val="ListNumber"/>
-        <w:widowControl/>
-      </w:pPr>
-      <w:r>
-        <w:t>Решение по опорным подушкам/элементам.</w:t>
-      </w:r>
-    </w:p>
-    <w:p>
-      <w:pPr>
-        <w:pStyle w:val="ListNumber"/>
-        <w:widowControl/>
-      </w:pPr>
-      <w:r>
-        <w:t>Список обязательных формул и подсказок для каждого из семи существующих разделов.</w:t>
-      </w:r>
-    </w:p>
-    <w:p>
-      <w:pPr>
-        <w:pStyle w:val="ListNumber"/>
-        <w:widowControl/>
-      </w:pPr>
-      <w:r>
-        <w:t>Процентные ставки и базы ТН, ЗСР, НР и СП.</w:t>
-      </w:r>
-    </w:p>
-    <w:p>
-      <w:pPr>
-        <w:pStyle w:val="ListNumber"/>
-        <w:widowControl/>
-      </w:pPr>
-      <w:r>
-        <w:t>Правила наличной и безналичной клиентской стоимости.</w:t>
-      </w:r>
-    </w:p>
-    <w:p>
-      <w:pPr>
-        <w:pStyle w:val="ListNumber"/>
-        <w:widowControl/>
-      </w:pPr>
-      <w:r>
-        <w:t>Права доступа к создаваемым Google-таблицам.</w:t>
-      </w:r>
-    </w:p>
-    <w:p>
-      <w:pPr>
-        <w:pStyle w:val="ListNumber"/>
-        <w:widowControl/>
-      </w:pPr>
-      <w:r>
-        <w:t xml:space="preserve">Формат клиентской выдачи: PDF, отдельная копия </w:t>
-      </w:r>
+        <w:spacing w:after="60"/>
+        <w:ind w:left="369" w:hanging="369"/>
+      </w:pPr>
       <w:r>
         <w:rPr>
-          <w:rFonts w:ascii="Courier New" w:hAnsi="Courier New" w:eastAsia="Courier New"/>
-          <w:color w:val="404040"/>
+          <w:b/>
+        </w:rPr>
+        <w:t xml:space="preserve">12. </w:t>
+      </w:r>
+      <w:r>
+        <w:t xml:space="preserve">Печатная область основного листа ограничена колонками </w:t>
+      </w:r>
+      <w:r>
+        <w:rPr>
+          <w:rFonts w:ascii="Courier New" w:hAnsi="Courier New"/>
+          <w:color w:val="374151"/>
           <w:sz w:val="19"/>
         </w:rPr>
         <w:t>A:I</w:t>
       </w:r>
       <w:r>
+        <w:t>; серая себестоимость и</w:t>
+      </w:r>
+    </w:p>
+    <w:p>
+      <w:r>
+        <w:t>правые подсказки не попадают в клиентскую печать.</w:t>
+      </w:r>
+    </w:p>
+    <w:p>
+      <w:pPr>
+        <w:spacing w:after="60"/>
+        <w:ind w:left="369" w:hanging="369"/>
+      </w:pPr>
+      <w:r>
+        <w:rPr>
+          <w:b/>
+        </w:rPr>
+        <w:t xml:space="preserve">13. </w:t>
+      </w:r>
+      <w:r>
+        <w:t>Production-бот запущен на сервере Заказчика либо подготовлен к запуску, если запуск зависит от не предоставленного доступа или внешнего состояния сервера.</w:t>
+      </w:r>
+    </w:p>
+    <w:p>
+      <w:pPr>
+        <w:pStyle w:val="Heading2"/>
+      </w:pPr>
+      <w:r>
+        <w:t>22. Вопросы для финальной редакции ТЗ</w:t>
+      </w:r>
+    </w:p>
+    <w:p>
+      <w:r>
+        <w:t>До утверждения документа необходимо заполнить:</w:t>
+      </w:r>
+    </w:p>
+    <w:p>
+      <w:pPr>
+        <w:spacing w:after="60"/>
+        <w:ind w:left="369" w:hanging="369"/>
+      </w:pPr>
+      <w:r>
+        <w:rPr>
+          <w:b/>
+        </w:rPr>
+        <w:t xml:space="preserve">1. </w:t>
+      </w:r>
+      <w:r>
+        <w:t>Дату начала работ.</w:t>
+      </w:r>
+    </w:p>
+    <w:p>
+      <w:pPr>
+        <w:spacing w:after="60"/>
+        <w:ind w:left="369" w:hanging="369"/>
+      </w:pPr>
+      <w:r>
+        <w:rPr>
+          <w:b/>
+        </w:rPr>
+        <w:t xml:space="preserve">2. </w:t>
+      </w:r>
+      <w:r>
+        <w:t>График и порядок оплаты, а также форма подтверждения досрочной сдачи.</w:t>
+      </w:r>
+    </w:p>
+    <w:p>
+      <w:pPr>
+        <w:spacing w:after="60"/>
+        <w:ind w:left="369" w:hanging="369"/>
+      </w:pPr>
+      <w:r>
+        <w:rPr>
+          <w:b/>
+        </w:rPr>
+        <w:t xml:space="preserve">3. </w:t>
+      </w:r>
+      <w:r>
+        <w:t>Порог массы для сценариев металлических конструкций.</w:t>
+      </w:r>
+    </w:p>
+    <w:p>
+      <w:pPr>
+        <w:spacing w:after="60"/>
+        <w:ind w:left="369" w:hanging="369"/>
+      </w:pPr>
+      <w:r>
+        <w:rPr>
+          <w:b/>
+        </w:rPr>
+        <w:t xml:space="preserve">4. </w:t>
+      </w:r>
+      <w:r>
+        <w:t>Окончательный состав и порядок пяти модулей скатной кровли.</w:t>
+      </w:r>
+    </w:p>
+    <w:p>
+      <w:pPr>
+        <w:spacing w:after="60"/>
+        <w:ind w:left="369" w:hanging="369"/>
+      </w:pPr>
+      <w:r>
+        <w:rPr>
+          <w:b/>
+        </w:rPr>
+        <w:t xml:space="preserve">5. </w:t>
+      </w:r>
+      <w:r>
+        <w:t>Решение по опорным подушкам/элементам.</w:t>
+      </w:r>
+    </w:p>
+    <w:p>
+      <w:pPr>
+        <w:spacing w:after="60"/>
+        <w:ind w:left="369" w:hanging="369"/>
+      </w:pPr>
+      <w:r>
+        <w:rPr>
+          <w:b/>
+        </w:rPr>
+        <w:t xml:space="preserve">6. </w:t>
+      </w:r>
+      <w:r>
+        <w:t>Список обязательных формул и подсказок для каждого из семи существующих разделов.</w:t>
+      </w:r>
+    </w:p>
+    <w:p>
+      <w:pPr>
+        <w:spacing w:after="60"/>
+        <w:ind w:left="369" w:hanging="369"/>
+      </w:pPr>
+      <w:r>
+        <w:rPr>
+          <w:b/>
+        </w:rPr>
+        <w:t xml:space="preserve">7. </w:t>
+      </w:r>
+      <w:r>
+        <w:t>Процентные ставки и базы ТН, ЗСР, НР и СП.</w:t>
+      </w:r>
+    </w:p>
+    <w:p>
+      <w:pPr>
+        <w:spacing w:after="60"/>
+        <w:ind w:left="369" w:hanging="369"/>
+      </w:pPr>
+      <w:r>
+        <w:rPr>
+          <w:b/>
+        </w:rPr>
+        <w:t xml:space="preserve">8. </w:t>
+      </w:r>
+      <w:r>
+        <w:t>Правила наличной и безналичной клиентской стоимости.</w:t>
+      </w:r>
+    </w:p>
+    <w:p>
+      <w:pPr>
+        <w:spacing w:after="60"/>
+        <w:ind w:left="369" w:hanging="369"/>
+      </w:pPr>
+      <w:r>
+        <w:rPr>
+          <w:b/>
+        </w:rPr>
+        <w:t xml:space="preserve">9. </w:t>
+      </w:r>
+      <w:r>
+        <w:t xml:space="preserve">Права доступа к промежуточным Google-таблицам и папке хранения итоговых </w:t>
+      </w:r>
+      <w:r>
+        <w:rPr>
+          <w:rFonts w:ascii="Courier New" w:hAnsi="Courier New"/>
+          <w:color w:val="374151"/>
+          <w:sz w:val="19"/>
+        </w:rPr>
+        <w:t>.xlsx</w:t>
+      </w:r>
+      <w:r>
+        <w:t>.</w:t>
+      </w:r>
+    </w:p>
+    <w:p>
+      <w:pPr>
+        <w:spacing w:after="60"/>
+        <w:ind w:left="369" w:hanging="369"/>
+      </w:pPr>
+      <w:r>
+        <w:rPr>
+          <w:b/>
+        </w:rPr>
+        <w:t xml:space="preserve">10. </w:t>
+      </w:r>
+      <w:r>
+        <w:t xml:space="preserve">Формат клиентской выдачи: PDF, отдельная копия </w:t>
+      </w:r>
+      <w:r>
+        <w:rPr>
+          <w:rFonts w:ascii="Courier New" w:hAnsi="Courier New"/>
+          <w:color w:val="374151"/>
+          <w:sz w:val="19"/>
+        </w:rPr>
+        <w:t>A:I</w:t>
+      </w:r>
+      <w:r>
         <w:t xml:space="preserve"> или оба варианта.</w:t>
       </w:r>
     </w:p>
     <w:p>
       <w:pPr>
-        <w:pStyle w:val="ListNumber"/>
-        <w:widowControl/>
-      </w:pPr>
+        <w:spacing w:after="60"/>
+        <w:ind w:left="369" w:hanging="369"/>
+      </w:pPr>
+      <w:r>
+        <w:rPr>
+          <w:b/>
+        </w:rPr>
+        <w:t xml:space="preserve">11. </w:t>
+      </w:r>
       <w:r>
         <w:t>Состав этапов, принимаемых и оплачиваемых отдельно.</w:t>
       </w:r>
     </w:p>
     <w:p>
       <w:pPr>
-        <w:pStyle w:val="ListNumber"/>
-        <w:widowControl/>
-      </w:pPr>
-      <w:r>
-        <w:t xml:space="preserve">Правила подготовительных работ: округление объёма подсыпки, ставка расходников, назначение формулы </w:t>
-      </w:r>
+        <w:spacing w:after="60"/>
+        <w:ind w:left="369" w:hanging="369"/>
+      </w:pPr>
       <w:r>
         <w:rPr>
-          <w:rFonts w:ascii="Courier New" w:hAnsi="Courier New" w:eastAsia="Courier New"/>
-          <w:color w:val="404040"/>
+          <w:b/>
+        </w:rPr>
+        <w:t xml:space="preserve">12. </w:t>
+      </w:r>
+      <w:r>
+        <w:t>Правила подготовительных работ: округление объёма подсыпки, ставка расходников,</w:t>
+      </w:r>
+    </w:p>
+    <w:p>
+      <w:r>
+        <w:t xml:space="preserve">назначение формулы </w:t>
+      </w:r>
+      <w:r>
+        <w:rPr>
+          <w:rFonts w:ascii="Courier New" w:hAnsi="Courier New"/>
+          <w:color w:val="374151"/>
           <w:sz w:val="19"/>
         </w:rPr>
         <w:t>количество плит x 900</w:t>
@@ -5918,54 +6919,13 @@
       </w:r>
     </w:p>
     <w:sectPr>
-      <w:headerReference w:type="default" r:id="rId9"/>
-      <w:footerReference w:type="default" r:id="rId10"/>
-      <w:pgSz w:w="11906" w:h="16838"/>
-      <w:pgMar w:top="1020" w:right="964" w:bottom="964" w:left="1134" w:header="720" w:footer="720" w:gutter="0"/>
+      <w:pgSz w:w="12240" w:h="15840"/>
+      <w:pgMar w:top="1020" w:right="964" w:bottom="1020" w:left="1247" w:header="720" w:footer="720" w:gutter="0"/>
       <w:cols w:space="720"/>
       <w:docGrid w:linePitch="360"/>
     </w:sectPr>
   </w:body>
 </w:document>
-</file>
-
-<file path=word/footer1.xml><?xml version="1.0" encoding="utf-8"?>
-<w:ftr xmlns:m="http://schemas.openxmlformats.org/officeDocument/2006/math" xmlns:mc="http://schemas.openxmlformats.org/markup-compatibility/2006" xmlns:mo="http://schemas.microsoft.com/office/mac/office/2008/main" xmlns:mv="urn:schemas-microsoft-com:mac:vml" xmlns:o="urn:schemas-microsoft-com:office:office" xmlns:r="http://schemas.openxmlformats.org/officeDocument/2006/relationships" xmlns:v="urn:schemas-microsoft-com:vml" xmlns:w10="urn:schemas-microsoft-com:office:word" xmlns:w14="http://schemas.microsoft.com/office/word/2010/wordml" xmlns:w="http://schemas.openxmlformats.org/wordprocessingml/2006/main" xmlns:wne="http://schemas.microsoft.com/office/word/2006/wordml" xmlns:wp14="http://schemas.microsoft.com/office/word/2010/wordprocessingDrawing" xmlns:wp="http://schemas.openxmlformats.org/drawingml/2006/wordprocessingDrawing" xmlns:wpc="http://schemas.microsoft.com/office/word/2010/wordprocessingCanvas" xmlns:wpg="http://schemas.microsoft.com/office/word/2010/wordprocessingGroup" xmlns:wpi="http://schemas.microsoft.com/office/word/2010/wordprocessingInk" xmlns:wps="http://schemas.microsoft.com/office/word/2010/wordprocessingShape" mc:Ignorable="w14 wp14">
-  <w:p>
-    <w:pPr>
-      <w:pStyle w:val="Footer"/>
-      <w:jc w:val="center"/>
-    </w:pPr>
-    <w:r>
-      <w:rPr>
-        <w:rFonts w:ascii="Arial" w:hAnsi="Arial"/>
-        <w:color w:val="6E6E6E"/>
-        <w:sz w:val="16"/>
-      </w:rPr>
-      <w:t xml:space="preserve">Страница </w:t>
-    </w:r>
-    <w:fldSimple w:instr="PAGE"/>
-  </w:p>
-</w:ftr>
-</file>
-
-<file path=word/header1.xml><?xml version="1.0" encoding="utf-8"?>
-<w:hdr xmlns:m="http://schemas.openxmlformats.org/officeDocument/2006/math" xmlns:mc="http://schemas.openxmlformats.org/markup-compatibility/2006" xmlns:mo="http://schemas.microsoft.com/office/mac/office/2008/main" xmlns:mv="urn:schemas-microsoft-com:mac:vml" xmlns:o="urn:schemas-microsoft-com:office:office" xmlns:r="http://schemas.openxmlformats.org/officeDocument/2006/relationships" xmlns:v="urn:schemas-microsoft-com:vml" xmlns:w10="urn:schemas-microsoft-com:office:word" xmlns:w14="http://schemas.microsoft.com/office/word/2010/wordml" xmlns:w="http://schemas.openxmlformats.org/wordprocessingml/2006/main" xmlns:wne="http://schemas.microsoft.com/office/word/2006/wordml" xmlns:wp14="http://schemas.microsoft.com/office/word/2010/wordprocessingDrawing" xmlns:wp="http://schemas.openxmlformats.org/drawingml/2006/wordprocessingDrawing" xmlns:wpc="http://schemas.microsoft.com/office/word/2010/wordprocessingCanvas" xmlns:wpg="http://schemas.microsoft.com/office/word/2010/wordprocessingGroup" xmlns:wpi="http://schemas.microsoft.com/office/word/2010/wordprocessingInk" xmlns:wps="http://schemas.microsoft.com/office/word/2010/wordprocessingShape" mc:Ignorable="w14 wp14">
-  <w:p>
-    <w:pPr>
-      <w:pStyle w:val="Header"/>
-      <w:jc w:val="right"/>
-    </w:pPr>
-    <w:r>
-      <w:rPr>
-        <w:rFonts w:ascii="Arial" w:hAnsi="Arial"/>
-        <w:color w:val="6E6E6E"/>
-        <w:sz w:val="16"/>
-      </w:rPr>
-      <w:t>Техническое задание | ИИ-агент для расчёта сметы | Этап 2</w:t>
-    </w:r>
-  </w:p>
-</w:hdr>
 </file>
 
 <file path=word/numbering.xml><?xml version="1.0" encoding="utf-8"?>
@@ -6332,10 +7292,10 @@
     <w:qFormat/>
     <w:rsid w:val="00FC693F"/>
     <w:pPr>
-      <w:spacing w:after="100" w:line="269" w:lineRule="auto"/>
+      <w:spacing w:after="100" w:line="259" w:lineRule="auto"/>
     </w:pPr>
     <w:rPr>
-      <w:rFonts w:ascii="Arial" w:hAnsi="Arial" w:eastAsia="Arial"/>
+      <w:rFonts w:ascii="Arial" w:hAnsi="Arial"/>
       <w:sz w:val="21"/>
     </w:rPr>
   </w:style>
@@ -6394,15 +7354,15 @@
     <w:pPr>
       <w:keepNext/>
       <w:keepLines/>
-      <w:spacing w:before="240" w:after="140"/>
+      <w:spacing w:before="200" w:after="100"/>
       <w:outlineLvl w:val="0"/>
     </w:pPr>
     <w:rPr>
-      <w:rFonts w:asciiTheme="majorHAnsi" w:eastAsiaTheme="majorEastAsia" w:hAnsiTheme="majorHAnsi" w:cstheme="majorBidi" w:ascii="Arial" w:hAnsi="Arial" w:eastAsia="Arial"/>
+      <w:rFonts w:asciiTheme="majorHAnsi" w:eastAsiaTheme="majorEastAsia" w:hAnsiTheme="majorHAnsi" w:cstheme="majorBidi" w:ascii="Arial" w:hAnsi="Arial"/>
       <w:b/>
       <w:bCs/>
-      <w:color w:val="1F4E79"/>
-      <w:sz w:val="30"/>
+      <w:color w:val="1F4E78"/>
+      <w:sz w:val="28"/>
       <w:szCs w:val="28"/>
     </w:rPr>
   </w:style>
@@ -6422,11 +7382,11 @@
       <w:outlineLvl w:val="1"/>
     </w:pPr>
     <w:rPr>
-      <w:rFonts w:asciiTheme="majorHAnsi" w:eastAsiaTheme="majorEastAsia" w:hAnsiTheme="majorHAnsi" w:cstheme="majorBidi" w:ascii="Arial" w:hAnsi="Arial" w:eastAsia="Arial"/>
+      <w:rFonts w:asciiTheme="majorHAnsi" w:eastAsiaTheme="majorEastAsia" w:hAnsiTheme="majorHAnsi" w:cstheme="majorBidi" w:ascii="Arial" w:hAnsi="Arial"/>
       <w:b/>
       <w:bCs/>
-      <w:color w:val="1F4E79"/>
-      <w:sz w:val="25"/>
+      <w:color w:val="1F4E78"/>
+      <w:sz w:val="24"/>
       <w:szCs w:val="26"/>
     </w:rPr>
   </w:style>
@@ -6442,14 +7402,15 @@
     <w:pPr>
       <w:keepNext/>
       <w:keepLines/>
-      <w:spacing w:before="200" w:after="0"/>
+      <w:spacing w:before="200" w:after="100"/>
       <w:outlineLvl w:val="2"/>
     </w:pPr>
     <w:rPr>
-      <w:rFonts w:asciiTheme="majorHAnsi" w:eastAsiaTheme="majorEastAsia" w:hAnsiTheme="majorHAnsi" w:cstheme="majorBidi"/>
+      <w:rFonts w:asciiTheme="majorHAnsi" w:eastAsiaTheme="majorEastAsia" w:hAnsiTheme="majorHAnsi" w:cstheme="majorBidi" w:ascii="Arial" w:hAnsi="Arial"/>
       <w:b/>
       <w:bCs/>
-      <w:color w:val="4F81BD" w:themeColor="accent1"/>
+      <w:color w:val="334155"/>
+      <w:sz w:val="22"/>
     </w:rPr>
   </w:style>
   <w:style w:type="paragraph" w:styleId="Heading4">
@@ -6684,16 +7645,16 @@
       <w:pBdr>
         <w:bottom w:val="single" w:sz="8" w:space="4" w:color="4F81BD" w:themeColor="accent1"/>
       </w:pBdr>
-      <w:spacing w:after="240" w:line="240" w:lineRule="auto" w:before="0"/>
+      <w:spacing w:after="100" w:line="240" w:lineRule="auto" w:before="0"/>
       <w:contextualSpacing/>
     </w:pPr>
     <w:rPr>
-      <w:rFonts w:asciiTheme="majorHAnsi" w:eastAsiaTheme="majorEastAsia" w:hAnsiTheme="majorHAnsi" w:cstheme="majorBidi" w:ascii="Arial" w:hAnsi="Arial" w:eastAsia="Arial"/>
+      <w:rFonts w:asciiTheme="majorHAnsi" w:eastAsiaTheme="majorEastAsia" w:hAnsiTheme="majorHAnsi" w:cstheme="majorBidi" w:ascii="Arial" w:hAnsi="Arial"/>
       <w:b/>
-      <w:color w:val="1F4E79"/>
+      <w:color w:val="1F2937"/>
       <w:spacing w:val="5"/>
       <w:kern w:val="28"/>
-      <w:sz w:val="38"/>
+      <w:sz w:val="36"/>
       <w:szCs w:val="52"/>
     </w:rPr>
   </w:style>
@@ -6725,16 +7686,16 @@
       <w:numPr>
         <w:ilvl w:val="1"/>
       </w:numPr>
-      <w:spacing w:before="0" w:after="320"/>
+      <w:spacing w:before="200" w:after="100"/>
     </w:pPr>
     <w:rPr>
-      <w:rFonts w:asciiTheme="majorHAnsi" w:eastAsiaTheme="majorEastAsia" w:hAnsiTheme="majorHAnsi" w:cstheme="majorBidi" w:ascii="Arial" w:hAnsi="Arial" w:eastAsia="Arial"/>
+      <w:rFonts w:asciiTheme="majorHAnsi" w:eastAsiaTheme="majorEastAsia" w:hAnsiTheme="majorHAnsi" w:cstheme="majorBidi" w:ascii="Arial" w:hAnsi="Arial"/>
       <w:b/>
       <w:i/>
       <w:iCs/>
-      <w:color w:val="3F3F3F"/>
+      <w:color w:val="475569"/>
       <w:spacing w:val="15"/>
-      <w:sz w:val="28"/>
+      <w:sz w:val="26"/>
       <w:szCs w:val="24"/>
     </w:rPr>
   </w:style>
@@ -6874,7 +7835,7 @@
       <w:contextualSpacing/>
     </w:pPr>
     <w:rPr>
-      <w:rFonts w:ascii="Arial" w:hAnsi="Arial" w:eastAsia="Arial"/>
+      <w:rFonts w:ascii="Arial" w:hAnsi="Arial"/>
       <w:sz w:val="21"/>
     </w:rPr>
   </w:style>
@@ -6914,13 +7875,8 @@
       <w:numPr>
         <w:numId w:val="5"/>
       </w:numPr>
-      <w:spacing w:after="40"/>
       <w:contextualSpacing/>
     </w:pPr>
-    <w:rPr>
-      <w:rFonts w:ascii="Arial" w:hAnsi="Arial" w:eastAsia="Arial"/>
-      <w:sz w:val="21"/>
-    </w:rPr>
   </w:style>
   <w:style w:type="paragraph" w:styleId="ListNumber2">
     <w:name w:val="List Number 2"/>

--- a/docs/Черновик_ТЗ_развитие_ИИ-сметчика_этап_2_2026-09-27.docx
+++ b/docs/Черновик_ТЗ_развитие_ИИ-сметчика_этап_2_2026-09-27.docx
@@ -22,7 +22,7 @@
     </w:p>
     <w:p>
       <w:r>
-        <w:t>Версия документа: 0.5 от 27.09.2026.</w:t>
+        <w:t>Версия документа: 0.6 от 27.09.2026.</w:t>
       </w:r>
     </w:p>
     <w:p>
@@ -562,6 +562,97 @@
       </w:r>
     </w:p>
     <w:p>
+      <w:r>
+        <w:t>Отдельное правило классификации плит:</w:t>
+      </w:r>
+    </w:p>
+    <w:p>
+      <w:pPr>
+        <w:pStyle w:val="ListBullet"/>
+      </w:pPr>
+      <w:r>
+        <w:rPr>
+          <w:rFonts w:ascii="Courier New" w:hAnsi="Courier New"/>
+          <w:color w:val="374151"/>
+          <w:sz w:val="19"/>
+        </w:rPr>
+        <w:t>foundation_slab</w:t>
+      </w:r>
+      <w:r>
+        <w:t xml:space="preserve"> — фундаментная плита, несущая фундаментная конструкция;</w:t>
+      </w:r>
+    </w:p>
+    <w:p>
+      <w:pPr>
+        <w:pStyle w:val="ListBullet"/>
+      </w:pPr>
+      <w:r>
+        <w:rPr>
+          <w:rFonts w:ascii="Courier New" w:hAnsi="Courier New"/>
+          <w:color w:val="374151"/>
+          <w:sz w:val="19"/>
+        </w:rPr>
+        <w:t>ground_floor_slab</w:t>
+      </w:r>
+      <w:r>
+        <w:t xml:space="preserve"> — плита основания пола по грунту/подготовленному основанию;</w:t>
+      </w:r>
+    </w:p>
+    <w:p>
+      <w:pPr>
+        <w:pStyle w:val="ListBullet"/>
+      </w:pPr>
+      <w:r>
+        <w:rPr>
+          <w:rFonts w:ascii="Courier New" w:hAnsi="Courier New"/>
+          <w:color w:val="374151"/>
+          <w:sz w:val="19"/>
+        </w:rPr>
+        <w:t>floor_slabs</w:t>
+      </w:r>
+      <w:r>
+        <w:t xml:space="preserve"> — надземные плиты перекрытия и покрытия.</w:t>
+      </w:r>
+    </w:p>
+    <w:p>
+      <w:r>
+        <w:t xml:space="preserve">Плита основания пола не включается автоматически в ростверк, фундаментную ленту, ребро плиты или надземное перекрытие. Эталоны: ЛВП — одна плита основания пола дома; АРХ — самостоятельные плиты пола дома и гаража; ЮРВ — плиты основания пола 300/250 мм. Каждая физическая плита сохраняется отдельным динамическим блоком. Если явный адаптер </w:t>
+      </w:r>
+      <w:r>
+        <w:rPr>
+          <w:rFonts w:ascii="Courier New" w:hAnsi="Courier New"/>
+          <w:color w:val="374151"/>
+          <w:sz w:val="19"/>
+        </w:rPr>
+        <w:t>ground_floor_slab</w:t>
+      </w:r>
+      <w:r>
+        <w:t xml:space="preserve"> ещё не реализован, система выводит </w:t>
+      </w:r>
+      <w:r>
+        <w:rPr>
+          <w:rFonts w:ascii="Courier New" w:hAnsi="Courier New"/>
+          <w:color w:val="374151"/>
+          <w:sz w:val="19"/>
+        </w:rPr>
+        <w:t>calculation_module_missing</w:t>
+      </w:r>
+      <w:r>
+        <w:t xml:space="preserve"> / </w:t>
+      </w:r>
+      <w:r>
+        <w:rPr>
+          <w:rFonts w:ascii="Courier New" w:hAnsi="Courier New"/>
+          <w:color w:val="374151"/>
+          <w:sz w:val="19"/>
+        </w:rPr>
+        <w:t>needs_review</w:t>
+      </w:r>
+      <w:r>
+        <w:t>, а не направляет конструкцию в ближайший раздел по слову «плита». Допускается переиспользование формул существующей фундаментной плиты через отдельный режим, но без объединения нескольких плит и без двойного учёта материалов с ростверком.</w:t>
+      </w:r>
+    </w:p>
+    <w:p>
       <w:pPr>
         <w:pStyle w:val="Heading3"/>
       </w:pPr>
@@ -1001,7 +1092,18 @@
     </w:p>
     <w:p>
       <w:r>
-        <w:t>Классификация выполняется по назначению, положению относительно плиты, геометрии и спецификации, а не только по названию раздела в старой смете. Термины «вверх» и «вниз» относятся к положению рёбер относительно фундаментной плиты, а не к отдельному виду стен.</w:t>
+        <w:t xml:space="preserve">Классификация выполняется по назначению, положению относительно плиты, геометрии и спецификации, а не только по названию раздела в старой смете. Термины «вверх» и «вниз» относятся к положению рёбер относительно фундаментной плиты, а не к отдельному виду стен. Плиты основания пола типа </w:t>
+      </w:r>
+      <w:r>
+        <w:rPr>
+          <w:rFonts w:ascii="Courier New" w:hAnsi="Courier New"/>
+          <w:color w:val="374151"/>
+          <w:sz w:val="19"/>
+        </w:rPr>
+        <w:t>ground_floor_slab</w:t>
+      </w:r>
+      <w:r>
+        <w:t xml:space="preserve"> прямо исключены из этого модуля.</w:t>
       </w:r>
     </w:p>
     <w:p>

--- a/docs/Черновик_ТЗ_развитие_ИИ-сметчика_этап_2_2026-09-27.docx
+++ b/docs/Черновик_ТЗ_развитие_ИИ-сметчика_этап_2_2026-09-27.docx
@@ -22,7 +22,7 @@
     </w:p>
     <w:p>
       <w:r>
-        <w:t>Версия документа: 0.6 от 27.09.2026.</w:t>
+        <w:t>Версия документа: 0.7 от 27.09.2026.</w:t>
       </w:r>
     </w:p>
     <w:p>
@@ -559,6 +559,292 @@
     <w:p>
       <w:r>
         <w:t>Жестко заданные номера строк конкретного эталонного проекта использовать нельзя.</w:t>
+      </w:r>
+    </w:p>
+    <w:p>
+      <w:r>
+        <w:t>Названия разделов и динамических блоков:</w:t>
+      </w:r>
+    </w:p>
+    <w:p>
+      <w:pPr>
+        <w:spacing w:after="60"/>
+        <w:ind w:left="369" w:hanging="369"/>
+      </w:pPr>
+      <w:r>
+        <w:rPr>
+          <w:b/>
+        </w:rPr>
+        <w:t xml:space="preserve">1. </w:t>
+      </w:r>
+      <w:r>
+        <w:t xml:space="preserve">Нейросеть классифицирует найденную конструкцию в технический </w:t>
+      </w:r>
+      <w:r>
+        <w:rPr>
+          <w:rFonts w:ascii="Courier New" w:hAnsi="Courier New"/>
+          <w:color w:val="374151"/>
+          <w:sz w:val="19"/>
+        </w:rPr>
+        <w:t>section_code</w:t>
+      </w:r>
+      <w:r>
+        <w:t>, но не</w:t>
+      </w:r>
+    </w:p>
+    <w:p>
+      <w:r>
+        <w:t>придумывает и не редактирует видимый заголовок раздела сметы.</w:t>
+      </w:r>
+    </w:p>
+    <w:p>
+      <w:pPr>
+        <w:spacing w:after="60"/>
+        <w:ind w:left="369" w:hanging="369"/>
+      </w:pPr>
+      <w:r>
+        <w:rPr>
+          <w:b/>
+        </w:rPr>
+        <w:t xml:space="preserve">2. </w:t>
+      </w:r>
+      <w:r>
+        <w:t>По умолчанию видимое название берётся дословно из заголовка спецификации или ведомости,</w:t>
+      </w:r>
+    </w:p>
+    <w:p>
+      <w:r>
+        <w:t>к которой относятся расчётные объёмы данного раздела или блока.</w:t>
+      </w:r>
+    </w:p>
+    <w:p>
+      <w:pPr>
+        <w:spacing w:after="60"/>
+        <w:ind w:left="369" w:hanging="369"/>
+      </w:pPr>
+      <w:r>
+        <w:rPr>
+          <w:b/>
+        </w:rPr>
+        <w:t xml:space="preserve">3. </w:t>
+      </w:r>
+      <w:r>
+        <w:t>Если отдельного заголовка спецификации нет, используется дословное название конструкции</w:t>
+      </w:r>
+    </w:p>
+    <w:p>
+      <w:r>
+        <w:t>на листе, заголовок листа/страницы или напечатанная проектная марка.</w:t>
+      </w:r>
+    </w:p>
+    <w:p>
+      <w:pPr>
+        <w:spacing w:after="60"/>
+        <w:ind w:left="369" w:hanging="369"/>
+      </w:pPr>
+      <w:r>
+        <w:rPr>
+          <w:b/>
+        </w:rPr>
+        <w:t xml:space="preserve">4. </w:t>
+      </w:r>
+      <w:r>
+        <w:t>Если проектного названия нет, применяется утверждённое каноническое название из</w:t>
+      </w:r>
+    </w:p>
+    <w:p>
+      <w:r>
+        <w:rPr>
+          <w:rFonts w:ascii="Courier New" w:hAnsi="Courier New"/>
+          <w:color w:val="374151"/>
+          <w:sz w:val="19"/>
+        </w:rPr>
+        <w:t>section_contract</w:t>
+      </w:r>
+      <w:r>
+        <w:t xml:space="preserve">/шаблона. Такое название имеет источник </w:t>
+      </w:r>
+      <w:r>
+        <w:rPr>
+          <w:rFonts w:ascii="Courier New" w:hAnsi="Courier New"/>
+          <w:color w:val="374151"/>
+          <w:sz w:val="19"/>
+        </w:rPr>
+        <w:t>contract_default</w:t>
+      </w:r>
+      <w:r>
+        <w:t>, а не AI.</w:t>
+      </w:r>
+    </w:p>
+    <w:p>
+      <w:pPr>
+        <w:spacing w:after="60"/>
+        <w:ind w:left="369" w:hanging="369"/>
+      </w:pPr>
+      <w:r>
+        <w:rPr>
+          <w:b/>
+        </w:rPr>
+        <w:t xml:space="preserve">5. </w:t>
+      </w:r>
+      <w:r>
+        <w:t>Ручное подтверждённое название сметчика имеет наивысший приоритет.</w:t>
+      </w:r>
+    </w:p>
+    <w:p>
+      <w:pPr>
+        <w:spacing w:after="60"/>
+        <w:ind w:left="369" w:hanging="369"/>
+      </w:pPr>
+      <w:r>
+        <w:rPr>
+          <w:b/>
+        </w:rPr>
+        <w:t xml:space="preserve">6. </w:t>
+      </w:r>
+      <w:r>
+        <w:t>Для каждого названия сохраняются исходный текст, итоговый отображаемый текст, источник</w:t>
+      </w:r>
+    </w:p>
+    <w:p>
+      <w:r>
+        <w:rPr>
+          <w:rFonts w:ascii="Courier New" w:hAnsi="Courier New"/>
+          <w:color w:val="374151"/>
+          <w:sz w:val="19"/>
+        </w:rPr>
+        <w:t>specification</w:t>
+      </w:r>
+      <w:r>
+        <w:t xml:space="preserve">, </w:t>
+      </w:r>
+      <w:r>
+        <w:rPr>
+          <w:rFonts w:ascii="Courier New" w:hAnsi="Courier New"/>
+          <w:color w:val="374151"/>
+          <w:sz w:val="19"/>
+        </w:rPr>
+        <w:t>sheet</w:t>
+      </w:r>
+      <w:r>
+        <w:t xml:space="preserve">, </w:t>
+      </w:r>
+      <w:r>
+        <w:rPr>
+          <w:rFonts w:ascii="Courier New" w:hAnsi="Courier New"/>
+          <w:color w:val="374151"/>
+          <w:sz w:val="19"/>
+        </w:rPr>
+        <w:t>contract_default</w:t>
+      </w:r>
+      <w:r>
+        <w:t xml:space="preserve"> или </w:t>
+      </w:r>
+      <w:r>
+        <w:rPr>
+          <w:rFonts w:ascii="Courier New" w:hAnsi="Courier New"/>
+          <w:color w:val="374151"/>
+          <w:sz w:val="19"/>
+        </w:rPr>
+        <w:t>manual</w:t>
+      </w:r>
+      <w:r>
+        <w:t>, а также PDF, страница и таблица.</w:t>
+      </w:r>
+    </w:p>
+    <w:p>
+      <w:pPr>
+        <w:spacing w:after="60"/>
+        <w:ind w:left="369" w:hanging="369"/>
+      </w:pPr>
+      <w:r>
+        <w:rPr>
+          <w:b/>
+        </w:rPr>
+        <w:t xml:space="preserve">7. </w:t>
+      </w:r>
+      <w:r>
+        <w:t>Допускается техническая очистка пробелов и переносов строк без изменения смысла. Нельзя</w:t>
+      </w:r>
+    </w:p>
+    <w:p>
+      <w:r>
+        <w:t>самостоятельно добавлять этаж, толщину, отметку или назначение, если их нет в выбранном исходном заголовке; эти параметры хранятся в отдельных полях.</w:t>
+      </w:r>
+    </w:p>
+    <w:p>
+      <w:pPr>
+        <w:spacing w:after="60"/>
+        <w:ind w:left="369" w:hanging="369"/>
+      </w:pPr>
+      <w:r>
+        <w:rPr>
+          <w:b/>
+        </w:rPr>
+        <w:t xml:space="preserve">8. </w:t>
+      </w:r>
+      <w:r>
+        <w:t>При нескольких конкурирующих названиях модель сохраняет варианты, устанавливает</w:t>
+      </w:r>
+    </w:p>
+    <w:p>
+      <w:r>
+        <w:rPr>
+          <w:rFonts w:ascii="Courier New" w:hAnsi="Courier New"/>
+          <w:color w:val="374151"/>
+          <w:sz w:val="19"/>
+        </w:rPr>
+        <w:t>needs_review</w:t>
+      </w:r>
+      <w:r>
+        <w:t xml:space="preserve"> и не склеивает новое название из фрагментов.</w:t>
+      </w:r>
+    </w:p>
+    <w:p>
+      <w:pPr>
+        <w:spacing w:after="60"/>
+        <w:ind w:left="369" w:hanging="369"/>
+      </w:pPr>
+      <w:r>
+        <w:rPr>
+          <w:b/>
+        </w:rPr>
+        <w:t xml:space="preserve">9. </w:t>
+      </w:r>
+      <w:r>
+        <w:t>Для повторяющихся конструкций каждая физическая группа получает собственное проектное</w:t>
+      </w:r>
+    </w:p>
+    <w:p>
+      <w:r>
+        <w:t xml:space="preserve">название. Наличие общего канонического </w:t>
+      </w:r>
+      <w:r>
+        <w:rPr>
+          <w:rFonts w:ascii="Courier New" w:hAnsi="Courier New"/>
+          <w:color w:val="374151"/>
+          <w:sz w:val="19"/>
+        </w:rPr>
+        <w:t>section_code</w:t>
+      </w:r>
+      <w:r>
+        <w:t xml:space="preserve"> не делает их заголовки одинаковыми.</w:t>
+      </w:r>
+    </w:p>
+    <w:p>
+      <w:r>
+        <w:t xml:space="preserve">Правила и результат проверки текущей реализации зафиксированы в отчёте </w:t>
+      </w:r>
+      <w:r>
+        <w:rPr>
+          <w:rFonts w:ascii="Courier New" w:hAnsi="Courier New"/>
+          <w:color w:val="374151"/>
+          <w:sz w:val="19"/>
+        </w:rPr>
+        <w:t>section_title_source_audit_2026-09-27.md</w:t>
+      </w:r>
+      <w:r>
+        <w:t>.</w:t>
       </w:r>
     </w:p>
     <w:p>
